--- a/doc/project/03-计划文档/迭代开发计划第一稿.docx
+++ b/doc/project/03-计划文档/迭代开发计划第一稿.docx
@@ -1638,6 +1638,7 @@
     </w:p>
     <w:tbl>
       <w:tblPr>
+        <w:tblStyle w:val="6"/>
         <w:tblW w:w="0" w:type="auto"/>
         <w:tblInd w:w="0" w:type="dxa"/>
         <w:tblBorders>
@@ -1648,7 +1649,7 @@
           <w:insideH w:val="none" w:color="auto" w:sz="0" w:space="0"/>
           <w:insideV w:val="none" w:color="auto" w:sz="0" w:space="0"/>
         </w:tblBorders>
-        <w:shd w:val="clear"/>
+        <w:shd w:val="clear" w:color="auto" w:fill="auto"/>
         <w:tblLayout w:type="autofit"/>
         <w:tblCellMar>
           <w:top w:w="0" w:type="dxa"/>
@@ -1671,7 +1672,7 @@
             <w:insideH w:val="none" w:color="auto" w:sz="0" w:space="0"/>
             <w:insideV w:val="none" w:color="auto" w:sz="0" w:space="0"/>
           </w:tblBorders>
-          <w:shd w:val="clear"/>
+          <w:shd w:val="clear" w:color="auto" w:fill="auto"/>
           <w:tblCellMar>
             <w:top w:w="0" w:type="dxa"/>
             <w:left w:w="0" w:type="dxa"/>
@@ -1753,6 +1754,285 @@
                 <w:lang w:val="en-US" w:eastAsia="zh-CN"/>
               </w:rPr>
               <w:t>解释</w:t>
+            </w:r>
+          </w:p>
+        </w:tc>
+      </w:tr>
+      <w:tr>
+        <w:tblPrEx>
+          <w:tblBorders>
+            <w:top w:val="single" w:color="auto" w:sz="2" w:space="0"/>
+            <w:left w:val="single" w:color="auto" w:sz="2" w:space="0"/>
+            <w:bottom w:val="single" w:color="auto" w:sz="2" w:space="0"/>
+            <w:right w:val="single" w:color="auto" w:sz="2" w:space="0"/>
+            <w:insideH w:val="none" w:color="auto" w:sz="0" w:space="0"/>
+            <w:insideV w:val="none" w:color="auto" w:sz="0" w:space="0"/>
+          </w:tblBorders>
+          <w:shd w:val="clear" w:color="auto" w:fill="auto"/>
+          <w:tblCellMar>
+            <w:top w:w="0" w:type="dxa"/>
+            <w:left w:w="0" w:type="dxa"/>
+            <w:bottom w:w="0" w:type="dxa"/>
+            <w:right w:w="0" w:type="dxa"/>
+          </w:tblCellMar>
+        </w:tblPrEx>
+        <w:tc>
+          <w:tcPr>
+            <w:tcW w:w="0" w:type="auto"/>
+            <w:tcBorders>
+              <w:top w:val="nil"/>
+              <w:left w:val="nil"/>
+              <w:bottom w:val="nil"/>
+              <w:right w:val="single" w:color="auto" w:sz="2" w:space="0"/>
+            </w:tcBorders>
+            <w:shd w:val="clear" w:color="auto" w:fill="auto"/>
+            <w:tcMar>
+              <w:top w:w="120" w:type="dxa"/>
+              <w:left w:w="180" w:type="dxa"/>
+              <w:bottom w:w="120" w:type="dxa"/>
+              <w:right w:w="180" w:type="dxa"/>
+            </w:tcMar>
+            <w:vAlign w:val="center"/>
+          </w:tcPr>
+          <w:p>
+            <w:pPr>
+              <w:rPr>
+                <w:rFonts w:hint="eastAsia" w:ascii="楷体" w:hAnsi="楷体" w:eastAsia="楷体" w:cs="楷体"/>
+                <w:sz w:val="24"/>
+                <w:szCs w:val="24"/>
+              </w:rPr>
+            </w:pPr>
+            <w:r>
+              <w:rPr>
+                <w:rFonts w:hint="eastAsia" w:ascii="楷体" w:hAnsi="楷体" w:eastAsia="楷体" w:cs="楷体"/>
+                <w:sz w:val="24"/>
+                <w:szCs w:val="24"/>
+                <w:lang w:val="en-US" w:eastAsia="zh-CN"/>
+              </w:rPr>
+              <w:t>管理员</w:t>
+            </w:r>
+          </w:p>
+        </w:tc>
+        <w:tc>
+          <w:tcPr>
+            <w:tcW w:w="0" w:type="auto"/>
+            <w:tcBorders>
+              <w:top w:val="nil"/>
+              <w:left w:val="nil"/>
+              <w:bottom w:val="nil"/>
+              <w:right w:val="nil"/>
+            </w:tcBorders>
+            <w:shd w:val="clear" w:color="auto" w:fill="auto"/>
+            <w:tcMar>
+              <w:top w:w="120" w:type="dxa"/>
+              <w:left w:w="180" w:type="dxa"/>
+              <w:bottom w:w="120" w:type="dxa"/>
+              <w:right w:w="180" w:type="dxa"/>
+            </w:tcMar>
+            <w:vAlign w:val="center"/>
+          </w:tcPr>
+          <w:p>
+            <w:pPr>
+              <w:rPr>
+                <w:rFonts w:hint="eastAsia" w:ascii="楷体" w:hAnsi="楷体" w:eastAsia="楷体" w:cs="楷体"/>
+                <w:sz w:val="24"/>
+                <w:szCs w:val="24"/>
+              </w:rPr>
+            </w:pPr>
+            <w:r>
+              <w:rPr>
+                <w:rFonts w:hint="eastAsia" w:ascii="楷体" w:hAnsi="楷体" w:eastAsia="楷体" w:cs="楷体"/>
+                <w:sz w:val="24"/>
+                <w:szCs w:val="24"/>
+                <w:lang w:val="en-US" w:eastAsia="zh-CN"/>
+              </w:rPr>
+              <w:t>平台管理用户，负责人员 / 地区 / 设备管理、工单监控、人工派单等</w:t>
+            </w:r>
+          </w:p>
+        </w:tc>
+      </w:tr>
+      <w:tr>
+        <w:tblPrEx>
+          <w:tblBorders>
+            <w:top w:val="single" w:color="auto" w:sz="2" w:space="0"/>
+            <w:left w:val="single" w:color="auto" w:sz="2" w:space="0"/>
+            <w:bottom w:val="single" w:color="auto" w:sz="2" w:space="0"/>
+            <w:right w:val="single" w:color="auto" w:sz="2" w:space="0"/>
+            <w:insideH w:val="none" w:color="auto" w:sz="0" w:space="0"/>
+            <w:insideV w:val="none" w:color="auto" w:sz="0" w:space="0"/>
+          </w:tblBorders>
+          <w:shd w:val="clear" w:color="auto" w:fill="auto"/>
+          <w:tblCellMar>
+            <w:top w:w="0" w:type="dxa"/>
+            <w:left w:w="0" w:type="dxa"/>
+            <w:bottom w:w="0" w:type="dxa"/>
+            <w:right w:w="0" w:type="dxa"/>
+          </w:tblCellMar>
+        </w:tblPrEx>
+        <w:tc>
+          <w:tcPr>
+            <w:tcW w:w="0" w:type="auto"/>
+            <w:tcBorders>
+              <w:top w:val="nil"/>
+              <w:left w:val="nil"/>
+              <w:bottom w:val="nil"/>
+              <w:right w:val="single" w:color="auto" w:sz="2" w:space="0"/>
+            </w:tcBorders>
+            <w:shd w:val="clear" w:color="auto" w:fill="auto"/>
+            <w:tcMar>
+              <w:top w:w="120" w:type="dxa"/>
+              <w:left w:w="180" w:type="dxa"/>
+              <w:bottom w:w="120" w:type="dxa"/>
+              <w:right w:w="180" w:type="dxa"/>
+            </w:tcMar>
+            <w:vAlign w:val="center"/>
+          </w:tcPr>
+          <w:p>
+            <w:pPr>
+              <w:rPr>
+                <w:rFonts w:hint="eastAsia" w:ascii="楷体" w:hAnsi="楷体" w:eastAsia="楷体" w:cs="楷体"/>
+                <w:sz w:val="24"/>
+                <w:szCs w:val="24"/>
+              </w:rPr>
+            </w:pPr>
+            <w:r>
+              <w:rPr>
+                <w:rFonts w:hint="eastAsia" w:ascii="楷体" w:hAnsi="楷体" w:eastAsia="楷体" w:cs="楷体"/>
+                <w:sz w:val="24"/>
+                <w:szCs w:val="24"/>
+                <w:lang w:val="en-US" w:eastAsia="zh-CN"/>
+              </w:rPr>
+              <w:t>维修人员</w:t>
+            </w:r>
+          </w:p>
+        </w:tc>
+        <w:tc>
+          <w:tcPr>
+            <w:tcW w:w="0" w:type="auto"/>
+            <w:tcBorders>
+              <w:top w:val="nil"/>
+              <w:left w:val="nil"/>
+              <w:bottom w:val="nil"/>
+              <w:right w:val="nil"/>
+            </w:tcBorders>
+            <w:shd w:val="clear" w:color="auto" w:fill="auto"/>
+            <w:tcMar>
+              <w:top w:w="120" w:type="dxa"/>
+              <w:left w:w="180" w:type="dxa"/>
+              <w:bottom w:w="120" w:type="dxa"/>
+              <w:right w:w="180" w:type="dxa"/>
+            </w:tcMar>
+            <w:vAlign w:val="center"/>
+          </w:tcPr>
+          <w:p>
+            <w:pPr>
+              <w:rPr>
+                <w:rFonts w:hint="eastAsia" w:ascii="楷体" w:hAnsi="楷体" w:eastAsia="楷体" w:cs="楷体"/>
+                <w:sz w:val="24"/>
+                <w:szCs w:val="24"/>
+              </w:rPr>
+            </w:pPr>
+            <w:r>
+              <w:rPr>
+                <w:rFonts w:hint="eastAsia" w:ascii="楷体" w:hAnsi="楷体" w:eastAsia="楷体" w:cs="楷体"/>
+                <w:sz w:val="24"/>
+                <w:szCs w:val="24"/>
+                <w:lang w:val="en-US" w:eastAsia="zh-CN"/>
+              </w:rPr>
+              <w:t>平台运维用户，负责接收工单、处理设备故障、巡检辖区设备</w:t>
+            </w:r>
+          </w:p>
+        </w:tc>
+      </w:tr>
+      <w:tr>
+        <w:tblPrEx>
+          <w:tblBorders>
+            <w:top w:val="single" w:color="auto" w:sz="2" w:space="0"/>
+            <w:left w:val="single" w:color="auto" w:sz="2" w:space="0"/>
+            <w:bottom w:val="single" w:color="auto" w:sz="2" w:space="0"/>
+            <w:right w:val="single" w:color="auto" w:sz="2" w:space="0"/>
+            <w:insideH w:val="none" w:color="auto" w:sz="0" w:space="0"/>
+            <w:insideV w:val="none" w:color="auto" w:sz="0" w:space="0"/>
+          </w:tblBorders>
+          <w:shd w:val="clear" w:color="auto" w:fill="auto"/>
+          <w:tblCellMar>
+            <w:top w:w="0" w:type="dxa"/>
+            <w:left w:w="0" w:type="dxa"/>
+            <w:bottom w:w="0" w:type="dxa"/>
+            <w:right w:w="0" w:type="dxa"/>
+          </w:tblCellMar>
+        </w:tblPrEx>
+        <w:tc>
+          <w:tcPr>
+            <w:tcW w:w="0" w:type="auto"/>
+            <w:tcBorders>
+              <w:top w:val="nil"/>
+              <w:left w:val="nil"/>
+              <w:bottom w:val="nil"/>
+              <w:right w:val="single" w:color="auto" w:sz="2" w:space="0"/>
+            </w:tcBorders>
+            <w:shd w:val="clear" w:color="auto" w:fill="auto"/>
+            <w:tcMar>
+              <w:top w:w="120" w:type="dxa"/>
+              <w:left w:w="180" w:type="dxa"/>
+              <w:bottom w:w="120" w:type="dxa"/>
+              <w:right w:w="180" w:type="dxa"/>
+            </w:tcMar>
+            <w:vAlign w:val="center"/>
+          </w:tcPr>
+          <w:p>
+            <w:pPr>
+              <w:rPr>
+                <w:rFonts w:hint="eastAsia" w:ascii="楷体" w:hAnsi="楷体" w:eastAsia="楷体" w:cs="楷体"/>
+                <w:sz w:val="24"/>
+                <w:szCs w:val="24"/>
+              </w:rPr>
+            </w:pPr>
+            <w:r>
+              <w:rPr>
+                <w:rFonts w:hint="eastAsia" w:ascii="楷体" w:hAnsi="楷体" w:eastAsia="楷体" w:cs="楷体"/>
+                <w:sz w:val="24"/>
+                <w:szCs w:val="24"/>
+                <w:lang w:val="en-US" w:eastAsia="zh-CN"/>
+              </w:rPr>
+              <w:t>学生</w:t>
+            </w:r>
+          </w:p>
+        </w:tc>
+        <w:tc>
+          <w:tcPr>
+            <w:tcW w:w="0" w:type="auto"/>
+            <w:tcBorders>
+              <w:top w:val="nil"/>
+              <w:left w:val="nil"/>
+              <w:bottom w:val="nil"/>
+              <w:right w:val="nil"/>
+            </w:tcBorders>
+            <w:shd w:val="clear" w:color="auto" w:fill="auto"/>
+            <w:tcMar>
+              <w:top w:w="120" w:type="dxa"/>
+              <w:left w:w="180" w:type="dxa"/>
+              <w:bottom w:w="120" w:type="dxa"/>
+              <w:right w:w="180" w:type="dxa"/>
+            </w:tcMar>
+            <w:vAlign w:val="center"/>
+          </w:tcPr>
+          <w:p>
+            <w:pPr>
+              <w:rPr>
+                <w:rFonts w:hint="eastAsia" w:ascii="楷体" w:hAnsi="楷体" w:eastAsia="楷体" w:cs="楷体"/>
+                <w:sz w:val="24"/>
+                <w:szCs w:val="24"/>
+              </w:rPr>
+            </w:pPr>
+            <w:r>
+              <w:rPr>
+                <w:rFonts w:hint="eastAsia" w:ascii="楷体" w:hAnsi="楷体" w:eastAsia="楷体" w:cs="楷体"/>
+                <w:sz w:val="24"/>
+                <w:szCs w:val="24"/>
+                <w:lang w:val="en-US" w:eastAsia="zh-CN"/>
+              </w:rPr>
+              <w:t>平台使用用户，负责查看饮水点、扫码用水、查询水质与饮水量</w:t>
             </w:r>
           </w:p>
         </w:tc>
@@ -1783,31 +2063,31 @@
               <w:bottom w:val="nil"/>
               <w:right w:val="single" w:color="auto" w:sz="2" w:space="0"/>
             </w:tcBorders>
-            <w:shd w:val="clear"/>
-            <w:tcMar>
-              <w:top w:w="120" w:type="dxa"/>
-              <w:left w:w="180" w:type="dxa"/>
-              <w:bottom w:w="120" w:type="dxa"/>
-              <w:right w:w="180" w:type="dxa"/>
-            </w:tcMar>
-            <w:vAlign w:val="center"/>
-          </w:tcPr>
-          <w:p>
-            <w:pPr>
-              <w:rPr>
-                <w:rFonts w:hint="eastAsia" w:ascii="楷体" w:hAnsi="楷体" w:eastAsia="楷体" w:cs="楷体"/>
-                <w:sz w:val="24"/>
-                <w:szCs w:val="24"/>
-              </w:rPr>
-            </w:pPr>
-            <w:r>
-              <w:rPr>
-                <w:rFonts w:hint="eastAsia" w:ascii="楷体" w:hAnsi="楷体" w:eastAsia="楷体" w:cs="楷体"/>
-                <w:sz w:val="24"/>
-                <w:szCs w:val="24"/>
-                <w:lang w:val="en-US" w:eastAsia="zh-CN"/>
-              </w:rPr>
-              <w:t>管理员</w:t>
+            <w:shd w:val="clear" w:color="auto" w:fill="auto"/>
+            <w:tcMar>
+              <w:top w:w="120" w:type="dxa"/>
+              <w:left w:w="180" w:type="dxa"/>
+              <w:bottom w:w="120" w:type="dxa"/>
+              <w:right w:w="180" w:type="dxa"/>
+            </w:tcMar>
+            <w:vAlign w:val="center"/>
+          </w:tcPr>
+          <w:p>
+            <w:pPr>
+              <w:rPr>
+                <w:rFonts w:hint="eastAsia" w:ascii="楷体" w:hAnsi="楷体" w:eastAsia="楷体" w:cs="楷体"/>
+                <w:sz w:val="24"/>
+                <w:szCs w:val="24"/>
+              </w:rPr>
+            </w:pPr>
+            <w:r>
+              <w:rPr>
+                <w:rFonts w:hint="eastAsia" w:ascii="楷体" w:hAnsi="楷体" w:eastAsia="楷体" w:cs="楷体"/>
+                <w:sz w:val="24"/>
+                <w:szCs w:val="24"/>
+                <w:lang w:val="en-US" w:eastAsia="zh-CN"/>
+              </w:rPr>
+              <w:t>MQTT</w:t>
             </w:r>
           </w:p>
         </w:tc>
@@ -1820,31 +2100,31 @@
               <w:bottom w:val="nil"/>
               <w:right w:val="nil"/>
             </w:tcBorders>
-            <w:shd w:val="clear"/>
-            <w:tcMar>
-              <w:top w:w="120" w:type="dxa"/>
-              <w:left w:w="180" w:type="dxa"/>
-              <w:bottom w:w="120" w:type="dxa"/>
-              <w:right w:w="180" w:type="dxa"/>
-            </w:tcMar>
-            <w:vAlign w:val="center"/>
-          </w:tcPr>
-          <w:p>
-            <w:pPr>
-              <w:rPr>
-                <w:rFonts w:hint="eastAsia" w:ascii="楷体" w:hAnsi="楷体" w:eastAsia="楷体" w:cs="楷体"/>
-                <w:sz w:val="24"/>
-                <w:szCs w:val="24"/>
-              </w:rPr>
-            </w:pPr>
-            <w:r>
-              <w:rPr>
-                <w:rFonts w:hint="eastAsia" w:ascii="楷体" w:hAnsi="楷体" w:eastAsia="楷体" w:cs="楷体"/>
-                <w:sz w:val="24"/>
-                <w:szCs w:val="24"/>
-                <w:lang w:val="en-US" w:eastAsia="zh-CN"/>
-              </w:rPr>
-              <w:t>平台管理用户，负责人员 / 地区 / 设备管理、工单监控、人工派单等</w:t>
+            <w:shd w:val="clear" w:color="auto" w:fill="auto"/>
+            <w:tcMar>
+              <w:top w:w="120" w:type="dxa"/>
+              <w:left w:w="180" w:type="dxa"/>
+              <w:bottom w:w="120" w:type="dxa"/>
+              <w:right w:w="180" w:type="dxa"/>
+            </w:tcMar>
+            <w:vAlign w:val="center"/>
+          </w:tcPr>
+          <w:p>
+            <w:pPr>
+              <w:rPr>
+                <w:rFonts w:hint="eastAsia" w:ascii="楷体" w:hAnsi="楷体" w:eastAsia="楷体" w:cs="楷体"/>
+                <w:sz w:val="24"/>
+                <w:szCs w:val="24"/>
+              </w:rPr>
+            </w:pPr>
+            <w:r>
+              <w:rPr>
+                <w:rFonts w:hint="eastAsia" w:ascii="楷体" w:hAnsi="楷体" w:eastAsia="楷体" w:cs="楷体"/>
+                <w:sz w:val="24"/>
+                <w:szCs w:val="24"/>
+                <w:lang w:val="en-US" w:eastAsia="zh-CN"/>
+              </w:rPr>
+              <w:t>消息队列遥测传输协议，用于设备数据上传云端</w:t>
             </w:r>
           </w:p>
         </w:tc>
@@ -1859,7 +2139,7 @@
             <w:insideH w:val="none" w:color="auto" w:sz="0" w:space="0"/>
             <w:insideV w:val="none" w:color="auto" w:sz="0" w:space="0"/>
           </w:tblBorders>
-          <w:shd w:val="clear"/>
+          <w:shd w:val="clear" w:color="auto" w:fill="auto"/>
           <w:tblCellMar>
             <w:top w:w="0" w:type="dxa"/>
             <w:left w:w="0" w:type="dxa"/>
@@ -1876,31 +2156,31 @@
               <w:bottom w:val="nil"/>
               <w:right w:val="single" w:color="auto" w:sz="2" w:space="0"/>
             </w:tcBorders>
-            <w:shd w:val="clear"/>
-            <w:tcMar>
-              <w:top w:w="120" w:type="dxa"/>
-              <w:left w:w="180" w:type="dxa"/>
-              <w:bottom w:w="120" w:type="dxa"/>
-              <w:right w:w="180" w:type="dxa"/>
-            </w:tcMar>
-            <w:vAlign w:val="center"/>
-          </w:tcPr>
-          <w:p>
-            <w:pPr>
-              <w:rPr>
-                <w:rFonts w:hint="eastAsia" w:ascii="楷体" w:hAnsi="楷体" w:eastAsia="楷体" w:cs="楷体"/>
-                <w:sz w:val="24"/>
-                <w:szCs w:val="24"/>
-              </w:rPr>
-            </w:pPr>
-            <w:r>
-              <w:rPr>
-                <w:rFonts w:hint="eastAsia" w:ascii="楷体" w:hAnsi="楷体" w:eastAsia="楷体" w:cs="楷体"/>
-                <w:sz w:val="24"/>
-                <w:szCs w:val="24"/>
-                <w:lang w:val="en-US" w:eastAsia="zh-CN"/>
-              </w:rPr>
-              <w:t>维修人员</w:t>
+            <w:shd w:val="clear" w:color="auto" w:fill="auto"/>
+            <w:tcMar>
+              <w:top w:w="120" w:type="dxa"/>
+              <w:left w:w="180" w:type="dxa"/>
+              <w:bottom w:w="120" w:type="dxa"/>
+              <w:right w:w="180" w:type="dxa"/>
+            </w:tcMar>
+            <w:vAlign w:val="center"/>
+          </w:tcPr>
+          <w:p>
+            <w:pPr>
+              <w:rPr>
+                <w:rFonts w:hint="eastAsia" w:ascii="楷体" w:hAnsi="楷体" w:eastAsia="楷体" w:cs="楷体"/>
+                <w:sz w:val="24"/>
+                <w:szCs w:val="24"/>
+              </w:rPr>
+            </w:pPr>
+            <w:r>
+              <w:rPr>
+                <w:rFonts w:hint="eastAsia" w:ascii="楷体" w:hAnsi="楷体" w:eastAsia="楷体" w:cs="楷体"/>
+                <w:sz w:val="24"/>
+                <w:szCs w:val="24"/>
+                <w:lang w:val="en-US" w:eastAsia="zh-CN"/>
+              </w:rPr>
+              <w:t>TDS</w:t>
             </w:r>
           </w:p>
         </w:tc>
@@ -1913,286 +2193,7 @@
               <w:bottom w:val="nil"/>
               <w:right w:val="nil"/>
             </w:tcBorders>
-            <w:shd w:val="clear"/>
-            <w:tcMar>
-              <w:top w:w="120" w:type="dxa"/>
-              <w:left w:w="180" w:type="dxa"/>
-              <w:bottom w:w="120" w:type="dxa"/>
-              <w:right w:w="180" w:type="dxa"/>
-            </w:tcMar>
-            <w:vAlign w:val="center"/>
-          </w:tcPr>
-          <w:p>
-            <w:pPr>
-              <w:rPr>
-                <w:rFonts w:hint="eastAsia" w:ascii="楷体" w:hAnsi="楷体" w:eastAsia="楷体" w:cs="楷体"/>
-                <w:sz w:val="24"/>
-                <w:szCs w:val="24"/>
-              </w:rPr>
-            </w:pPr>
-            <w:r>
-              <w:rPr>
-                <w:rFonts w:hint="eastAsia" w:ascii="楷体" w:hAnsi="楷体" w:eastAsia="楷体" w:cs="楷体"/>
-                <w:sz w:val="24"/>
-                <w:szCs w:val="24"/>
-                <w:lang w:val="en-US" w:eastAsia="zh-CN"/>
-              </w:rPr>
-              <w:t>平台运维用户，负责接收工单、处理设备故障、巡检辖区设备</w:t>
-            </w:r>
-          </w:p>
-        </w:tc>
-      </w:tr>
-      <w:tr>
-        <w:tblPrEx>
-          <w:tblBorders>
-            <w:top w:val="single" w:color="auto" w:sz="2" w:space="0"/>
-            <w:left w:val="single" w:color="auto" w:sz="2" w:space="0"/>
-            <w:bottom w:val="single" w:color="auto" w:sz="2" w:space="0"/>
-            <w:right w:val="single" w:color="auto" w:sz="2" w:space="0"/>
-            <w:insideH w:val="none" w:color="auto" w:sz="0" w:space="0"/>
-            <w:insideV w:val="none" w:color="auto" w:sz="0" w:space="0"/>
-          </w:tblBorders>
-          <w:shd w:val="clear"/>
-          <w:tblCellMar>
-            <w:top w:w="0" w:type="dxa"/>
-            <w:left w:w="0" w:type="dxa"/>
-            <w:bottom w:w="0" w:type="dxa"/>
-            <w:right w:w="0" w:type="dxa"/>
-          </w:tblCellMar>
-        </w:tblPrEx>
-        <w:tc>
-          <w:tcPr>
-            <w:tcW w:w="0" w:type="auto"/>
-            <w:tcBorders>
-              <w:top w:val="nil"/>
-              <w:left w:val="nil"/>
-              <w:bottom w:val="nil"/>
-              <w:right w:val="single" w:color="auto" w:sz="2" w:space="0"/>
-            </w:tcBorders>
-            <w:shd w:val="clear"/>
-            <w:tcMar>
-              <w:top w:w="120" w:type="dxa"/>
-              <w:left w:w="180" w:type="dxa"/>
-              <w:bottom w:w="120" w:type="dxa"/>
-              <w:right w:w="180" w:type="dxa"/>
-            </w:tcMar>
-            <w:vAlign w:val="center"/>
-          </w:tcPr>
-          <w:p>
-            <w:pPr>
-              <w:rPr>
-                <w:rFonts w:hint="eastAsia" w:ascii="楷体" w:hAnsi="楷体" w:eastAsia="楷体" w:cs="楷体"/>
-                <w:sz w:val="24"/>
-                <w:szCs w:val="24"/>
-              </w:rPr>
-            </w:pPr>
-            <w:r>
-              <w:rPr>
-                <w:rFonts w:hint="eastAsia" w:ascii="楷体" w:hAnsi="楷体" w:eastAsia="楷体" w:cs="楷体"/>
-                <w:sz w:val="24"/>
-                <w:szCs w:val="24"/>
-                <w:lang w:val="en-US" w:eastAsia="zh-CN"/>
-              </w:rPr>
-              <w:t>学生</w:t>
-            </w:r>
-          </w:p>
-        </w:tc>
-        <w:tc>
-          <w:tcPr>
-            <w:tcW w:w="0" w:type="auto"/>
-            <w:tcBorders>
-              <w:top w:val="nil"/>
-              <w:left w:val="nil"/>
-              <w:bottom w:val="nil"/>
-              <w:right w:val="nil"/>
-            </w:tcBorders>
-            <w:shd w:val="clear"/>
-            <w:tcMar>
-              <w:top w:w="120" w:type="dxa"/>
-              <w:left w:w="180" w:type="dxa"/>
-              <w:bottom w:w="120" w:type="dxa"/>
-              <w:right w:w="180" w:type="dxa"/>
-            </w:tcMar>
-            <w:vAlign w:val="center"/>
-          </w:tcPr>
-          <w:p>
-            <w:pPr>
-              <w:rPr>
-                <w:rFonts w:hint="eastAsia" w:ascii="楷体" w:hAnsi="楷体" w:eastAsia="楷体" w:cs="楷体"/>
-                <w:sz w:val="24"/>
-                <w:szCs w:val="24"/>
-              </w:rPr>
-            </w:pPr>
-            <w:r>
-              <w:rPr>
-                <w:rFonts w:hint="eastAsia" w:ascii="楷体" w:hAnsi="楷体" w:eastAsia="楷体" w:cs="楷体"/>
-                <w:sz w:val="24"/>
-                <w:szCs w:val="24"/>
-                <w:lang w:val="en-US" w:eastAsia="zh-CN"/>
-              </w:rPr>
-              <w:t>平台使用用户，负责查看饮水点、扫码用水、查询水质与饮水量</w:t>
-            </w:r>
-          </w:p>
-        </w:tc>
-      </w:tr>
-      <w:tr>
-        <w:tblPrEx>
-          <w:tblBorders>
-            <w:top w:val="single" w:color="auto" w:sz="2" w:space="0"/>
-            <w:left w:val="single" w:color="auto" w:sz="2" w:space="0"/>
-            <w:bottom w:val="single" w:color="auto" w:sz="2" w:space="0"/>
-            <w:right w:val="single" w:color="auto" w:sz="2" w:space="0"/>
-            <w:insideH w:val="none" w:color="auto" w:sz="0" w:space="0"/>
-            <w:insideV w:val="none" w:color="auto" w:sz="0" w:space="0"/>
-          </w:tblBorders>
-          <w:shd w:val="clear"/>
-          <w:tblCellMar>
-            <w:top w:w="0" w:type="dxa"/>
-            <w:left w:w="0" w:type="dxa"/>
-            <w:bottom w:w="0" w:type="dxa"/>
-            <w:right w:w="0" w:type="dxa"/>
-          </w:tblCellMar>
-        </w:tblPrEx>
-        <w:tc>
-          <w:tcPr>
-            <w:tcW w:w="0" w:type="auto"/>
-            <w:tcBorders>
-              <w:top w:val="nil"/>
-              <w:left w:val="nil"/>
-              <w:bottom w:val="nil"/>
-              <w:right w:val="single" w:color="auto" w:sz="2" w:space="0"/>
-            </w:tcBorders>
-            <w:shd w:val="clear"/>
-            <w:tcMar>
-              <w:top w:w="120" w:type="dxa"/>
-              <w:left w:w="180" w:type="dxa"/>
-              <w:bottom w:w="120" w:type="dxa"/>
-              <w:right w:w="180" w:type="dxa"/>
-            </w:tcMar>
-            <w:vAlign w:val="center"/>
-          </w:tcPr>
-          <w:p>
-            <w:pPr>
-              <w:rPr>
-                <w:rFonts w:hint="eastAsia" w:ascii="楷体" w:hAnsi="楷体" w:eastAsia="楷体" w:cs="楷体"/>
-                <w:sz w:val="24"/>
-                <w:szCs w:val="24"/>
-              </w:rPr>
-            </w:pPr>
-            <w:r>
-              <w:rPr>
-                <w:rFonts w:hint="eastAsia" w:ascii="楷体" w:hAnsi="楷体" w:eastAsia="楷体" w:cs="楷体"/>
-                <w:sz w:val="24"/>
-                <w:szCs w:val="24"/>
-                <w:lang w:val="en-US" w:eastAsia="zh-CN"/>
-              </w:rPr>
-              <w:t>MQTT</w:t>
-            </w:r>
-          </w:p>
-        </w:tc>
-        <w:tc>
-          <w:tcPr>
-            <w:tcW w:w="0" w:type="auto"/>
-            <w:tcBorders>
-              <w:top w:val="nil"/>
-              <w:left w:val="nil"/>
-              <w:bottom w:val="nil"/>
-              <w:right w:val="nil"/>
-            </w:tcBorders>
-            <w:shd w:val="clear"/>
-            <w:tcMar>
-              <w:top w:w="120" w:type="dxa"/>
-              <w:left w:w="180" w:type="dxa"/>
-              <w:bottom w:w="120" w:type="dxa"/>
-              <w:right w:w="180" w:type="dxa"/>
-            </w:tcMar>
-            <w:vAlign w:val="center"/>
-          </w:tcPr>
-          <w:p>
-            <w:pPr>
-              <w:rPr>
-                <w:rFonts w:hint="eastAsia" w:ascii="楷体" w:hAnsi="楷体" w:eastAsia="楷体" w:cs="楷体"/>
-                <w:sz w:val="24"/>
-                <w:szCs w:val="24"/>
-              </w:rPr>
-            </w:pPr>
-            <w:r>
-              <w:rPr>
-                <w:rFonts w:hint="eastAsia" w:ascii="楷体" w:hAnsi="楷体" w:eastAsia="楷体" w:cs="楷体"/>
-                <w:sz w:val="24"/>
-                <w:szCs w:val="24"/>
-                <w:lang w:val="en-US" w:eastAsia="zh-CN"/>
-              </w:rPr>
-              <w:t>消息队列遥测传输协议，用于设备数据上传云端</w:t>
-            </w:r>
-          </w:p>
-        </w:tc>
-      </w:tr>
-      <w:tr>
-        <w:tblPrEx>
-          <w:tblBorders>
-            <w:top w:val="single" w:color="auto" w:sz="2" w:space="0"/>
-            <w:left w:val="single" w:color="auto" w:sz="2" w:space="0"/>
-            <w:bottom w:val="single" w:color="auto" w:sz="2" w:space="0"/>
-            <w:right w:val="single" w:color="auto" w:sz="2" w:space="0"/>
-            <w:insideH w:val="none" w:color="auto" w:sz="0" w:space="0"/>
-            <w:insideV w:val="none" w:color="auto" w:sz="0" w:space="0"/>
-          </w:tblBorders>
-          <w:shd w:val="clear"/>
-          <w:tblCellMar>
-            <w:top w:w="0" w:type="dxa"/>
-            <w:left w:w="0" w:type="dxa"/>
-            <w:bottom w:w="0" w:type="dxa"/>
-            <w:right w:w="0" w:type="dxa"/>
-          </w:tblCellMar>
-        </w:tblPrEx>
-        <w:tc>
-          <w:tcPr>
-            <w:tcW w:w="0" w:type="auto"/>
-            <w:tcBorders>
-              <w:top w:val="nil"/>
-              <w:left w:val="nil"/>
-              <w:bottom w:val="nil"/>
-              <w:right w:val="single" w:color="auto" w:sz="2" w:space="0"/>
-            </w:tcBorders>
-            <w:shd w:val="clear"/>
-            <w:tcMar>
-              <w:top w:w="120" w:type="dxa"/>
-              <w:left w:w="180" w:type="dxa"/>
-              <w:bottom w:w="120" w:type="dxa"/>
-              <w:right w:w="180" w:type="dxa"/>
-            </w:tcMar>
-            <w:vAlign w:val="center"/>
-          </w:tcPr>
-          <w:p>
-            <w:pPr>
-              <w:rPr>
-                <w:rFonts w:hint="eastAsia" w:ascii="楷体" w:hAnsi="楷体" w:eastAsia="楷体" w:cs="楷体"/>
-                <w:sz w:val="24"/>
-                <w:szCs w:val="24"/>
-              </w:rPr>
-            </w:pPr>
-            <w:r>
-              <w:rPr>
-                <w:rFonts w:hint="eastAsia" w:ascii="楷体" w:hAnsi="楷体" w:eastAsia="楷体" w:cs="楷体"/>
-                <w:sz w:val="24"/>
-                <w:szCs w:val="24"/>
-                <w:lang w:val="en-US" w:eastAsia="zh-CN"/>
-              </w:rPr>
-              <w:t>TDS</w:t>
-            </w:r>
-          </w:p>
-        </w:tc>
-        <w:tc>
-          <w:tcPr>
-            <w:tcW w:w="0" w:type="auto"/>
-            <w:tcBorders>
-              <w:top w:val="nil"/>
-              <w:left w:val="nil"/>
-              <w:bottom w:val="nil"/>
-              <w:right w:val="nil"/>
-            </w:tcBorders>
-            <w:shd w:val="clear"/>
+            <w:shd w:val="clear" w:color="auto" w:fill="auto"/>
             <w:tcMar>
               <w:top w:w="120" w:type="dxa"/>
               <w:left w:w="180" w:type="dxa"/>
@@ -2533,6 +2534,7 @@
     </w:p>
     <w:tbl>
       <w:tblPr>
+        <w:tblStyle w:val="6"/>
         <w:tblW w:w="0" w:type="auto"/>
         <w:tblInd w:w="0" w:type="dxa"/>
         <w:tblBorders>
@@ -2543,7 +2545,7 @@
           <w:insideH w:val="none" w:color="auto" w:sz="0" w:space="0"/>
           <w:insideV w:val="none" w:color="auto" w:sz="0" w:space="0"/>
         </w:tblBorders>
-        <w:shd w:val="clear"/>
+        <w:shd w:val="clear" w:color="auto" w:fill="auto"/>
         <w:tblLayout w:type="autofit"/>
         <w:tblCellMar>
           <w:top w:w="0" w:type="dxa"/>
@@ -2566,7 +2568,7 @@
             <w:insideH w:val="none" w:color="auto" w:sz="0" w:space="0"/>
             <w:insideV w:val="none" w:color="auto" w:sz="0" w:space="0"/>
           </w:tblBorders>
-          <w:shd w:val="clear"/>
+          <w:shd w:val="clear" w:color="auto" w:fill="auto"/>
           <w:tblCellMar>
             <w:top w:w="0" w:type="dxa"/>
             <w:left w:w="0" w:type="dxa"/>
@@ -2648,6 +2650,192 @@
                 <w:lang w:val="en-US" w:eastAsia="zh-CN"/>
               </w:rPr>
               <w:t>优先级</w:t>
+            </w:r>
+          </w:p>
+        </w:tc>
+      </w:tr>
+      <w:tr>
+        <w:tblPrEx>
+          <w:tblBorders>
+            <w:top w:val="single" w:color="auto" w:sz="2" w:space="0"/>
+            <w:left w:val="single" w:color="auto" w:sz="2" w:space="0"/>
+            <w:bottom w:val="single" w:color="auto" w:sz="2" w:space="0"/>
+            <w:right w:val="single" w:color="auto" w:sz="2" w:space="0"/>
+            <w:insideH w:val="none" w:color="auto" w:sz="0" w:space="0"/>
+            <w:insideV w:val="none" w:color="auto" w:sz="0" w:space="0"/>
+          </w:tblBorders>
+          <w:shd w:val="clear" w:color="auto" w:fill="auto"/>
+          <w:tblCellMar>
+            <w:top w:w="0" w:type="dxa"/>
+            <w:left w:w="0" w:type="dxa"/>
+            <w:bottom w:w="0" w:type="dxa"/>
+            <w:right w:w="0" w:type="dxa"/>
+          </w:tblCellMar>
+        </w:tblPrEx>
+        <w:tc>
+          <w:tcPr>
+            <w:tcW w:w="0" w:type="auto"/>
+            <w:tcBorders>
+              <w:top w:val="nil"/>
+              <w:left w:val="nil"/>
+              <w:bottom w:val="nil"/>
+              <w:right w:val="single" w:color="auto" w:sz="2" w:space="0"/>
+            </w:tcBorders>
+            <w:shd w:val="clear" w:color="auto" w:fill="auto"/>
+            <w:tcMar>
+              <w:top w:w="120" w:type="dxa"/>
+              <w:left w:w="180" w:type="dxa"/>
+              <w:bottom w:w="120" w:type="dxa"/>
+              <w:right w:w="180" w:type="dxa"/>
+            </w:tcMar>
+            <w:vAlign w:val="center"/>
+          </w:tcPr>
+          <w:p>
+            <w:pPr>
+              <w:rPr>
+                <w:rFonts w:hint="eastAsia" w:ascii="楷体" w:hAnsi="楷体" w:eastAsia="楷体" w:cs="楷体"/>
+                <w:sz w:val="24"/>
+                <w:szCs w:val="24"/>
+              </w:rPr>
+            </w:pPr>
+            <w:r>
+              <w:rPr>
+                <w:rFonts w:hint="eastAsia" w:ascii="楷体" w:hAnsi="楷体" w:eastAsia="楷体" w:cs="楷体"/>
+                <w:sz w:val="24"/>
+                <w:szCs w:val="24"/>
+                <w:lang w:val="en-US" w:eastAsia="zh-CN"/>
+              </w:rPr>
+              <w:t>用户登录（多角色）</w:t>
+            </w:r>
+          </w:p>
+        </w:tc>
+        <w:tc>
+          <w:tcPr>
+            <w:tcW w:w="0" w:type="auto"/>
+            <w:tcBorders>
+              <w:top w:val="nil"/>
+              <w:left w:val="nil"/>
+              <w:bottom w:val="nil"/>
+              <w:right w:val="nil"/>
+            </w:tcBorders>
+            <w:shd w:val="clear" w:color="auto" w:fill="auto"/>
+            <w:tcMar>
+              <w:top w:w="120" w:type="dxa"/>
+              <w:left w:w="180" w:type="dxa"/>
+              <w:bottom w:w="120" w:type="dxa"/>
+              <w:right w:w="180" w:type="dxa"/>
+            </w:tcMar>
+            <w:vAlign w:val="center"/>
+          </w:tcPr>
+          <w:p>
+            <w:pPr>
+              <w:rPr>
+                <w:rFonts w:hint="eastAsia" w:ascii="楷体" w:hAnsi="楷体" w:eastAsia="楷体" w:cs="楷体"/>
+                <w:sz w:val="24"/>
+                <w:szCs w:val="24"/>
+              </w:rPr>
+            </w:pPr>
+            <w:r>
+              <w:rPr>
+                <w:rFonts w:hint="eastAsia" w:ascii="楷体" w:hAnsi="楷体" w:eastAsia="楷体" w:cs="楷体"/>
+                <w:sz w:val="24"/>
+                <w:szCs w:val="24"/>
+                <w:lang w:val="en-US" w:eastAsia="zh-CN"/>
+              </w:rPr>
+              <w:t>高</w:t>
+            </w:r>
+          </w:p>
+        </w:tc>
+      </w:tr>
+      <w:tr>
+        <w:tblPrEx>
+          <w:tblBorders>
+            <w:top w:val="single" w:color="auto" w:sz="2" w:space="0"/>
+            <w:left w:val="single" w:color="auto" w:sz="2" w:space="0"/>
+            <w:bottom w:val="single" w:color="auto" w:sz="2" w:space="0"/>
+            <w:right w:val="single" w:color="auto" w:sz="2" w:space="0"/>
+            <w:insideH w:val="none" w:color="auto" w:sz="0" w:space="0"/>
+            <w:insideV w:val="none" w:color="auto" w:sz="0" w:space="0"/>
+          </w:tblBorders>
+          <w:shd w:val="clear" w:color="auto" w:fill="auto"/>
+          <w:tblCellMar>
+            <w:top w:w="0" w:type="dxa"/>
+            <w:left w:w="0" w:type="dxa"/>
+            <w:bottom w:w="0" w:type="dxa"/>
+            <w:right w:w="0" w:type="dxa"/>
+          </w:tblCellMar>
+        </w:tblPrEx>
+        <w:tc>
+          <w:tcPr>
+            <w:tcW w:w="0" w:type="auto"/>
+            <w:tcBorders>
+              <w:top w:val="nil"/>
+              <w:left w:val="nil"/>
+              <w:bottom w:val="nil"/>
+              <w:right w:val="single" w:color="auto" w:sz="2" w:space="0"/>
+            </w:tcBorders>
+            <w:shd w:val="clear" w:color="auto" w:fill="auto"/>
+            <w:tcMar>
+              <w:top w:w="120" w:type="dxa"/>
+              <w:left w:w="180" w:type="dxa"/>
+              <w:bottom w:w="120" w:type="dxa"/>
+              <w:right w:w="180" w:type="dxa"/>
+            </w:tcMar>
+            <w:vAlign w:val="center"/>
+          </w:tcPr>
+          <w:p>
+            <w:pPr>
+              <w:rPr>
+                <w:rFonts w:hint="eastAsia" w:ascii="楷体" w:hAnsi="楷体" w:eastAsia="楷体" w:cs="楷体"/>
+                <w:sz w:val="24"/>
+                <w:szCs w:val="24"/>
+              </w:rPr>
+            </w:pPr>
+            <w:r>
+              <w:rPr>
+                <w:rFonts w:hint="eastAsia" w:ascii="楷体" w:hAnsi="楷体" w:eastAsia="楷体" w:cs="楷体"/>
+                <w:sz w:val="24"/>
+                <w:szCs w:val="24"/>
+                <w:lang w:val="en-US" w:eastAsia="zh-CN"/>
+              </w:rPr>
+              <w:t>数据模拟器（定时生成数据）</w:t>
+            </w:r>
+          </w:p>
+        </w:tc>
+        <w:tc>
+          <w:tcPr>
+            <w:tcW w:w="0" w:type="auto"/>
+            <w:tcBorders>
+              <w:top w:val="nil"/>
+              <w:left w:val="nil"/>
+              <w:bottom w:val="nil"/>
+              <w:right w:val="nil"/>
+            </w:tcBorders>
+            <w:shd w:val="clear" w:color="auto" w:fill="auto"/>
+            <w:tcMar>
+              <w:top w:w="120" w:type="dxa"/>
+              <w:left w:w="180" w:type="dxa"/>
+              <w:bottom w:w="120" w:type="dxa"/>
+              <w:right w:w="180" w:type="dxa"/>
+            </w:tcMar>
+            <w:vAlign w:val="center"/>
+          </w:tcPr>
+          <w:p>
+            <w:pPr>
+              <w:rPr>
+                <w:rFonts w:hint="eastAsia" w:ascii="楷体" w:hAnsi="楷体" w:eastAsia="楷体" w:cs="楷体"/>
+                <w:sz w:val="24"/>
+                <w:szCs w:val="24"/>
+              </w:rPr>
+            </w:pPr>
+            <w:r>
+              <w:rPr>
+                <w:rFonts w:hint="eastAsia" w:ascii="楷体" w:hAnsi="楷体" w:eastAsia="楷体" w:cs="楷体"/>
+                <w:sz w:val="24"/>
+                <w:szCs w:val="24"/>
+                <w:lang w:val="en-US" w:eastAsia="zh-CN"/>
+              </w:rPr>
+              <w:t>高</w:t>
             </w:r>
           </w:p>
         </w:tc>
@@ -2678,31 +2866,31 @@
               <w:bottom w:val="nil"/>
               <w:right w:val="single" w:color="auto" w:sz="2" w:space="0"/>
             </w:tcBorders>
-            <w:shd w:val="clear"/>
-            <w:tcMar>
-              <w:top w:w="120" w:type="dxa"/>
-              <w:left w:w="180" w:type="dxa"/>
-              <w:bottom w:w="120" w:type="dxa"/>
-              <w:right w:w="180" w:type="dxa"/>
-            </w:tcMar>
-            <w:vAlign w:val="center"/>
-          </w:tcPr>
-          <w:p>
-            <w:pPr>
-              <w:rPr>
-                <w:rFonts w:hint="eastAsia" w:ascii="楷体" w:hAnsi="楷体" w:eastAsia="楷体" w:cs="楷体"/>
-                <w:sz w:val="24"/>
-                <w:szCs w:val="24"/>
-              </w:rPr>
-            </w:pPr>
-            <w:r>
-              <w:rPr>
-                <w:rFonts w:hint="eastAsia" w:ascii="楷体" w:hAnsi="楷体" w:eastAsia="楷体" w:cs="楷体"/>
-                <w:sz w:val="24"/>
-                <w:szCs w:val="24"/>
-                <w:lang w:val="en-US" w:eastAsia="zh-CN"/>
-              </w:rPr>
-              <w:t>用户登录（多角色）</w:t>
+            <w:shd w:val="clear" w:color="auto" w:fill="auto"/>
+            <w:tcMar>
+              <w:top w:w="120" w:type="dxa"/>
+              <w:left w:w="180" w:type="dxa"/>
+              <w:bottom w:w="120" w:type="dxa"/>
+              <w:right w:w="180" w:type="dxa"/>
+            </w:tcMar>
+            <w:vAlign w:val="center"/>
+          </w:tcPr>
+          <w:p>
+            <w:pPr>
+              <w:rPr>
+                <w:rFonts w:hint="eastAsia" w:ascii="楷体" w:hAnsi="楷体" w:eastAsia="楷体" w:cs="楷体"/>
+                <w:sz w:val="24"/>
+                <w:szCs w:val="24"/>
+              </w:rPr>
+            </w:pPr>
+            <w:r>
+              <w:rPr>
+                <w:rFonts w:hint="eastAsia" w:ascii="楷体" w:hAnsi="楷体" w:eastAsia="楷体" w:cs="楷体"/>
+                <w:sz w:val="24"/>
+                <w:szCs w:val="24"/>
+                <w:lang w:val="en-US" w:eastAsia="zh-CN"/>
+              </w:rPr>
+              <w:t>管理员 - 设备监控</w:t>
             </w:r>
           </w:p>
         </w:tc>
@@ -2715,7 +2903,565 @@
               <w:bottom w:val="nil"/>
               <w:right w:val="nil"/>
             </w:tcBorders>
-            <w:shd w:val="clear"/>
+            <w:shd w:val="clear" w:color="auto" w:fill="auto"/>
+            <w:tcMar>
+              <w:top w:w="120" w:type="dxa"/>
+              <w:left w:w="180" w:type="dxa"/>
+              <w:bottom w:w="120" w:type="dxa"/>
+              <w:right w:w="180" w:type="dxa"/>
+            </w:tcMar>
+            <w:vAlign w:val="center"/>
+          </w:tcPr>
+          <w:p>
+            <w:pPr>
+              <w:rPr>
+                <w:rFonts w:hint="eastAsia" w:ascii="楷体" w:hAnsi="楷体" w:eastAsia="楷体" w:cs="楷体"/>
+                <w:sz w:val="24"/>
+                <w:szCs w:val="24"/>
+              </w:rPr>
+            </w:pPr>
+            <w:r>
+              <w:rPr>
+                <w:rFonts w:hint="eastAsia" w:ascii="楷体" w:hAnsi="楷体" w:eastAsia="楷体" w:cs="楷体"/>
+                <w:sz w:val="24"/>
+                <w:szCs w:val="24"/>
+                <w:lang w:val="en-US" w:eastAsia="zh-CN"/>
+              </w:rPr>
+              <w:t>高</w:t>
+            </w:r>
+          </w:p>
+        </w:tc>
+      </w:tr>
+      <w:tr>
+        <w:tblPrEx>
+          <w:tblBorders>
+            <w:top w:val="single" w:color="auto" w:sz="2" w:space="0"/>
+            <w:left w:val="single" w:color="auto" w:sz="2" w:space="0"/>
+            <w:bottom w:val="single" w:color="auto" w:sz="2" w:space="0"/>
+            <w:right w:val="single" w:color="auto" w:sz="2" w:space="0"/>
+            <w:insideH w:val="none" w:color="auto" w:sz="0" w:space="0"/>
+            <w:insideV w:val="none" w:color="auto" w:sz="0" w:space="0"/>
+          </w:tblBorders>
+          <w:shd w:val="clear" w:color="auto" w:fill="auto"/>
+          <w:tblCellMar>
+            <w:top w:w="0" w:type="dxa"/>
+            <w:left w:w="0" w:type="dxa"/>
+            <w:bottom w:w="0" w:type="dxa"/>
+            <w:right w:w="0" w:type="dxa"/>
+          </w:tblCellMar>
+        </w:tblPrEx>
+        <w:tc>
+          <w:tcPr>
+            <w:tcW w:w="0" w:type="auto"/>
+            <w:tcBorders>
+              <w:top w:val="nil"/>
+              <w:left w:val="nil"/>
+              <w:bottom w:val="nil"/>
+              <w:right w:val="single" w:color="auto" w:sz="2" w:space="0"/>
+            </w:tcBorders>
+            <w:shd w:val="clear" w:color="auto" w:fill="auto"/>
+            <w:tcMar>
+              <w:top w:w="120" w:type="dxa"/>
+              <w:left w:w="180" w:type="dxa"/>
+              <w:bottom w:w="120" w:type="dxa"/>
+              <w:right w:w="180" w:type="dxa"/>
+            </w:tcMar>
+            <w:vAlign w:val="center"/>
+          </w:tcPr>
+          <w:p>
+            <w:pPr>
+              <w:rPr>
+                <w:rFonts w:hint="eastAsia" w:ascii="楷体" w:hAnsi="楷体" w:eastAsia="楷体" w:cs="楷体"/>
+                <w:sz w:val="24"/>
+                <w:szCs w:val="24"/>
+              </w:rPr>
+            </w:pPr>
+            <w:r>
+              <w:rPr>
+                <w:rFonts w:hint="eastAsia" w:ascii="楷体" w:hAnsi="楷体" w:eastAsia="楷体" w:cs="楷体"/>
+                <w:sz w:val="24"/>
+                <w:szCs w:val="24"/>
+                <w:lang w:val="en-US" w:eastAsia="zh-CN"/>
+              </w:rPr>
+              <w:t>管理员 - 人员 / 用户管理</w:t>
+            </w:r>
+          </w:p>
+        </w:tc>
+        <w:tc>
+          <w:tcPr>
+            <w:tcW w:w="0" w:type="auto"/>
+            <w:tcBorders>
+              <w:top w:val="nil"/>
+              <w:left w:val="nil"/>
+              <w:bottom w:val="nil"/>
+              <w:right w:val="nil"/>
+            </w:tcBorders>
+            <w:shd w:val="clear" w:color="auto" w:fill="auto"/>
+            <w:tcMar>
+              <w:top w:w="120" w:type="dxa"/>
+              <w:left w:w="180" w:type="dxa"/>
+              <w:bottom w:w="120" w:type="dxa"/>
+              <w:right w:w="180" w:type="dxa"/>
+            </w:tcMar>
+            <w:vAlign w:val="center"/>
+          </w:tcPr>
+          <w:p>
+            <w:pPr>
+              <w:rPr>
+                <w:rFonts w:hint="eastAsia" w:ascii="楷体" w:hAnsi="楷体" w:eastAsia="楷体" w:cs="楷体"/>
+                <w:sz w:val="24"/>
+                <w:szCs w:val="24"/>
+              </w:rPr>
+            </w:pPr>
+            <w:r>
+              <w:rPr>
+                <w:rFonts w:hint="eastAsia" w:ascii="楷体" w:hAnsi="楷体" w:eastAsia="楷体" w:cs="楷体"/>
+                <w:sz w:val="24"/>
+                <w:szCs w:val="24"/>
+                <w:lang w:val="en-US" w:eastAsia="zh-CN"/>
+              </w:rPr>
+              <w:t>高</w:t>
+            </w:r>
+          </w:p>
+        </w:tc>
+      </w:tr>
+      <w:tr>
+        <w:tblPrEx>
+          <w:tblBorders>
+            <w:top w:val="single" w:color="auto" w:sz="2" w:space="0"/>
+            <w:left w:val="single" w:color="auto" w:sz="2" w:space="0"/>
+            <w:bottom w:val="single" w:color="auto" w:sz="2" w:space="0"/>
+            <w:right w:val="single" w:color="auto" w:sz="2" w:space="0"/>
+            <w:insideH w:val="none" w:color="auto" w:sz="0" w:space="0"/>
+            <w:insideV w:val="none" w:color="auto" w:sz="0" w:space="0"/>
+          </w:tblBorders>
+          <w:shd w:val="clear" w:color="auto" w:fill="auto"/>
+          <w:tblCellMar>
+            <w:top w:w="0" w:type="dxa"/>
+            <w:left w:w="0" w:type="dxa"/>
+            <w:bottom w:w="0" w:type="dxa"/>
+            <w:right w:w="0" w:type="dxa"/>
+          </w:tblCellMar>
+        </w:tblPrEx>
+        <w:tc>
+          <w:tcPr>
+            <w:tcW w:w="0" w:type="auto"/>
+            <w:tcBorders>
+              <w:top w:val="nil"/>
+              <w:left w:val="nil"/>
+              <w:bottom w:val="nil"/>
+              <w:right w:val="single" w:color="auto" w:sz="2" w:space="0"/>
+            </w:tcBorders>
+            <w:shd w:val="clear" w:color="auto" w:fill="auto"/>
+            <w:tcMar>
+              <w:top w:w="120" w:type="dxa"/>
+              <w:left w:w="180" w:type="dxa"/>
+              <w:bottom w:w="120" w:type="dxa"/>
+              <w:right w:w="180" w:type="dxa"/>
+            </w:tcMar>
+            <w:vAlign w:val="center"/>
+          </w:tcPr>
+          <w:p>
+            <w:pPr>
+              <w:rPr>
+                <w:rFonts w:hint="eastAsia" w:ascii="楷体" w:hAnsi="楷体" w:eastAsia="楷体" w:cs="楷体"/>
+                <w:sz w:val="24"/>
+                <w:szCs w:val="24"/>
+              </w:rPr>
+            </w:pPr>
+            <w:r>
+              <w:rPr>
+                <w:rFonts w:hint="eastAsia" w:ascii="楷体" w:hAnsi="楷体" w:eastAsia="楷体" w:cs="楷体"/>
+                <w:sz w:val="24"/>
+                <w:szCs w:val="24"/>
+                <w:lang w:val="en-US" w:eastAsia="zh-CN"/>
+              </w:rPr>
+              <w:t>管理员 - 告警查看</w:t>
+            </w:r>
+          </w:p>
+        </w:tc>
+        <w:tc>
+          <w:tcPr>
+            <w:tcW w:w="0" w:type="auto"/>
+            <w:tcBorders>
+              <w:top w:val="nil"/>
+              <w:left w:val="nil"/>
+              <w:bottom w:val="nil"/>
+              <w:right w:val="nil"/>
+            </w:tcBorders>
+            <w:shd w:val="clear" w:color="auto" w:fill="auto"/>
+            <w:tcMar>
+              <w:top w:w="120" w:type="dxa"/>
+              <w:left w:w="180" w:type="dxa"/>
+              <w:bottom w:w="120" w:type="dxa"/>
+              <w:right w:w="180" w:type="dxa"/>
+            </w:tcMar>
+            <w:vAlign w:val="center"/>
+          </w:tcPr>
+          <w:p>
+            <w:pPr>
+              <w:rPr>
+                <w:rFonts w:hint="eastAsia" w:ascii="楷体" w:hAnsi="楷体" w:eastAsia="楷体" w:cs="楷体"/>
+                <w:sz w:val="24"/>
+                <w:szCs w:val="24"/>
+              </w:rPr>
+            </w:pPr>
+            <w:r>
+              <w:rPr>
+                <w:rFonts w:hint="eastAsia" w:ascii="楷体" w:hAnsi="楷体" w:eastAsia="楷体" w:cs="楷体"/>
+                <w:sz w:val="24"/>
+                <w:szCs w:val="24"/>
+                <w:lang w:val="en-US" w:eastAsia="zh-CN"/>
+              </w:rPr>
+              <w:t>高</w:t>
+            </w:r>
+          </w:p>
+        </w:tc>
+      </w:tr>
+      <w:tr>
+        <w:tblPrEx>
+          <w:tblBorders>
+            <w:top w:val="single" w:color="auto" w:sz="2" w:space="0"/>
+            <w:left w:val="single" w:color="auto" w:sz="2" w:space="0"/>
+            <w:bottom w:val="single" w:color="auto" w:sz="2" w:space="0"/>
+            <w:right w:val="single" w:color="auto" w:sz="2" w:space="0"/>
+            <w:insideH w:val="none" w:color="auto" w:sz="0" w:space="0"/>
+            <w:insideV w:val="none" w:color="auto" w:sz="0" w:space="0"/>
+          </w:tblBorders>
+          <w:shd w:val="clear" w:color="auto" w:fill="auto"/>
+          <w:tblCellMar>
+            <w:top w:w="0" w:type="dxa"/>
+            <w:left w:w="0" w:type="dxa"/>
+            <w:bottom w:w="0" w:type="dxa"/>
+            <w:right w:w="0" w:type="dxa"/>
+          </w:tblCellMar>
+        </w:tblPrEx>
+        <w:tc>
+          <w:tcPr>
+            <w:tcW w:w="0" w:type="auto"/>
+            <w:tcBorders>
+              <w:top w:val="nil"/>
+              <w:left w:val="nil"/>
+              <w:bottom w:val="nil"/>
+              <w:right w:val="single" w:color="auto" w:sz="2" w:space="0"/>
+            </w:tcBorders>
+            <w:shd w:val="clear" w:color="auto" w:fill="auto"/>
+            <w:tcMar>
+              <w:top w:w="120" w:type="dxa"/>
+              <w:left w:w="180" w:type="dxa"/>
+              <w:bottom w:w="120" w:type="dxa"/>
+              <w:right w:w="180" w:type="dxa"/>
+            </w:tcMar>
+            <w:vAlign w:val="center"/>
+          </w:tcPr>
+          <w:p>
+            <w:pPr>
+              <w:rPr>
+                <w:rFonts w:hint="eastAsia" w:ascii="楷体" w:hAnsi="楷体" w:eastAsia="楷体" w:cs="楷体"/>
+                <w:sz w:val="24"/>
+                <w:szCs w:val="24"/>
+              </w:rPr>
+            </w:pPr>
+            <w:r>
+              <w:rPr>
+                <w:rFonts w:hint="eastAsia" w:ascii="楷体" w:hAnsi="楷体" w:eastAsia="楷体" w:cs="楷体"/>
+                <w:sz w:val="24"/>
+                <w:szCs w:val="24"/>
+                <w:lang w:val="en-US" w:eastAsia="zh-CN"/>
+              </w:rPr>
+              <w:t>管理员 - 人工派单</w:t>
+            </w:r>
+          </w:p>
+        </w:tc>
+        <w:tc>
+          <w:tcPr>
+            <w:tcW w:w="0" w:type="auto"/>
+            <w:tcBorders>
+              <w:top w:val="nil"/>
+              <w:left w:val="nil"/>
+              <w:bottom w:val="nil"/>
+              <w:right w:val="nil"/>
+            </w:tcBorders>
+            <w:shd w:val="clear" w:color="auto" w:fill="auto"/>
+            <w:tcMar>
+              <w:top w:w="120" w:type="dxa"/>
+              <w:left w:w="180" w:type="dxa"/>
+              <w:bottom w:w="120" w:type="dxa"/>
+              <w:right w:w="180" w:type="dxa"/>
+            </w:tcMar>
+            <w:vAlign w:val="center"/>
+          </w:tcPr>
+          <w:p>
+            <w:pPr>
+              <w:rPr>
+                <w:rFonts w:hint="eastAsia" w:ascii="楷体" w:hAnsi="楷体" w:eastAsia="楷体" w:cs="楷体"/>
+                <w:sz w:val="24"/>
+                <w:szCs w:val="24"/>
+              </w:rPr>
+            </w:pPr>
+            <w:r>
+              <w:rPr>
+                <w:rFonts w:hint="eastAsia" w:ascii="楷体" w:hAnsi="楷体" w:eastAsia="楷体" w:cs="楷体"/>
+                <w:sz w:val="24"/>
+                <w:szCs w:val="24"/>
+                <w:lang w:val="en-US" w:eastAsia="zh-CN"/>
+              </w:rPr>
+              <w:t>高</w:t>
+            </w:r>
+          </w:p>
+        </w:tc>
+      </w:tr>
+      <w:tr>
+        <w:tblPrEx>
+          <w:tblBorders>
+            <w:top w:val="single" w:color="auto" w:sz="2" w:space="0"/>
+            <w:left w:val="single" w:color="auto" w:sz="2" w:space="0"/>
+            <w:bottom w:val="single" w:color="auto" w:sz="2" w:space="0"/>
+            <w:right w:val="single" w:color="auto" w:sz="2" w:space="0"/>
+            <w:insideH w:val="none" w:color="auto" w:sz="0" w:space="0"/>
+            <w:insideV w:val="none" w:color="auto" w:sz="0" w:space="0"/>
+          </w:tblBorders>
+          <w:shd w:val="clear" w:color="auto" w:fill="auto"/>
+          <w:tblCellMar>
+            <w:top w:w="0" w:type="dxa"/>
+            <w:left w:w="0" w:type="dxa"/>
+            <w:bottom w:w="0" w:type="dxa"/>
+            <w:right w:w="0" w:type="dxa"/>
+          </w:tblCellMar>
+        </w:tblPrEx>
+        <w:tc>
+          <w:tcPr>
+            <w:tcW w:w="0" w:type="auto"/>
+            <w:tcBorders>
+              <w:top w:val="nil"/>
+              <w:left w:val="nil"/>
+              <w:bottom w:val="nil"/>
+              <w:right w:val="single" w:color="auto" w:sz="2" w:space="0"/>
+            </w:tcBorders>
+            <w:shd w:val="clear" w:color="auto" w:fill="auto"/>
+            <w:tcMar>
+              <w:top w:w="120" w:type="dxa"/>
+              <w:left w:w="180" w:type="dxa"/>
+              <w:bottom w:w="120" w:type="dxa"/>
+              <w:right w:w="180" w:type="dxa"/>
+            </w:tcMar>
+            <w:vAlign w:val="center"/>
+          </w:tcPr>
+          <w:p>
+            <w:pPr>
+              <w:rPr>
+                <w:rFonts w:hint="eastAsia" w:ascii="楷体" w:hAnsi="楷体" w:eastAsia="楷体" w:cs="楷体"/>
+                <w:sz w:val="24"/>
+                <w:szCs w:val="24"/>
+              </w:rPr>
+            </w:pPr>
+            <w:r>
+              <w:rPr>
+                <w:rFonts w:hint="eastAsia" w:ascii="楷体" w:hAnsi="楷体" w:eastAsia="楷体" w:cs="楷体"/>
+                <w:sz w:val="24"/>
+                <w:szCs w:val="24"/>
+                <w:lang w:val="en-US" w:eastAsia="zh-CN"/>
+              </w:rPr>
+              <w:t>管理员 - 查看日志</w:t>
+            </w:r>
+          </w:p>
+        </w:tc>
+        <w:tc>
+          <w:tcPr>
+            <w:tcW w:w="0" w:type="auto"/>
+            <w:tcBorders>
+              <w:top w:val="nil"/>
+              <w:left w:val="nil"/>
+              <w:bottom w:val="nil"/>
+              <w:right w:val="nil"/>
+            </w:tcBorders>
+            <w:shd w:val="clear" w:color="auto" w:fill="auto"/>
+            <w:tcMar>
+              <w:top w:w="120" w:type="dxa"/>
+              <w:left w:w="180" w:type="dxa"/>
+              <w:bottom w:w="120" w:type="dxa"/>
+              <w:right w:w="180" w:type="dxa"/>
+            </w:tcMar>
+            <w:vAlign w:val="center"/>
+          </w:tcPr>
+          <w:p>
+            <w:pPr>
+              <w:rPr>
+                <w:rFonts w:hint="eastAsia" w:ascii="楷体" w:hAnsi="楷体" w:eastAsia="楷体" w:cs="楷体"/>
+                <w:sz w:val="24"/>
+                <w:szCs w:val="24"/>
+              </w:rPr>
+            </w:pPr>
+            <w:r>
+              <w:rPr>
+                <w:rFonts w:hint="eastAsia" w:ascii="楷体" w:hAnsi="楷体" w:eastAsia="楷体" w:cs="楷体"/>
+                <w:sz w:val="24"/>
+                <w:szCs w:val="24"/>
+                <w:lang w:val="en-US" w:eastAsia="zh-CN"/>
+              </w:rPr>
+              <w:t>中</w:t>
+            </w:r>
+          </w:p>
+        </w:tc>
+      </w:tr>
+      <w:tr>
+        <w:tblPrEx>
+          <w:tblBorders>
+            <w:top w:val="single" w:color="auto" w:sz="2" w:space="0"/>
+            <w:left w:val="single" w:color="auto" w:sz="2" w:space="0"/>
+            <w:bottom w:val="single" w:color="auto" w:sz="2" w:space="0"/>
+            <w:right w:val="single" w:color="auto" w:sz="2" w:space="0"/>
+            <w:insideH w:val="none" w:color="auto" w:sz="0" w:space="0"/>
+            <w:insideV w:val="none" w:color="auto" w:sz="0" w:space="0"/>
+          </w:tblBorders>
+          <w:shd w:val="clear" w:color="auto" w:fill="auto"/>
+          <w:tblCellMar>
+            <w:top w:w="0" w:type="dxa"/>
+            <w:left w:w="0" w:type="dxa"/>
+            <w:bottom w:w="0" w:type="dxa"/>
+            <w:right w:w="0" w:type="dxa"/>
+          </w:tblCellMar>
+        </w:tblPrEx>
+        <w:tc>
+          <w:tcPr>
+            <w:tcW w:w="0" w:type="auto"/>
+            <w:tcBorders>
+              <w:top w:val="nil"/>
+              <w:left w:val="nil"/>
+              <w:bottom w:val="nil"/>
+              <w:right w:val="single" w:color="auto" w:sz="2" w:space="0"/>
+            </w:tcBorders>
+            <w:shd w:val="clear" w:color="auto" w:fill="auto"/>
+            <w:tcMar>
+              <w:top w:w="120" w:type="dxa"/>
+              <w:left w:w="180" w:type="dxa"/>
+              <w:bottom w:w="120" w:type="dxa"/>
+              <w:right w:w="180" w:type="dxa"/>
+            </w:tcMar>
+            <w:vAlign w:val="center"/>
+          </w:tcPr>
+          <w:p>
+            <w:pPr>
+              <w:rPr>
+                <w:rFonts w:hint="eastAsia" w:ascii="楷体" w:hAnsi="楷体" w:eastAsia="楷体" w:cs="楷体"/>
+                <w:sz w:val="24"/>
+                <w:szCs w:val="24"/>
+              </w:rPr>
+            </w:pPr>
+            <w:r>
+              <w:rPr>
+                <w:rFonts w:hint="eastAsia" w:ascii="楷体" w:hAnsi="楷体" w:eastAsia="楷体" w:cs="楷体"/>
+                <w:sz w:val="24"/>
+                <w:szCs w:val="24"/>
+                <w:lang w:val="en-US" w:eastAsia="zh-CN"/>
+              </w:rPr>
+              <w:t>维修人员 - 辖区设备查看</w:t>
+            </w:r>
+          </w:p>
+        </w:tc>
+        <w:tc>
+          <w:tcPr>
+            <w:tcW w:w="0" w:type="auto"/>
+            <w:tcBorders>
+              <w:top w:val="nil"/>
+              <w:left w:val="nil"/>
+              <w:bottom w:val="nil"/>
+              <w:right w:val="nil"/>
+            </w:tcBorders>
+            <w:shd w:val="clear" w:color="auto" w:fill="auto"/>
+            <w:tcMar>
+              <w:top w:w="120" w:type="dxa"/>
+              <w:left w:w="180" w:type="dxa"/>
+              <w:bottom w:w="120" w:type="dxa"/>
+              <w:right w:w="180" w:type="dxa"/>
+            </w:tcMar>
+            <w:vAlign w:val="center"/>
+          </w:tcPr>
+          <w:p>
+            <w:pPr>
+              <w:rPr>
+                <w:rFonts w:hint="eastAsia" w:ascii="楷体" w:hAnsi="楷体" w:eastAsia="楷体" w:cs="楷体"/>
+                <w:sz w:val="24"/>
+                <w:szCs w:val="24"/>
+              </w:rPr>
+            </w:pPr>
+            <w:r>
+              <w:rPr>
+                <w:rFonts w:hint="eastAsia" w:ascii="楷体" w:hAnsi="楷体" w:eastAsia="楷体" w:cs="楷体"/>
+                <w:sz w:val="24"/>
+                <w:szCs w:val="24"/>
+                <w:lang w:val="en-US" w:eastAsia="zh-CN"/>
+              </w:rPr>
+              <w:t>高</w:t>
+            </w:r>
+          </w:p>
+        </w:tc>
+      </w:tr>
+      <w:tr>
+        <w:tblPrEx>
+          <w:tblBorders>
+            <w:top w:val="single" w:color="auto" w:sz="2" w:space="0"/>
+            <w:left w:val="single" w:color="auto" w:sz="2" w:space="0"/>
+            <w:bottom w:val="single" w:color="auto" w:sz="2" w:space="0"/>
+            <w:right w:val="single" w:color="auto" w:sz="2" w:space="0"/>
+            <w:insideH w:val="none" w:color="auto" w:sz="0" w:space="0"/>
+            <w:insideV w:val="none" w:color="auto" w:sz="0" w:space="0"/>
+          </w:tblBorders>
+          <w:shd w:val="clear" w:color="auto" w:fill="auto"/>
+          <w:tblCellMar>
+            <w:top w:w="0" w:type="dxa"/>
+            <w:left w:w="0" w:type="dxa"/>
+            <w:bottom w:w="0" w:type="dxa"/>
+            <w:right w:w="0" w:type="dxa"/>
+          </w:tblCellMar>
+        </w:tblPrEx>
+        <w:tc>
+          <w:tcPr>
+            <w:tcW w:w="0" w:type="auto"/>
+            <w:tcBorders>
+              <w:top w:val="nil"/>
+              <w:left w:val="nil"/>
+              <w:bottom w:val="nil"/>
+              <w:right w:val="single" w:color="auto" w:sz="2" w:space="0"/>
+            </w:tcBorders>
+            <w:shd w:val="clear" w:color="auto" w:fill="auto"/>
+            <w:tcMar>
+              <w:top w:w="120" w:type="dxa"/>
+              <w:left w:w="180" w:type="dxa"/>
+              <w:bottom w:w="120" w:type="dxa"/>
+              <w:right w:w="180" w:type="dxa"/>
+            </w:tcMar>
+            <w:vAlign w:val="center"/>
+          </w:tcPr>
+          <w:p>
+            <w:pPr>
+              <w:rPr>
+                <w:rFonts w:hint="eastAsia" w:ascii="楷体" w:hAnsi="楷体" w:eastAsia="楷体" w:cs="楷体"/>
+                <w:sz w:val="24"/>
+                <w:szCs w:val="24"/>
+              </w:rPr>
+            </w:pPr>
+            <w:r>
+              <w:rPr>
+                <w:rFonts w:hint="eastAsia" w:ascii="楷体" w:hAnsi="楷体" w:eastAsia="楷体" w:cs="楷体"/>
+                <w:sz w:val="24"/>
+                <w:szCs w:val="24"/>
+                <w:lang w:val="en-US" w:eastAsia="zh-CN"/>
+              </w:rPr>
+              <w:t>维修人员 - 工单抢单 / 拒单 / 提交</w:t>
+            </w:r>
+          </w:p>
+        </w:tc>
+        <w:tc>
+          <w:tcPr>
+            <w:tcW w:w="0" w:type="auto"/>
+            <w:tcBorders>
+              <w:top w:val="nil"/>
+              <w:left w:val="nil"/>
+              <w:bottom w:val="nil"/>
+              <w:right w:val="nil"/>
+            </w:tcBorders>
+            <w:shd w:val="clear" w:color="auto" w:fill="auto"/>
             <w:tcMar>
               <w:top w:w="120" w:type="dxa"/>
               <w:left w:w="180" w:type="dxa"/>
@@ -2770,31 +3516,31 @@
               <w:bottom w:val="nil"/>
               <w:right w:val="single" w:color="auto" w:sz="2" w:space="0"/>
             </w:tcBorders>
-            <w:shd w:val="clear"/>
-            <w:tcMar>
-              <w:top w:w="120" w:type="dxa"/>
-              <w:left w:w="180" w:type="dxa"/>
-              <w:bottom w:w="120" w:type="dxa"/>
-              <w:right w:w="180" w:type="dxa"/>
-            </w:tcMar>
-            <w:vAlign w:val="center"/>
-          </w:tcPr>
-          <w:p>
-            <w:pPr>
-              <w:rPr>
-                <w:rFonts w:hint="eastAsia" w:ascii="楷体" w:hAnsi="楷体" w:eastAsia="楷体" w:cs="楷体"/>
-                <w:sz w:val="24"/>
-                <w:szCs w:val="24"/>
-              </w:rPr>
-            </w:pPr>
-            <w:r>
-              <w:rPr>
-                <w:rFonts w:hint="eastAsia" w:ascii="楷体" w:hAnsi="楷体" w:eastAsia="楷体" w:cs="楷体"/>
-                <w:sz w:val="24"/>
-                <w:szCs w:val="24"/>
-                <w:lang w:val="en-US" w:eastAsia="zh-CN"/>
-              </w:rPr>
-              <w:t>数据模拟器（定时生成数据）</w:t>
+            <w:shd w:val="clear" w:color="auto" w:fill="auto"/>
+            <w:tcMar>
+              <w:top w:w="120" w:type="dxa"/>
+              <w:left w:w="180" w:type="dxa"/>
+              <w:bottom w:w="120" w:type="dxa"/>
+              <w:right w:w="180" w:type="dxa"/>
+            </w:tcMar>
+            <w:vAlign w:val="center"/>
+          </w:tcPr>
+          <w:p>
+            <w:pPr>
+              <w:rPr>
+                <w:rFonts w:hint="eastAsia" w:ascii="楷体" w:hAnsi="楷体" w:eastAsia="楷体" w:cs="楷体"/>
+                <w:sz w:val="24"/>
+                <w:szCs w:val="24"/>
+              </w:rPr>
+            </w:pPr>
+            <w:r>
+              <w:rPr>
+                <w:rFonts w:hint="eastAsia" w:ascii="楷体" w:hAnsi="楷体" w:eastAsia="楷体" w:cs="楷体"/>
+                <w:sz w:val="24"/>
+                <w:szCs w:val="24"/>
+                <w:lang w:val="en-US" w:eastAsia="zh-CN"/>
+              </w:rPr>
+              <w:t>维修人员 - 查看通知</w:t>
             </w:r>
           </w:p>
         </w:tc>
@@ -2807,31 +3553,31 @@
               <w:bottom w:val="nil"/>
               <w:right w:val="nil"/>
             </w:tcBorders>
-            <w:shd w:val="clear"/>
-            <w:tcMar>
-              <w:top w:w="120" w:type="dxa"/>
-              <w:left w:w="180" w:type="dxa"/>
-              <w:bottom w:w="120" w:type="dxa"/>
-              <w:right w:w="180" w:type="dxa"/>
-            </w:tcMar>
-            <w:vAlign w:val="center"/>
-          </w:tcPr>
-          <w:p>
-            <w:pPr>
-              <w:rPr>
-                <w:rFonts w:hint="eastAsia" w:ascii="楷体" w:hAnsi="楷体" w:eastAsia="楷体" w:cs="楷体"/>
-                <w:sz w:val="24"/>
-                <w:szCs w:val="24"/>
-              </w:rPr>
-            </w:pPr>
-            <w:r>
-              <w:rPr>
-                <w:rFonts w:hint="eastAsia" w:ascii="楷体" w:hAnsi="楷体" w:eastAsia="楷体" w:cs="楷体"/>
-                <w:sz w:val="24"/>
-                <w:szCs w:val="24"/>
-                <w:lang w:val="en-US" w:eastAsia="zh-CN"/>
-              </w:rPr>
-              <w:t>高</w:t>
+            <w:shd w:val="clear" w:color="auto" w:fill="auto"/>
+            <w:tcMar>
+              <w:top w:w="120" w:type="dxa"/>
+              <w:left w:w="180" w:type="dxa"/>
+              <w:bottom w:w="120" w:type="dxa"/>
+              <w:right w:w="180" w:type="dxa"/>
+            </w:tcMar>
+            <w:vAlign w:val="center"/>
+          </w:tcPr>
+          <w:p>
+            <w:pPr>
+              <w:rPr>
+                <w:rFonts w:hint="eastAsia" w:ascii="楷体" w:hAnsi="楷体" w:eastAsia="楷体" w:cs="楷体"/>
+                <w:sz w:val="24"/>
+                <w:szCs w:val="24"/>
+              </w:rPr>
+            </w:pPr>
+            <w:r>
+              <w:rPr>
+                <w:rFonts w:hint="eastAsia" w:ascii="楷体" w:hAnsi="楷体" w:eastAsia="楷体" w:cs="楷体"/>
+                <w:sz w:val="24"/>
+                <w:szCs w:val="24"/>
+                <w:lang w:val="en-US" w:eastAsia="zh-CN"/>
+              </w:rPr>
+              <w:t>低</w:t>
             </w:r>
           </w:p>
         </w:tc>
@@ -2846,7 +3592,7 @@
             <w:insideH w:val="none" w:color="auto" w:sz="0" w:space="0"/>
             <w:insideV w:val="none" w:color="auto" w:sz="0" w:space="0"/>
           </w:tblBorders>
-          <w:shd w:val="clear"/>
+          <w:shd w:val="clear" w:color="auto" w:fill="auto"/>
           <w:tblCellMar>
             <w:top w:w="0" w:type="dxa"/>
             <w:left w:w="0" w:type="dxa"/>
@@ -2863,31 +3609,31 @@
               <w:bottom w:val="nil"/>
               <w:right w:val="single" w:color="auto" w:sz="2" w:space="0"/>
             </w:tcBorders>
-            <w:shd w:val="clear"/>
-            <w:tcMar>
-              <w:top w:w="120" w:type="dxa"/>
-              <w:left w:w="180" w:type="dxa"/>
-              <w:bottom w:w="120" w:type="dxa"/>
-              <w:right w:w="180" w:type="dxa"/>
-            </w:tcMar>
-            <w:vAlign w:val="center"/>
-          </w:tcPr>
-          <w:p>
-            <w:pPr>
-              <w:rPr>
-                <w:rFonts w:hint="eastAsia" w:ascii="楷体" w:hAnsi="楷体" w:eastAsia="楷体" w:cs="楷体"/>
-                <w:sz w:val="24"/>
-                <w:szCs w:val="24"/>
-              </w:rPr>
-            </w:pPr>
-            <w:r>
-              <w:rPr>
-                <w:rFonts w:hint="eastAsia" w:ascii="楷体" w:hAnsi="楷体" w:eastAsia="楷体" w:cs="楷体"/>
-                <w:sz w:val="24"/>
-                <w:szCs w:val="24"/>
-                <w:lang w:val="en-US" w:eastAsia="zh-CN"/>
-              </w:rPr>
-              <w:t>管理员 - 设备监控</w:t>
+            <w:shd w:val="clear" w:color="auto" w:fill="auto"/>
+            <w:tcMar>
+              <w:top w:w="120" w:type="dxa"/>
+              <w:left w:w="180" w:type="dxa"/>
+              <w:bottom w:w="120" w:type="dxa"/>
+              <w:right w:w="180" w:type="dxa"/>
+            </w:tcMar>
+            <w:vAlign w:val="center"/>
+          </w:tcPr>
+          <w:p>
+            <w:pPr>
+              <w:rPr>
+                <w:rFonts w:hint="eastAsia" w:ascii="楷体" w:hAnsi="楷体" w:eastAsia="楷体" w:cs="楷体"/>
+                <w:sz w:val="24"/>
+                <w:szCs w:val="24"/>
+              </w:rPr>
+            </w:pPr>
+            <w:r>
+              <w:rPr>
+                <w:rFonts w:hint="eastAsia" w:ascii="楷体" w:hAnsi="楷体" w:eastAsia="楷体" w:cs="楷体"/>
+                <w:sz w:val="24"/>
+                <w:szCs w:val="24"/>
+                <w:lang w:val="en-US" w:eastAsia="zh-CN"/>
+              </w:rPr>
+              <w:t>学生 - 饮水点地图查看</w:t>
             </w:r>
           </w:p>
         </w:tc>
@@ -2900,7 +3646,7 @@
               <w:bottom w:val="nil"/>
               <w:right w:val="nil"/>
             </w:tcBorders>
-            <w:shd w:val="clear"/>
+            <w:shd w:val="clear" w:color="auto" w:fill="auto"/>
             <w:tcMar>
               <w:top w:w="120" w:type="dxa"/>
               <w:left w:w="180" w:type="dxa"/>
@@ -2939,6 +3685,7 @@
             <w:insideH w:val="none" w:color="auto" w:sz="0" w:space="0"/>
             <w:insideV w:val="none" w:color="auto" w:sz="0" w:space="0"/>
           </w:tblBorders>
+          <w:shd w:val="clear" w:color="auto" w:fill="auto"/>
           <w:tblCellMar>
             <w:top w:w="0" w:type="dxa"/>
             <w:left w:w="0" w:type="dxa"/>
@@ -2955,31 +3702,31 @@
               <w:bottom w:val="nil"/>
               <w:right w:val="single" w:color="auto" w:sz="2" w:space="0"/>
             </w:tcBorders>
-            <w:shd w:val="clear"/>
-            <w:tcMar>
-              <w:top w:w="120" w:type="dxa"/>
-              <w:left w:w="180" w:type="dxa"/>
-              <w:bottom w:w="120" w:type="dxa"/>
-              <w:right w:w="180" w:type="dxa"/>
-            </w:tcMar>
-            <w:vAlign w:val="center"/>
-          </w:tcPr>
-          <w:p>
-            <w:pPr>
-              <w:rPr>
-                <w:rFonts w:hint="eastAsia" w:ascii="楷体" w:hAnsi="楷体" w:eastAsia="楷体" w:cs="楷体"/>
-                <w:sz w:val="24"/>
-                <w:szCs w:val="24"/>
-              </w:rPr>
-            </w:pPr>
-            <w:r>
-              <w:rPr>
-                <w:rFonts w:hint="eastAsia" w:ascii="楷体" w:hAnsi="楷体" w:eastAsia="楷体" w:cs="楷体"/>
-                <w:sz w:val="24"/>
-                <w:szCs w:val="24"/>
-                <w:lang w:val="en-US" w:eastAsia="zh-CN"/>
-              </w:rPr>
-              <w:t>管理员 - 人员 / 用户管理</w:t>
+            <w:shd w:val="clear" w:color="auto" w:fill="auto"/>
+            <w:tcMar>
+              <w:top w:w="120" w:type="dxa"/>
+              <w:left w:w="180" w:type="dxa"/>
+              <w:bottom w:w="120" w:type="dxa"/>
+              <w:right w:w="180" w:type="dxa"/>
+            </w:tcMar>
+            <w:vAlign w:val="center"/>
+          </w:tcPr>
+          <w:p>
+            <w:pPr>
+              <w:rPr>
+                <w:rFonts w:hint="eastAsia" w:ascii="楷体" w:hAnsi="楷体" w:eastAsia="楷体" w:cs="楷体"/>
+                <w:sz w:val="24"/>
+                <w:szCs w:val="24"/>
+              </w:rPr>
+            </w:pPr>
+            <w:r>
+              <w:rPr>
+                <w:rFonts w:hint="eastAsia" w:ascii="楷体" w:hAnsi="楷体" w:eastAsia="楷体" w:cs="楷体"/>
+                <w:sz w:val="24"/>
+                <w:szCs w:val="24"/>
+                <w:lang w:val="en-US" w:eastAsia="zh-CN"/>
+              </w:rPr>
+              <w:t>学生 - 扫码用水</w:t>
             </w:r>
           </w:p>
         </w:tc>
@@ -2992,7 +3739,7 @@
               <w:bottom w:val="nil"/>
               <w:right w:val="nil"/>
             </w:tcBorders>
-            <w:shd w:val="clear"/>
+            <w:shd w:val="clear" w:color="auto" w:fill="auto"/>
             <w:tcMar>
               <w:top w:w="120" w:type="dxa"/>
               <w:left w:w="180" w:type="dxa"/>
@@ -3031,7 +3778,7 @@
             <w:insideH w:val="none" w:color="auto" w:sz="0" w:space="0"/>
             <w:insideV w:val="none" w:color="auto" w:sz="0" w:space="0"/>
           </w:tblBorders>
-          <w:shd w:val="clear"/>
+          <w:shd w:val="clear" w:color="auto" w:fill="auto"/>
           <w:tblCellMar>
             <w:top w:w="0" w:type="dxa"/>
             <w:left w:w="0" w:type="dxa"/>
@@ -3048,31 +3795,31 @@
               <w:bottom w:val="nil"/>
               <w:right w:val="single" w:color="auto" w:sz="2" w:space="0"/>
             </w:tcBorders>
-            <w:shd w:val="clear"/>
-            <w:tcMar>
-              <w:top w:w="120" w:type="dxa"/>
-              <w:left w:w="180" w:type="dxa"/>
-              <w:bottom w:w="120" w:type="dxa"/>
-              <w:right w:w="180" w:type="dxa"/>
-            </w:tcMar>
-            <w:vAlign w:val="center"/>
-          </w:tcPr>
-          <w:p>
-            <w:pPr>
-              <w:rPr>
-                <w:rFonts w:hint="eastAsia" w:ascii="楷体" w:hAnsi="楷体" w:eastAsia="楷体" w:cs="楷体"/>
-                <w:sz w:val="24"/>
-                <w:szCs w:val="24"/>
-              </w:rPr>
-            </w:pPr>
-            <w:r>
-              <w:rPr>
-                <w:rFonts w:hint="eastAsia" w:ascii="楷体" w:hAnsi="楷体" w:eastAsia="楷体" w:cs="楷体"/>
-                <w:sz w:val="24"/>
-                <w:szCs w:val="24"/>
-                <w:lang w:val="en-US" w:eastAsia="zh-CN"/>
-              </w:rPr>
-              <w:t>管理员 - 告警查看</w:t>
+            <w:shd w:val="clear" w:color="auto" w:fill="auto"/>
+            <w:tcMar>
+              <w:top w:w="120" w:type="dxa"/>
+              <w:left w:w="180" w:type="dxa"/>
+              <w:bottom w:w="120" w:type="dxa"/>
+              <w:right w:w="180" w:type="dxa"/>
+            </w:tcMar>
+            <w:vAlign w:val="center"/>
+          </w:tcPr>
+          <w:p>
+            <w:pPr>
+              <w:rPr>
+                <w:rFonts w:hint="eastAsia" w:ascii="楷体" w:hAnsi="楷体" w:eastAsia="楷体" w:cs="楷体"/>
+                <w:sz w:val="24"/>
+                <w:szCs w:val="24"/>
+              </w:rPr>
+            </w:pPr>
+            <w:r>
+              <w:rPr>
+                <w:rFonts w:hint="eastAsia" w:ascii="楷体" w:hAnsi="楷体" w:eastAsia="楷体" w:cs="楷体"/>
+                <w:sz w:val="24"/>
+                <w:szCs w:val="24"/>
+                <w:lang w:val="en-US" w:eastAsia="zh-CN"/>
+              </w:rPr>
+              <w:t>学生 - 水质信息查看</w:t>
             </w:r>
           </w:p>
         </w:tc>
@@ -3085,7 +3832,7 @@
               <w:bottom w:val="nil"/>
               <w:right w:val="nil"/>
             </w:tcBorders>
-            <w:shd w:val="clear"/>
+            <w:shd w:val="clear" w:color="auto" w:fill="auto"/>
             <w:tcMar>
               <w:top w:w="120" w:type="dxa"/>
               <w:left w:w="180" w:type="dxa"/>
@@ -3124,7 +3871,7 @@
             <w:insideH w:val="none" w:color="auto" w:sz="0" w:space="0"/>
             <w:insideV w:val="none" w:color="auto" w:sz="0" w:space="0"/>
           </w:tblBorders>
-          <w:shd w:val="clear"/>
+          <w:shd w:val="clear" w:color="auto" w:fill="auto"/>
           <w:tblCellMar>
             <w:top w:w="0" w:type="dxa"/>
             <w:left w:w="0" w:type="dxa"/>
@@ -3141,31 +3888,31 @@
               <w:bottom w:val="nil"/>
               <w:right w:val="single" w:color="auto" w:sz="2" w:space="0"/>
             </w:tcBorders>
-            <w:shd w:val="clear"/>
-            <w:tcMar>
-              <w:top w:w="120" w:type="dxa"/>
-              <w:left w:w="180" w:type="dxa"/>
-              <w:bottom w:w="120" w:type="dxa"/>
-              <w:right w:w="180" w:type="dxa"/>
-            </w:tcMar>
-            <w:vAlign w:val="center"/>
-          </w:tcPr>
-          <w:p>
-            <w:pPr>
-              <w:rPr>
-                <w:rFonts w:hint="eastAsia" w:ascii="楷体" w:hAnsi="楷体" w:eastAsia="楷体" w:cs="楷体"/>
-                <w:sz w:val="24"/>
-                <w:szCs w:val="24"/>
-              </w:rPr>
-            </w:pPr>
-            <w:r>
-              <w:rPr>
-                <w:rFonts w:hint="eastAsia" w:ascii="楷体" w:hAnsi="楷体" w:eastAsia="楷体" w:cs="楷体"/>
-                <w:sz w:val="24"/>
-                <w:szCs w:val="24"/>
-                <w:lang w:val="en-US" w:eastAsia="zh-CN"/>
-              </w:rPr>
-              <w:t>管理员 - 人工派单</w:t>
+            <w:shd w:val="clear" w:color="auto" w:fill="auto"/>
+            <w:tcMar>
+              <w:top w:w="120" w:type="dxa"/>
+              <w:left w:w="180" w:type="dxa"/>
+              <w:bottom w:w="120" w:type="dxa"/>
+              <w:right w:w="180" w:type="dxa"/>
+            </w:tcMar>
+            <w:vAlign w:val="center"/>
+          </w:tcPr>
+          <w:p>
+            <w:pPr>
+              <w:rPr>
+                <w:rFonts w:hint="eastAsia" w:ascii="楷体" w:hAnsi="楷体" w:eastAsia="楷体" w:cs="楷体"/>
+                <w:sz w:val="24"/>
+                <w:szCs w:val="24"/>
+              </w:rPr>
+            </w:pPr>
+            <w:r>
+              <w:rPr>
+                <w:rFonts w:hint="eastAsia" w:ascii="楷体" w:hAnsi="楷体" w:eastAsia="楷体" w:cs="楷体"/>
+                <w:sz w:val="24"/>
+                <w:szCs w:val="24"/>
+                <w:lang w:val="en-US" w:eastAsia="zh-CN"/>
+              </w:rPr>
+              <w:t>学生 - 每日饮水量统计</w:t>
             </w:r>
           </w:p>
         </w:tc>
@@ -3178,31 +3925,31 @@
               <w:bottom w:val="nil"/>
               <w:right w:val="nil"/>
             </w:tcBorders>
-            <w:shd w:val="clear"/>
-            <w:tcMar>
-              <w:top w:w="120" w:type="dxa"/>
-              <w:left w:w="180" w:type="dxa"/>
-              <w:bottom w:w="120" w:type="dxa"/>
-              <w:right w:w="180" w:type="dxa"/>
-            </w:tcMar>
-            <w:vAlign w:val="center"/>
-          </w:tcPr>
-          <w:p>
-            <w:pPr>
-              <w:rPr>
-                <w:rFonts w:hint="eastAsia" w:ascii="楷体" w:hAnsi="楷体" w:eastAsia="楷体" w:cs="楷体"/>
-                <w:sz w:val="24"/>
-                <w:szCs w:val="24"/>
-              </w:rPr>
-            </w:pPr>
-            <w:r>
-              <w:rPr>
-                <w:rFonts w:hint="eastAsia" w:ascii="楷体" w:hAnsi="楷体" w:eastAsia="楷体" w:cs="楷体"/>
-                <w:sz w:val="24"/>
-                <w:szCs w:val="24"/>
-                <w:lang w:val="en-US" w:eastAsia="zh-CN"/>
-              </w:rPr>
-              <w:t>高</w:t>
+            <w:shd w:val="clear" w:color="auto" w:fill="auto"/>
+            <w:tcMar>
+              <w:top w:w="120" w:type="dxa"/>
+              <w:left w:w="180" w:type="dxa"/>
+              <w:bottom w:w="120" w:type="dxa"/>
+              <w:right w:w="180" w:type="dxa"/>
+            </w:tcMar>
+            <w:vAlign w:val="center"/>
+          </w:tcPr>
+          <w:p>
+            <w:pPr>
+              <w:rPr>
+                <w:rFonts w:hint="eastAsia" w:ascii="楷体" w:hAnsi="楷体" w:eastAsia="楷体" w:cs="楷体"/>
+                <w:sz w:val="24"/>
+                <w:szCs w:val="24"/>
+              </w:rPr>
+            </w:pPr>
+            <w:r>
+              <w:rPr>
+                <w:rFonts w:hint="eastAsia" w:ascii="楷体" w:hAnsi="楷体" w:eastAsia="楷体" w:cs="楷体"/>
+                <w:sz w:val="24"/>
+                <w:szCs w:val="24"/>
+                <w:lang w:val="en-US" w:eastAsia="zh-CN"/>
+              </w:rPr>
+              <w:t>中</w:t>
             </w:r>
           </w:p>
         </w:tc>
@@ -3217,7 +3964,7 @@
             <w:insideH w:val="none" w:color="auto" w:sz="0" w:space="0"/>
             <w:insideV w:val="none" w:color="auto" w:sz="0" w:space="0"/>
           </w:tblBorders>
-          <w:shd w:val="clear"/>
+          <w:shd w:val="clear" w:color="auto" w:fill="auto"/>
           <w:tblCellMar>
             <w:top w:w="0" w:type="dxa"/>
             <w:left w:w="0" w:type="dxa"/>
@@ -3234,31 +3981,31 @@
               <w:bottom w:val="nil"/>
               <w:right w:val="single" w:color="auto" w:sz="2" w:space="0"/>
             </w:tcBorders>
-            <w:shd w:val="clear"/>
-            <w:tcMar>
-              <w:top w:w="120" w:type="dxa"/>
-              <w:left w:w="180" w:type="dxa"/>
-              <w:bottom w:w="120" w:type="dxa"/>
-              <w:right w:w="180" w:type="dxa"/>
-            </w:tcMar>
-            <w:vAlign w:val="center"/>
-          </w:tcPr>
-          <w:p>
-            <w:pPr>
-              <w:rPr>
-                <w:rFonts w:hint="eastAsia" w:ascii="楷体" w:hAnsi="楷体" w:eastAsia="楷体" w:cs="楷体"/>
-                <w:sz w:val="24"/>
-                <w:szCs w:val="24"/>
-              </w:rPr>
-            </w:pPr>
-            <w:r>
-              <w:rPr>
-                <w:rFonts w:hint="eastAsia" w:ascii="楷体" w:hAnsi="楷体" w:eastAsia="楷体" w:cs="楷体"/>
-                <w:sz w:val="24"/>
-                <w:szCs w:val="24"/>
-                <w:lang w:val="en-US" w:eastAsia="zh-CN"/>
-              </w:rPr>
-              <w:t>管理员 - 查看日志</w:t>
+            <w:shd w:val="clear" w:color="auto" w:fill="auto"/>
+            <w:tcMar>
+              <w:top w:w="120" w:type="dxa"/>
+              <w:left w:w="180" w:type="dxa"/>
+              <w:bottom w:w="120" w:type="dxa"/>
+              <w:right w:w="180" w:type="dxa"/>
+            </w:tcMar>
+            <w:vAlign w:val="center"/>
+          </w:tcPr>
+          <w:p>
+            <w:pPr>
+              <w:rPr>
+                <w:rFonts w:hint="eastAsia" w:ascii="楷体" w:hAnsi="楷体" w:eastAsia="楷体" w:cs="楷体"/>
+                <w:sz w:val="24"/>
+                <w:szCs w:val="24"/>
+              </w:rPr>
+            </w:pPr>
+            <w:r>
+              <w:rPr>
+                <w:rFonts w:hint="eastAsia" w:ascii="楷体" w:hAnsi="楷体" w:eastAsia="楷体" w:cs="楷体"/>
+                <w:sz w:val="24"/>
+                <w:szCs w:val="24"/>
+                <w:lang w:val="en-US" w:eastAsia="zh-CN"/>
+              </w:rPr>
+              <w:t>实时查询数据（查询触发生成）</w:t>
             </w:r>
           </w:p>
         </w:tc>
@@ -3271,749 +4018,7 @@
               <w:bottom w:val="nil"/>
               <w:right w:val="nil"/>
             </w:tcBorders>
-            <w:shd w:val="clear"/>
-            <w:tcMar>
-              <w:top w:w="120" w:type="dxa"/>
-              <w:left w:w="180" w:type="dxa"/>
-              <w:bottom w:w="120" w:type="dxa"/>
-              <w:right w:w="180" w:type="dxa"/>
-            </w:tcMar>
-            <w:vAlign w:val="center"/>
-          </w:tcPr>
-          <w:p>
-            <w:pPr>
-              <w:rPr>
-                <w:rFonts w:hint="eastAsia" w:ascii="楷体" w:hAnsi="楷体" w:eastAsia="楷体" w:cs="楷体"/>
-                <w:sz w:val="24"/>
-                <w:szCs w:val="24"/>
-              </w:rPr>
-            </w:pPr>
-            <w:r>
-              <w:rPr>
-                <w:rFonts w:hint="eastAsia" w:ascii="楷体" w:hAnsi="楷体" w:eastAsia="楷体" w:cs="楷体"/>
-                <w:sz w:val="24"/>
-                <w:szCs w:val="24"/>
-                <w:lang w:val="en-US" w:eastAsia="zh-CN"/>
-              </w:rPr>
-              <w:t>中</w:t>
-            </w:r>
-          </w:p>
-        </w:tc>
-      </w:tr>
-      <w:tr>
-        <w:tblPrEx>
-          <w:tblBorders>
-            <w:top w:val="single" w:color="auto" w:sz="2" w:space="0"/>
-            <w:left w:val="single" w:color="auto" w:sz="2" w:space="0"/>
-            <w:bottom w:val="single" w:color="auto" w:sz="2" w:space="0"/>
-            <w:right w:val="single" w:color="auto" w:sz="2" w:space="0"/>
-            <w:insideH w:val="none" w:color="auto" w:sz="0" w:space="0"/>
-            <w:insideV w:val="none" w:color="auto" w:sz="0" w:space="0"/>
-          </w:tblBorders>
-          <w:shd w:val="clear"/>
-          <w:tblCellMar>
-            <w:top w:w="0" w:type="dxa"/>
-            <w:left w:w="0" w:type="dxa"/>
-            <w:bottom w:w="0" w:type="dxa"/>
-            <w:right w:w="0" w:type="dxa"/>
-          </w:tblCellMar>
-        </w:tblPrEx>
-        <w:tc>
-          <w:tcPr>
-            <w:tcW w:w="0" w:type="auto"/>
-            <w:tcBorders>
-              <w:top w:val="nil"/>
-              <w:left w:val="nil"/>
-              <w:bottom w:val="nil"/>
-              <w:right w:val="single" w:color="auto" w:sz="2" w:space="0"/>
-            </w:tcBorders>
-            <w:shd w:val="clear"/>
-            <w:tcMar>
-              <w:top w:w="120" w:type="dxa"/>
-              <w:left w:w="180" w:type="dxa"/>
-              <w:bottom w:w="120" w:type="dxa"/>
-              <w:right w:w="180" w:type="dxa"/>
-            </w:tcMar>
-            <w:vAlign w:val="center"/>
-          </w:tcPr>
-          <w:p>
-            <w:pPr>
-              <w:rPr>
-                <w:rFonts w:hint="eastAsia" w:ascii="楷体" w:hAnsi="楷体" w:eastAsia="楷体" w:cs="楷体"/>
-                <w:sz w:val="24"/>
-                <w:szCs w:val="24"/>
-              </w:rPr>
-            </w:pPr>
-            <w:r>
-              <w:rPr>
-                <w:rFonts w:hint="eastAsia" w:ascii="楷体" w:hAnsi="楷体" w:eastAsia="楷体" w:cs="楷体"/>
-                <w:sz w:val="24"/>
-                <w:szCs w:val="24"/>
-                <w:lang w:val="en-US" w:eastAsia="zh-CN"/>
-              </w:rPr>
-              <w:t>维修人员 - 辖区设备查看</w:t>
-            </w:r>
-          </w:p>
-        </w:tc>
-        <w:tc>
-          <w:tcPr>
-            <w:tcW w:w="0" w:type="auto"/>
-            <w:tcBorders>
-              <w:top w:val="nil"/>
-              <w:left w:val="nil"/>
-              <w:bottom w:val="nil"/>
-              <w:right w:val="nil"/>
-            </w:tcBorders>
-            <w:shd w:val="clear"/>
-            <w:tcMar>
-              <w:top w:w="120" w:type="dxa"/>
-              <w:left w:w="180" w:type="dxa"/>
-              <w:bottom w:w="120" w:type="dxa"/>
-              <w:right w:w="180" w:type="dxa"/>
-            </w:tcMar>
-            <w:vAlign w:val="center"/>
-          </w:tcPr>
-          <w:p>
-            <w:pPr>
-              <w:rPr>
-                <w:rFonts w:hint="eastAsia" w:ascii="楷体" w:hAnsi="楷体" w:eastAsia="楷体" w:cs="楷体"/>
-                <w:sz w:val="24"/>
-                <w:szCs w:val="24"/>
-              </w:rPr>
-            </w:pPr>
-            <w:r>
-              <w:rPr>
-                <w:rFonts w:hint="eastAsia" w:ascii="楷体" w:hAnsi="楷体" w:eastAsia="楷体" w:cs="楷体"/>
-                <w:sz w:val="24"/>
-                <w:szCs w:val="24"/>
-                <w:lang w:val="en-US" w:eastAsia="zh-CN"/>
-              </w:rPr>
-              <w:t>高</w:t>
-            </w:r>
-          </w:p>
-        </w:tc>
-      </w:tr>
-      <w:tr>
-        <w:tblPrEx>
-          <w:tblBorders>
-            <w:top w:val="single" w:color="auto" w:sz="2" w:space="0"/>
-            <w:left w:val="single" w:color="auto" w:sz="2" w:space="0"/>
-            <w:bottom w:val="single" w:color="auto" w:sz="2" w:space="0"/>
-            <w:right w:val="single" w:color="auto" w:sz="2" w:space="0"/>
-            <w:insideH w:val="none" w:color="auto" w:sz="0" w:space="0"/>
-            <w:insideV w:val="none" w:color="auto" w:sz="0" w:space="0"/>
-          </w:tblBorders>
-          <w:shd w:val="clear"/>
-          <w:tblCellMar>
-            <w:top w:w="0" w:type="dxa"/>
-            <w:left w:w="0" w:type="dxa"/>
-            <w:bottom w:w="0" w:type="dxa"/>
-            <w:right w:w="0" w:type="dxa"/>
-          </w:tblCellMar>
-        </w:tblPrEx>
-        <w:tc>
-          <w:tcPr>
-            <w:tcW w:w="0" w:type="auto"/>
-            <w:tcBorders>
-              <w:top w:val="nil"/>
-              <w:left w:val="nil"/>
-              <w:bottom w:val="nil"/>
-              <w:right w:val="single" w:color="auto" w:sz="2" w:space="0"/>
-            </w:tcBorders>
-            <w:shd w:val="clear"/>
-            <w:tcMar>
-              <w:top w:w="120" w:type="dxa"/>
-              <w:left w:w="180" w:type="dxa"/>
-              <w:bottom w:w="120" w:type="dxa"/>
-              <w:right w:w="180" w:type="dxa"/>
-            </w:tcMar>
-            <w:vAlign w:val="center"/>
-          </w:tcPr>
-          <w:p>
-            <w:pPr>
-              <w:rPr>
-                <w:rFonts w:hint="eastAsia" w:ascii="楷体" w:hAnsi="楷体" w:eastAsia="楷体" w:cs="楷体"/>
-                <w:sz w:val="24"/>
-                <w:szCs w:val="24"/>
-              </w:rPr>
-            </w:pPr>
-            <w:r>
-              <w:rPr>
-                <w:rFonts w:hint="eastAsia" w:ascii="楷体" w:hAnsi="楷体" w:eastAsia="楷体" w:cs="楷体"/>
-                <w:sz w:val="24"/>
-                <w:szCs w:val="24"/>
-                <w:lang w:val="en-US" w:eastAsia="zh-CN"/>
-              </w:rPr>
-              <w:t>维修人员 - 工单抢单 / 拒单 / 提交</w:t>
-            </w:r>
-          </w:p>
-        </w:tc>
-        <w:tc>
-          <w:tcPr>
-            <w:tcW w:w="0" w:type="auto"/>
-            <w:tcBorders>
-              <w:top w:val="nil"/>
-              <w:left w:val="nil"/>
-              <w:bottom w:val="nil"/>
-              <w:right w:val="nil"/>
-            </w:tcBorders>
-            <w:shd w:val="clear"/>
-            <w:tcMar>
-              <w:top w:w="120" w:type="dxa"/>
-              <w:left w:w="180" w:type="dxa"/>
-              <w:bottom w:w="120" w:type="dxa"/>
-              <w:right w:w="180" w:type="dxa"/>
-            </w:tcMar>
-            <w:vAlign w:val="center"/>
-          </w:tcPr>
-          <w:p>
-            <w:pPr>
-              <w:rPr>
-                <w:rFonts w:hint="eastAsia" w:ascii="楷体" w:hAnsi="楷体" w:eastAsia="楷体" w:cs="楷体"/>
-                <w:sz w:val="24"/>
-                <w:szCs w:val="24"/>
-              </w:rPr>
-            </w:pPr>
-            <w:r>
-              <w:rPr>
-                <w:rFonts w:hint="eastAsia" w:ascii="楷体" w:hAnsi="楷体" w:eastAsia="楷体" w:cs="楷体"/>
-                <w:sz w:val="24"/>
-                <w:szCs w:val="24"/>
-                <w:lang w:val="en-US" w:eastAsia="zh-CN"/>
-              </w:rPr>
-              <w:t>高</w:t>
-            </w:r>
-          </w:p>
-        </w:tc>
-      </w:tr>
-      <w:tr>
-        <w:tblPrEx>
-          <w:tblBorders>
-            <w:top w:val="single" w:color="auto" w:sz="2" w:space="0"/>
-            <w:left w:val="single" w:color="auto" w:sz="2" w:space="0"/>
-            <w:bottom w:val="single" w:color="auto" w:sz="2" w:space="0"/>
-            <w:right w:val="single" w:color="auto" w:sz="2" w:space="0"/>
-            <w:insideH w:val="none" w:color="auto" w:sz="0" w:space="0"/>
-            <w:insideV w:val="none" w:color="auto" w:sz="0" w:space="0"/>
-          </w:tblBorders>
-          <w:tblCellMar>
-            <w:top w:w="0" w:type="dxa"/>
-            <w:left w:w="0" w:type="dxa"/>
-            <w:bottom w:w="0" w:type="dxa"/>
-            <w:right w:w="0" w:type="dxa"/>
-          </w:tblCellMar>
-        </w:tblPrEx>
-        <w:tc>
-          <w:tcPr>
-            <w:tcW w:w="0" w:type="auto"/>
-            <w:tcBorders>
-              <w:top w:val="nil"/>
-              <w:left w:val="nil"/>
-              <w:bottom w:val="nil"/>
-              <w:right w:val="single" w:color="auto" w:sz="2" w:space="0"/>
-            </w:tcBorders>
-            <w:shd w:val="clear"/>
-            <w:tcMar>
-              <w:top w:w="120" w:type="dxa"/>
-              <w:left w:w="180" w:type="dxa"/>
-              <w:bottom w:w="120" w:type="dxa"/>
-              <w:right w:w="180" w:type="dxa"/>
-            </w:tcMar>
-            <w:vAlign w:val="center"/>
-          </w:tcPr>
-          <w:p>
-            <w:pPr>
-              <w:rPr>
-                <w:rFonts w:hint="eastAsia" w:ascii="楷体" w:hAnsi="楷体" w:eastAsia="楷体" w:cs="楷体"/>
-                <w:sz w:val="24"/>
-                <w:szCs w:val="24"/>
-              </w:rPr>
-            </w:pPr>
-            <w:r>
-              <w:rPr>
-                <w:rFonts w:hint="eastAsia" w:ascii="楷体" w:hAnsi="楷体" w:eastAsia="楷体" w:cs="楷体"/>
-                <w:sz w:val="24"/>
-                <w:szCs w:val="24"/>
-                <w:lang w:val="en-US" w:eastAsia="zh-CN"/>
-              </w:rPr>
-              <w:t>维修人员 - 查看通知</w:t>
-            </w:r>
-          </w:p>
-        </w:tc>
-        <w:tc>
-          <w:tcPr>
-            <w:tcW w:w="0" w:type="auto"/>
-            <w:tcBorders>
-              <w:top w:val="nil"/>
-              <w:left w:val="nil"/>
-              <w:bottom w:val="nil"/>
-              <w:right w:val="nil"/>
-            </w:tcBorders>
-            <w:shd w:val="clear"/>
-            <w:tcMar>
-              <w:top w:w="120" w:type="dxa"/>
-              <w:left w:w="180" w:type="dxa"/>
-              <w:bottom w:w="120" w:type="dxa"/>
-              <w:right w:w="180" w:type="dxa"/>
-            </w:tcMar>
-            <w:vAlign w:val="center"/>
-          </w:tcPr>
-          <w:p>
-            <w:pPr>
-              <w:rPr>
-                <w:rFonts w:hint="eastAsia" w:ascii="楷体" w:hAnsi="楷体" w:eastAsia="楷体" w:cs="楷体"/>
-                <w:sz w:val="24"/>
-                <w:szCs w:val="24"/>
-              </w:rPr>
-            </w:pPr>
-            <w:r>
-              <w:rPr>
-                <w:rFonts w:hint="eastAsia" w:ascii="楷体" w:hAnsi="楷体" w:eastAsia="楷体" w:cs="楷体"/>
-                <w:sz w:val="24"/>
-                <w:szCs w:val="24"/>
-                <w:lang w:val="en-US" w:eastAsia="zh-CN"/>
-              </w:rPr>
-              <w:t>低</w:t>
-            </w:r>
-          </w:p>
-        </w:tc>
-      </w:tr>
-      <w:tr>
-        <w:tblPrEx>
-          <w:tblBorders>
-            <w:top w:val="single" w:color="auto" w:sz="2" w:space="0"/>
-            <w:left w:val="single" w:color="auto" w:sz="2" w:space="0"/>
-            <w:bottom w:val="single" w:color="auto" w:sz="2" w:space="0"/>
-            <w:right w:val="single" w:color="auto" w:sz="2" w:space="0"/>
-            <w:insideH w:val="none" w:color="auto" w:sz="0" w:space="0"/>
-            <w:insideV w:val="none" w:color="auto" w:sz="0" w:space="0"/>
-          </w:tblBorders>
-          <w:tblCellMar>
-            <w:top w:w="0" w:type="dxa"/>
-            <w:left w:w="0" w:type="dxa"/>
-            <w:bottom w:w="0" w:type="dxa"/>
-            <w:right w:w="0" w:type="dxa"/>
-          </w:tblCellMar>
-        </w:tblPrEx>
-        <w:tc>
-          <w:tcPr>
-            <w:tcW w:w="0" w:type="auto"/>
-            <w:tcBorders>
-              <w:top w:val="nil"/>
-              <w:left w:val="nil"/>
-              <w:bottom w:val="nil"/>
-              <w:right w:val="single" w:color="auto" w:sz="2" w:space="0"/>
-            </w:tcBorders>
-            <w:shd w:val="clear"/>
-            <w:tcMar>
-              <w:top w:w="120" w:type="dxa"/>
-              <w:left w:w="180" w:type="dxa"/>
-              <w:bottom w:w="120" w:type="dxa"/>
-              <w:right w:w="180" w:type="dxa"/>
-            </w:tcMar>
-            <w:vAlign w:val="center"/>
-          </w:tcPr>
-          <w:p>
-            <w:pPr>
-              <w:rPr>
-                <w:rFonts w:hint="eastAsia" w:ascii="楷体" w:hAnsi="楷体" w:eastAsia="楷体" w:cs="楷体"/>
-                <w:sz w:val="24"/>
-                <w:szCs w:val="24"/>
-              </w:rPr>
-            </w:pPr>
-            <w:r>
-              <w:rPr>
-                <w:rFonts w:hint="eastAsia" w:ascii="楷体" w:hAnsi="楷体" w:eastAsia="楷体" w:cs="楷体"/>
-                <w:sz w:val="24"/>
-                <w:szCs w:val="24"/>
-                <w:lang w:val="en-US" w:eastAsia="zh-CN"/>
-              </w:rPr>
-              <w:t>学生 - 饮水点地图查看</w:t>
-            </w:r>
-          </w:p>
-        </w:tc>
-        <w:tc>
-          <w:tcPr>
-            <w:tcW w:w="0" w:type="auto"/>
-            <w:tcBorders>
-              <w:top w:val="nil"/>
-              <w:left w:val="nil"/>
-              <w:bottom w:val="nil"/>
-              <w:right w:val="nil"/>
-            </w:tcBorders>
-            <w:shd w:val="clear"/>
-            <w:tcMar>
-              <w:top w:w="120" w:type="dxa"/>
-              <w:left w:w="180" w:type="dxa"/>
-              <w:bottom w:w="120" w:type="dxa"/>
-              <w:right w:w="180" w:type="dxa"/>
-            </w:tcMar>
-            <w:vAlign w:val="center"/>
-          </w:tcPr>
-          <w:p>
-            <w:pPr>
-              <w:rPr>
-                <w:rFonts w:hint="eastAsia" w:ascii="楷体" w:hAnsi="楷体" w:eastAsia="楷体" w:cs="楷体"/>
-                <w:sz w:val="24"/>
-                <w:szCs w:val="24"/>
-              </w:rPr>
-            </w:pPr>
-            <w:r>
-              <w:rPr>
-                <w:rFonts w:hint="eastAsia" w:ascii="楷体" w:hAnsi="楷体" w:eastAsia="楷体" w:cs="楷体"/>
-                <w:sz w:val="24"/>
-                <w:szCs w:val="24"/>
-                <w:lang w:val="en-US" w:eastAsia="zh-CN"/>
-              </w:rPr>
-              <w:t>高</w:t>
-            </w:r>
-          </w:p>
-        </w:tc>
-      </w:tr>
-      <w:tr>
-        <w:tblPrEx>
-          <w:tblBorders>
-            <w:top w:val="single" w:color="auto" w:sz="2" w:space="0"/>
-            <w:left w:val="single" w:color="auto" w:sz="2" w:space="0"/>
-            <w:bottom w:val="single" w:color="auto" w:sz="2" w:space="0"/>
-            <w:right w:val="single" w:color="auto" w:sz="2" w:space="0"/>
-            <w:insideH w:val="none" w:color="auto" w:sz="0" w:space="0"/>
-            <w:insideV w:val="none" w:color="auto" w:sz="0" w:space="0"/>
-          </w:tblBorders>
-          <w:shd w:val="clear"/>
-          <w:tblCellMar>
-            <w:top w:w="0" w:type="dxa"/>
-            <w:left w:w="0" w:type="dxa"/>
-            <w:bottom w:w="0" w:type="dxa"/>
-            <w:right w:w="0" w:type="dxa"/>
-          </w:tblCellMar>
-        </w:tblPrEx>
-        <w:tc>
-          <w:tcPr>
-            <w:tcW w:w="0" w:type="auto"/>
-            <w:tcBorders>
-              <w:top w:val="nil"/>
-              <w:left w:val="nil"/>
-              <w:bottom w:val="nil"/>
-              <w:right w:val="single" w:color="auto" w:sz="2" w:space="0"/>
-            </w:tcBorders>
-            <w:shd w:val="clear"/>
-            <w:tcMar>
-              <w:top w:w="120" w:type="dxa"/>
-              <w:left w:w="180" w:type="dxa"/>
-              <w:bottom w:w="120" w:type="dxa"/>
-              <w:right w:w="180" w:type="dxa"/>
-            </w:tcMar>
-            <w:vAlign w:val="center"/>
-          </w:tcPr>
-          <w:p>
-            <w:pPr>
-              <w:rPr>
-                <w:rFonts w:hint="eastAsia" w:ascii="楷体" w:hAnsi="楷体" w:eastAsia="楷体" w:cs="楷体"/>
-                <w:sz w:val="24"/>
-                <w:szCs w:val="24"/>
-              </w:rPr>
-            </w:pPr>
-            <w:r>
-              <w:rPr>
-                <w:rFonts w:hint="eastAsia" w:ascii="楷体" w:hAnsi="楷体" w:eastAsia="楷体" w:cs="楷体"/>
-                <w:sz w:val="24"/>
-                <w:szCs w:val="24"/>
-                <w:lang w:val="en-US" w:eastAsia="zh-CN"/>
-              </w:rPr>
-              <w:t>学生 - 扫码用水</w:t>
-            </w:r>
-          </w:p>
-        </w:tc>
-        <w:tc>
-          <w:tcPr>
-            <w:tcW w:w="0" w:type="auto"/>
-            <w:tcBorders>
-              <w:top w:val="nil"/>
-              <w:left w:val="nil"/>
-              <w:bottom w:val="nil"/>
-              <w:right w:val="nil"/>
-            </w:tcBorders>
-            <w:shd w:val="clear"/>
-            <w:tcMar>
-              <w:top w:w="120" w:type="dxa"/>
-              <w:left w:w="180" w:type="dxa"/>
-              <w:bottom w:w="120" w:type="dxa"/>
-              <w:right w:w="180" w:type="dxa"/>
-            </w:tcMar>
-            <w:vAlign w:val="center"/>
-          </w:tcPr>
-          <w:p>
-            <w:pPr>
-              <w:rPr>
-                <w:rFonts w:hint="eastAsia" w:ascii="楷体" w:hAnsi="楷体" w:eastAsia="楷体" w:cs="楷体"/>
-                <w:sz w:val="24"/>
-                <w:szCs w:val="24"/>
-              </w:rPr>
-            </w:pPr>
-            <w:r>
-              <w:rPr>
-                <w:rFonts w:hint="eastAsia" w:ascii="楷体" w:hAnsi="楷体" w:eastAsia="楷体" w:cs="楷体"/>
-                <w:sz w:val="24"/>
-                <w:szCs w:val="24"/>
-                <w:lang w:val="en-US" w:eastAsia="zh-CN"/>
-              </w:rPr>
-              <w:t>高</w:t>
-            </w:r>
-          </w:p>
-        </w:tc>
-      </w:tr>
-      <w:tr>
-        <w:tblPrEx>
-          <w:tblBorders>
-            <w:top w:val="single" w:color="auto" w:sz="2" w:space="0"/>
-            <w:left w:val="single" w:color="auto" w:sz="2" w:space="0"/>
-            <w:bottom w:val="single" w:color="auto" w:sz="2" w:space="0"/>
-            <w:right w:val="single" w:color="auto" w:sz="2" w:space="0"/>
-            <w:insideH w:val="none" w:color="auto" w:sz="0" w:space="0"/>
-            <w:insideV w:val="none" w:color="auto" w:sz="0" w:space="0"/>
-          </w:tblBorders>
-          <w:shd w:val="clear"/>
-          <w:tblCellMar>
-            <w:top w:w="0" w:type="dxa"/>
-            <w:left w:w="0" w:type="dxa"/>
-            <w:bottom w:w="0" w:type="dxa"/>
-            <w:right w:w="0" w:type="dxa"/>
-          </w:tblCellMar>
-        </w:tblPrEx>
-        <w:tc>
-          <w:tcPr>
-            <w:tcW w:w="0" w:type="auto"/>
-            <w:tcBorders>
-              <w:top w:val="nil"/>
-              <w:left w:val="nil"/>
-              <w:bottom w:val="nil"/>
-              <w:right w:val="single" w:color="auto" w:sz="2" w:space="0"/>
-            </w:tcBorders>
-            <w:shd w:val="clear"/>
-            <w:tcMar>
-              <w:top w:w="120" w:type="dxa"/>
-              <w:left w:w="180" w:type="dxa"/>
-              <w:bottom w:w="120" w:type="dxa"/>
-              <w:right w:w="180" w:type="dxa"/>
-            </w:tcMar>
-            <w:vAlign w:val="center"/>
-          </w:tcPr>
-          <w:p>
-            <w:pPr>
-              <w:rPr>
-                <w:rFonts w:hint="eastAsia" w:ascii="楷体" w:hAnsi="楷体" w:eastAsia="楷体" w:cs="楷体"/>
-                <w:sz w:val="24"/>
-                <w:szCs w:val="24"/>
-              </w:rPr>
-            </w:pPr>
-            <w:r>
-              <w:rPr>
-                <w:rFonts w:hint="eastAsia" w:ascii="楷体" w:hAnsi="楷体" w:eastAsia="楷体" w:cs="楷体"/>
-                <w:sz w:val="24"/>
-                <w:szCs w:val="24"/>
-                <w:lang w:val="en-US" w:eastAsia="zh-CN"/>
-              </w:rPr>
-              <w:t>学生 - 水质信息查看</w:t>
-            </w:r>
-          </w:p>
-        </w:tc>
-        <w:tc>
-          <w:tcPr>
-            <w:tcW w:w="0" w:type="auto"/>
-            <w:tcBorders>
-              <w:top w:val="nil"/>
-              <w:left w:val="nil"/>
-              <w:bottom w:val="nil"/>
-              <w:right w:val="nil"/>
-            </w:tcBorders>
-            <w:shd w:val="clear"/>
-            <w:tcMar>
-              <w:top w:w="120" w:type="dxa"/>
-              <w:left w:w="180" w:type="dxa"/>
-              <w:bottom w:w="120" w:type="dxa"/>
-              <w:right w:w="180" w:type="dxa"/>
-            </w:tcMar>
-            <w:vAlign w:val="center"/>
-          </w:tcPr>
-          <w:p>
-            <w:pPr>
-              <w:rPr>
-                <w:rFonts w:hint="eastAsia" w:ascii="楷体" w:hAnsi="楷体" w:eastAsia="楷体" w:cs="楷体"/>
-                <w:sz w:val="24"/>
-                <w:szCs w:val="24"/>
-              </w:rPr>
-            </w:pPr>
-            <w:r>
-              <w:rPr>
-                <w:rFonts w:hint="eastAsia" w:ascii="楷体" w:hAnsi="楷体" w:eastAsia="楷体" w:cs="楷体"/>
-                <w:sz w:val="24"/>
-                <w:szCs w:val="24"/>
-                <w:lang w:val="en-US" w:eastAsia="zh-CN"/>
-              </w:rPr>
-              <w:t>高</w:t>
-            </w:r>
-          </w:p>
-        </w:tc>
-      </w:tr>
-      <w:tr>
-        <w:tblPrEx>
-          <w:tblBorders>
-            <w:top w:val="single" w:color="auto" w:sz="2" w:space="0"/>
-            <w:left w:val="single" w:color="auto" w:sz="2" w:space="0"/>
-            <w:bottom w:val="single" w:color="auto" w:sz="2" w:space="0"/>
-            <w:right w:val="single" w:color="auto" w:sz="2" w:space="0"/>
-            <w:insideH w:val="none" w:color="auto" w:sz="0" w:space="0"/>
-            <w:insideV w:val="none" w:color="auto" w:sz="0" w:space="0"/>
-          </w:tblBorders>
-          <w:shd w:val="clear"/>
-          <w:tblCellMar>
-            <w:top w:w="0" w:type="dxa"/>
-            <w:left w:w="0" w:type="dxa"/>
-            <w:bottom w:w="0" w:type="dxa"/>
-            <w:right w:w="0" w:type="dxa"/>
-          </w:tblCellMar>
-        </w:tblPrEx>
-        <w:tc>
-          <w:tcPr>
-            <w:tcW w:w="0" w:type="auto"/>
-            <w:tcBorders>
-              <w:top w:val="nil"/>
-              <w:left w:val="nil"/>
-              <w:bottom w:val="nil"/>
-              <w:right w:val="single" w:color="auto" w:sz="2" w:space="0"/>
-            </w:tcBorders>
-            <w:shd w:val="clear"/>
-            <w:tcMar>
-              <w:top w:w="120" w:type="dxa"/>
-              <w:left w:w="180" w:type="dxa"/>
-              <w:bottom w:w="120" w:type="dxa"/>
-              <w:right w:w="180" w:type="dxa"/>
-            </w:tcMar>
-            <w:vAlign w:val="center"/>
-          </w:tcPr>
-          <w:p>
-            <w:pPr>
-              <w:rPr>
-                <w:rFonts w:hint="eastAsia" w:ascii="楷体" w:hAnsi="楷体" w:eastAsia="楷体" w:cs="楷体"/>
-                <w:sz w:val="24"/>
-                <w:szCs w:val="24"/>
-              </w:rPr>
-            </w:pPr>
-            <w:r>
-              <w:rPr>
-                <w:rFonts w:hint="eastAsia" w:ascii="楷体" w:hAnsi="楷体" w:eastAsia="楷体" w:cs="楷体"/>
-                <w:sz w:val="24"/>
-                <w:szCs w:val="24"/>
-                <w:lang w:val="en-US" w:eastAsia="zh-CN"/>
-              </w:rPr>
-              <w:t>学生 - 每日饮水量统计</w:t>
-            </w:r>
-          </w:p>
-        </w:tc>
-        <w:tc>
-          <w:tcPr>
-            <w:tcW w:w="0" w:type="auto"/>
-            <w:tcBorders>
-              <w:top w:val="nil"/>
-              <w:left w:val="nil"/>
-              <w:bottom w:val="nil"/>
-              <w:right w:val="nil"/>
-            </w:tcBorders>
-            <w:shd w:val="clear"/>
-            <w:tcMar>
-              <w:top w:w="120" w:type="dxa"/>
-              <w:left w:w="180" w:type="dxa"/>
-              <w:bottom w:w="120" w:type="dxa"/>
-              <w:right w:w="180" w:type="dxa"/>
-            </w:tcMar>
-            <w:vAlign w:val="center"/>
-          </w:tcPr>
-          <w:p>
-            <w:pPr>
-              <w:rPr>
-                <w:rFonts w:hint="eastAsia" w:ascii="楷体" w:hAnsi="楷体" w:eastAsia="楷体" w:cs="楷体"/>
-                <w:sz w:val="24"/>
-                <w:szCs w:val="24"/>
-              </w:rPr>
-            </w:pPr>
-            <w:r>
-              <w:rPr>
-                <w:rFonts w:hint="eastAsia" w:ascii="楷体" w:hAnsi="楷体" w:eastAsia="楷体" w:cs="楷体"/>
-                <w:sz w:val="24"/>
-                <w:szCs w:val="24"/>
-                <w:lang w:val="en-US" w:eastAsia="zh-CN"/>
-              </w:rPr>
-              <w:t>中</w:t>
-            </w:r>
-          </w:p>
-        </w:tc>
-      </w:tr>
-      <w:tr>
-        <w:tblPrEx>
-          <w:tblBorders>
-            <w:top w:val="single" w:color="auto" w:sz="2" w:space="0"/>
-            <w:left w:val="single" w:color="auto" w:sz="2" w:space="0"/>
-            <w:bottom w:val="single" w:color="auto" w:sz="2" w:space="0"/>
-            <w:right w:val="single" w:color="auto" w:sz="2" w:space="0"/>
-            <w:insideH w:val="none" w:color="auto" w:sz="0" w:space="0"/>
-            <w:insideV w:val="none" w:color="auto" w:sz="0" w:space="0"/>
-          </w:tblBorders>
-          <w:shd w:val="clear"/>
-          <w:tblCellMar>
-            <w:top w:w="0" w:type="dxa"/>
-            <w:left w:w="0" w:type="dxa"/>
-            <w:bottom w:w="0" w:type="dxa"/>
-            <w:right w:w="0" w:type="dxa"/>
-          </w:tblCellMar>
-        </w:tblPrEx>
-        <w:tc>
-          <w:tcPr>
-            <w:tcW w:w="0" w:type="auto"/>
-            <w:tcBorders>
-              <w:top w:val="nil"/>
-              <w:left w:val="nil"/>
-              <w:bottom w:val="nil"/>
-              <w:right w:val="single" w:color="auto" w:sz="2" w:space="0"/>
-            </w:tcBorders>
-            <w:shd w:val="clear"/>
-            <w:tcMar>
-              <w:top w:w="120" w:type="dxa"/>
-              <w:left w:w="180" w:type="dxa"/>
-              <w:bottom w:w="120" w:type="dxa"/>
-              <w:right w:w="180" w:type="dxa"/>
-            </w:tcMar>
-            <w:vAlign w:val="center"/>
-          </w:tcPr>
-          <w:p>
-            <w:pPr>
-              <w:rPr>
-                <w:rFonts w:hint="eastAsia" w:ascii="楷体" w:hAnsi="楷体" w:eastAsia="楷体" w:cs="楷体"/>
-                <w:sz w:val="24"/>
-                <w:szCs w:val="24"/>
-              </w:rPr>
-            </w:pPr>
-            <w:r>
-              <w:rPr>
-                <w:rFonts w:hint="eastAsia" w:ascii="楷体" w:hAnsi="楷体" w:eastAsia="楷体" w:cs="楷体"/>
-                <w:sz w:val="24"/>
-                <w:szCs w:val="24"/>
-                <w:lang w:val="en-US" w:eastAsia="zh-CN"/>
-              </w:rPr>
-              <w:t>实时查询数据（查询触发生成）</w:t>
-            </w:r>
-          </w:p>
-        </w:tc>
-        <w:tc>
-          <w:tcPr>
-            <w:tcW w:w="0" w:type="auto"/>
-            <w:tcBorders>
-              <w:top w:val="nil"/>
-              <w:left w:val="nil"/>
-              <w:bottom w:val="nil"/>
-              <w:right w:val="nil"/>
-            </w:tcBorders>
-            <w:shd w:val="clear"/>
+            <w:shd w:val="clear" w:color="auto" w:fill="auto"/>
             <w:tcMar>
               <w:top w:w="120" w:type="dxa"/>
               <w:left w:w="180" w:type="dxa"/>
@@ -4072,6 +4077,7 @@
     </w:p>
     <w:tbl>
       <w:tblPr>
+        <w:tblStyle w:val="6"/>
         <w:tblW w:w="0" w:type="auto"/>
         <w:tblInd w:w="0" w:type="dxa"/>
         <w:tblBorders>
@@ -4082,7 +4088,7 @@
           <w:insideH w:val="none" w:color="auto" w:sz="0" w:space="0"/>
           <w:insideV w:val="none" w:color="auto" w:sz="0" w:space="0"/>
         </w:tblBorders>
-        <w:shd w:val="clear"/>
+        <w:shd w:val="clear" w:color="auto" w:fill="auto"/>
         <w:tblLayout w:type="autofit"/>
         <w:tblCellMar>
           <w:top w:w="0" w:type="dxa"/>
@@ -4106,7 +4112,7 @@
             <w:insideH w:val="none" w:color="auto" w:sz="0" w:space="0"/>
             <w:insideV w:val="none" w:color="auto" w:sz="0" w:space="0"/>
           </w:tblBorders>
-          <w:shd w:val="clear"/>
+          <w:shd w:val="clear" w:color="auto" w:fill="auto"/>
           <w:tblCellMar>
             <w:top w:w="0" w:type="dxa"/>
             <w:left w:w="0" w:type="dxa"/>
@@ -4239,7 +4245,7 @@
             <w:insideH w:val="none" w:color="auto" w:sz="0" w:space="0"/>
             <w:insideV w:val="none" w:color="auto" w:sz="0" w:space="0"/>
           </w:tblBorders>
-          <w:shd w:val="clear"/>
+          <w:shd w:val="clear" w:color="auto" w:fill="auto"/>
           <w:tblCellMar>
             <w:top w:w="0" w:type="dxa"/>
             <w:left w:w="0" w:type="dxa"/>
@@ -4256,7 +4262,7 @@
               <w:bottom w:val="nil"/>
               <w:right w:val="single" w:color="auto" w:sz="2" w:space="0"/>
             </w:tcBorders>
-            <w:shd w:val="clear"/>
+            <w:shd w:val="clear" w:color="auto" w:fill="auto"/>
             <w:tcMar>
               <w:top w:w="120" w:type="dxa"/>
               <w:left w:w="180" w:type="dxa"/>
@@ -4293,7 +4299,7 @@
               <w:bottom w:val="nil"/>
               <w:right w:val="single" w:color="auto" w:sz="2" w:space="0"/>
             </w:tcBorders>
-            <w:shd w:val="clear"/>
+            <w:shd w:val="clear" w:color="auto" w:fill="auto"/>
             <w:tcMar>
               <w:top w:w="120" w:type="dxa"/>
               <w:left w:w="180" w:type="dxa"/>
@@ -4330,7 +4336,7 @@
               <w:bottom w:val="nil"/>
               <w:right w:val="nil"/>
             </w:tcBorders>
-            <w:shd w:val="clear"/>
+            <w:shd w:val="clear" w:color="auto" w:fill="auto"/>
             <w:tcMar>
               <w:top w:w="120" w:type="dxa"/>
               <w:left w:w="180" w:type="dxa"/>
@@ -4369,7 +4375,6 @@
             <w:insideH w:val="none" w:color="auto" w:sz="0" w:space="0"/>
             <w:insideV w:val="none" w:color="auto" w:sz="0" w:space="0"/>
           </w:tblBorders>
-          <w:shd w:val="clear"/>
           <w:tblCellMar>
             <w:top w:w="0" w:type="dxa"/>
             <w:left w:w="0" w:type="dxa"/>
@@ -4386,7 +4391,7 @@
               <w:bottom w:val="nil"/>
               <w:right w:val="single" w:color="auto" w:sz="2" w:space="0"/>
             </w:tcBorders>
-            <w:shd w:val="clear"/>
+            <w:shd w:val="clear" w:color="auto" w:fill="auto"/>
             <w:tcMar>
               <w:top w:w="120" w:type="dxa"/>
               <w:left w:w="180" w:type="dxa"/>
@@ -4423,7 +4428,7 @@
               <w:bottom w:val="nil"/>
               <w:right w:val="single" w:color="auto" w:sz="2" w:space="0"/>
             </w:tcBorders>
-            <w:shd w:val="clear"/>
+            <w:shd w:val="clear" w:color="auto" w:fill="auto"/>
             <w:tcMar>
               <w:top w:w="120" w:type="dxa"/>
               <w:left w:w="180" w:type="dxa"/>
@@ -4460,7 +4465,7 @@
               <w:bottom w:val="nil"/>
               <w:right w:val="nil"/>
             </w:tcBorders>
-            <w:shd w:val="clear"/>
+            <w:shd w:val="clear" w:color="auto" w:fill="auto"/>
             <w:tcMar>
               <w:top w:w="120" w:type="dxa"/>
               <w:left w:w="180" w:type="dxa"/>
@@ -4529,6 +4534,7 @@
     </w:p>
     <w:tbl>
       <w:tblPr>
+        <w:tblStyle w:val="6"/>
         <w:tblW w:w="0" w:type="auto"/>
         <w:tblInd w:w="0" w:type="dxa"/>
         <w:tblBorders>
@@ -4539,7 +4545,7 @@
           <w:insideH w:val="none" w:color="auto" w:sz="0" w:space="0"/>
           <w:insideV w:val="none" w:color="auto" w:sz="0" w:space="0"/>
         </w:tblBorders>
-        <w:shd w:val="clear"/>
+        <w:shd w:val="clear" w:color="auto" w:fill="auto"/>
         <w:tblLayout w:type="autofit"/>
         <w:tblCellMar>
           <w:top w:w="0" w:type="dxa"/>
@@ -4563,7 +4569,7 @@
             <w:insideH w:val="none" w:color="auto" w:sz="0" w:space="0"/>
             <w:insideV w:val="none" w:color="auto" w:sz="0" w:space="0"/>
           </w:tblBorders>
-          <w:shd w:val="clear"/>
+          <w:shd w:val="clear" w:color="auto" w:fill="auto"/>
           <w:tblCellMar>
             <w:top w:w="0" w:type="dxa"/>
             <w:left w:w="0" w:type="dxa"/>
@@ -4666,7 +4672,7 @@
             <w:insideH w:val="none" w:color="auto" w:sz="0" w:space="0"/>
             <w:insideV w:val="none" w:color="auto" w:sz="0" w:space="0"/>
           </w:tblBorders>
-          <w:shd w:val="clear"/>
+          <w:shd w:val="clear" w:color="auto" w:fill="auto"/>
           <w:tblCellMar>
             <w:top w:w="0" w:type="dxa"/>
             <w:left w:w="0" w:type="dxa"/>
@@ -4683,7 +4689,7 @@
               <w:bottom w:val="nil"/>
               <w:right w:val="single" w:color="auto" w:sz="2" w:space="0"/>
             </w:tcBorders>
-            <w:shd w:val="clear"/>
+            <w:shd w:val="clear" w:color="auto" w:fill="auto"/>
             <w:tcMar>
               <w:top w:w="120" w:type="dxa"/>
               <w:left w:w="180" w:type="dxa"/>
@@ -4710,7 +4716,7 @@
               <w:bottom w:val="nil"/>
               <w:right w:val="single" w:color="auto" w:sz="2" w:space="0"/>
             </w:tcBorders>
-            <w:shd w:val="clear"/>
+            <w:shd w:val="clear" w:color="auto" w:fill="auto"/>
             <w:tcMar>
               <w:top w:w="120" w:type="dxa"/>
               <w:left w:w="180" w:type="dxa"/>
@@ -4737,7 +4743,7 @@
               <w:bottom w:val="nil"/>
               <w:right w:val="nil"/>
             </w:tcBorders>
-            <w:shd w:val="clear"/>
+            <w:shd w:val="clear" w:color="auto" w:fill="auto"/>
             <w:tcMar>
               <w:top w:w="120" w:type="dxa"/>
               <w:left w:w="180" w:type="dxa"/>
@@ -4766,6 +4772,7 @@
             <w:insideH w:val="none" w:color="auto" w:sz="0" w:space="0"/>
             <w:insideV w:val="none" w:color="auto" w:sz="0" w:space="0"/>
           </w:tblBorders>
+          <w:shd w:val="clear" w:color="auto" w:fill="auto"/>
           <w:tblCellMar>
             <w:top w:w="0" w:type="dxa"/>
             <w:left w:w="0" w:type="dxa"/>
@@ -4782,7 +4789,7 @@
               <w:bottom w:val="nil"/>
               <w:right w:val="single" w:color="auto" w:sz="2" w:space="0"/>
             </w:tcBorders>
-            <w:shd w:val="clear"/>
+            <w:shd w:val="clear" w:color="auto" w:fill="auto"/>
             <w:tcMar>
               <w:top w:w="120" w:type="dxa"/>
               <w:left w:w="180" w:type="dxa"/>
@@ -4809,7 +4816,7 @@
               <w:bottom w:val="nil"/>
               <w:right w:val="single" w:color="auto" w:sz="2" w:space="0"/>
             </w:tcBorders>
-            <w:shd w:val="clear"/>
+            <w:shd w:val="clear" w:color="auto" w:fill="auto"/>
             <w:tcMar>
               <w:top w:w="120" w:type="dxa"/>
               <w:left w:w="180" w:type="dxa"/>
@@ -4836,7 +4843,7 @@
               <w:bottom w:val="nil"/>
               <w:right w:val="nil"/>
             </w:tcBorders>
-            <w:shd w:val="clear"/>
+            <w:shd w:val="clear" w:color="auto" w:fill="auto"/>
             <w:tcMar>
               <w:top w:w="120" w:type="dxa"/>
               <w:left w:w="180" w:type="dxa"/>
@@ -5044,6 +5051,7 @@
     </w:p>
     <w:tbl>
       <w:tblPr>
+        <w:tblStyle w:val="6"/>
         <w:tblW w:w="0" w:type="auto"/>
         <w:tblInd w:w="0" w:type="dxa"/>
         <w:tblBorders>
@@ -5054,7 +5062,7 @@
           <w:insideH w:val="none" w:color="auto" w:sz="0" w:space="0"/>
           <w:insideV w:val="none" w:color="auto" w:sz="0" w:space="0"/>
         </w:tblBorders>
-        <w:shd w:val="clear"/>
+        <w:shd w:val="clear" w:color="auto" w:fill="auto"/>
         <w:tblLayout w:type="autofit"/>
         <w:tblCellMar>
           <w:top w:w="0" w:type="dxa"/>
@@ -5064,9 +5072,9 @@
         </w:tblCellMar>
       </w:tblPr>
       <w:tblGrid>
-        <w:gridCol w:w="2376"/>
-        <w:gridCol w:w="3304"/>
-        <w:gridCol w:w="2986"/>
+        <w:gridCol w:w="2405"/>
+        <w:gridCol w:w="3238"/>
+        <w:gridCol w:w="3023"/>
       </w:tblGrid>
       <w:tr>
         <w:tblPrEx>
@@ -5210,7 +5218,7 @@
             <w:insideH w:val="none" w:color="auto" w:sz="0" w:space="0"/>
             <w:insideV w:val="none" w:color="auto" w:sz="0" w:space="0"/>
           </w:tblBorders>
-          <w:shd w:val="clear"/>
+          <w:shd w:val="clear" w:color="auto" w:fill="auto"/>
           <w:tblCellMar>
             <w:top w:w="0" w:type="dxa"/>
             <w:left w:w="0" w:type="dxa"/>
@@ -5227,7 +5235,7 @@
               <w:bottom w:val="nil"/>
               <w:right w:val="single" w:color="auto" w:sz="2" w:space="0"/>
             </w:tcBorders>
-            <w:shd w:val="clear"/>
+            <w:shd w:val="clear" w:color="auto" w:fill="auto"/>
             <w:tcMar>
               <w:top w:w="120" w:type="dxa"/>
               <w:left w:w="180" w:type="dxa"/>
@@ -5264,7 +5272,7 @@
               <w:bottom w:val="nil"/>
               <w:right w:val="single" w:color="auto" w:sz="2" w:space="0"/>
             </w:tcBorders>
-            <w:shd w:val="clear"/>
+            <w:shd w:val="clear" w:color="auto" w:fill="auto"/>
             <w:tcMar>
               <w:top w:w="120" w:type="dxa"/>
               <w:left w:w="180" w:type="dxa"/>
@@ -5301,7 +5309,7 @@
               <w:bottom w:val="nil"/>
               <w:right w:val="nil"/>
             </w:tcBorders>
-            <w:shd w:val="clear"/>
+            <w:shd w:val="clear" w:color="auto" w:fill="auto"/>
             <w:tcMar>
               <w:top w:w="120" w:type="dxa"/>
               <w:left w:w="180" w:type="dxa"/>
@@ -5340,7 +5348,7 @@
             <w:insideH w:val="none" w:color="auto" w:sz="0" w:space="0"/>
             <w:insideV w:val="none" w:color="auto" w:sz="0" w:space="0"/>
           </w:tblBorders>
-          <w:shd w:val="clear"/>
+          <w:shd w:val="clear" w:color="auto" w:fill="auto"/>
           <w:tblCellMar>
             <w:top w:w="0" w:type="dxa"/>
             <w:left w:w="0" w:type="dxa"/>
@@ -5357,7 +5365,7 @@
               <w:bottom w:val="nil"/>
               <w:right w:val="single" w:color="auto" w:sz="2" w:space="0"/>
             </w:tcBorders>
-            <w:shd w:val="clear"/>
+            <w:shd w:val="clear" w:color="auto" w:fill="auto"/>
             <w:tcMar>
               <w:top w:w="120" w:type="dxa"/>
               <w:left w:w="180" w:type="dxa"/>
@@ -5394,31 +5402,31 @@
               <w:bottom w:val="nil"/>
               <w:right w:val="single" w:color="auto" w:sz="2" w:space="0"/>
             </w:tcBorders>
-            <w:shd w:val="clear"/>
-            <w:tcMar>
-              <w:top w:w="120" w:type="dxa"/>
-              <w:left w:w="180" w:type="dxa"/>
-              <w:bottom w:w="120" w:type="dxa"/>
-              <w:right w:w="180" w:type="dxa"/>
-            </w:tcMar>
-            <w:vAlign w:val="center"/>
-          </w:tcPr>
-          <w:p>
-            <w:pPr>
-              <w:rPr>
-                <w:rFonts w:hint="eastAsia" w:ascii="楷体" w:hAnsi="楷体" w:eastAsia="楷体" w:cs="楷体"/>
-                <w:sz w:val="24"/>
-                <w:szCs w:val="24"/>
-              </w:rPr>
-            </w:pPr>
-            <w:r>
-              <w:rPr>
-                <w:rFonts w:hint="eastAsia" w:ascii="楷体" w:hAnsi="楷体" w:eastAsia="楷体" w:cs="楷体"/>
-                <w:sz w:val="24"/>
-                <w:szCs w:val="24"/>
-                <w:lang w:val="en-US" w:eastAsia="zh-CN"/>
-              </w:rPr>
-              <w:t>Python 版模拟器源码、模拟规则文档、MQTT 发送代码</w:t>
+            <w:shd w:val="clear" w:color="auto" w:fill="auto"/>
+            <w:tcMar>
+              <w:top w:w="120" w:type="dxa"/>
+              <w:left w:w="180" w:type="dxa"/>
+              <w:bottom w:w="120" w:type="dxa"/>
+              <w:right w:w="180" w:type="dxa"/>
+            </w:tcMar>
+            <w:vAlign w:val="center"/>
+          </w:tcPr>
+          <w:p>
+            <w:pPr>
+              <w:rPr>
+                <w:rFonts w:hint="eastAsia" w:ascii="楷体" w:hAnsi="楷体" w:eastAsia="楷体" w:cs="楷体"/>
+                <w:sz w:val="24"/>
+                <w:szCs w:val="24"/>
+              </w:rPr>
+            </w:pPr>
+            <w:r>
+              <w:rPr>
+                <w:rFonts w:hint="eastAsia" w:ascii="楷体" w:hAnsi="楷体" w:eastAsia="楷体" w:cs="楷体"/>
+                <w:sz w:val="24"/>
+                <w:szCs w:val="24"/>
+                <w:lang w:val="en-US" w:eastAsia="zh-CN"/>
+              </w:rPr>
+              <w:t>Java 版模拟器源码、模拟规则文档、MQTT 发送代码</w:t>
             </w:r>
           </w:p>
         </w:tc>
@@ -5431,7 +5439,7 @@
               <w:bottom w:val="nil"/>
               <w:right w:val="nil"/>
             </w:tcBorders>
-            <w:shd w:val="clear"/>
+            <w:shd w:val="clear" w:color="auto" w:fill="auto"/>
             <w:tcMar>
               <w:top w:w="120" w:type="dxa"/>
               <w:left w:w="180" w:type="dxa"/>
@@ -5470,7 +5478,7 @@
             <w:insideH w:val="none" w:color="auto" w:sz="0" w:space="0"/>
             <w:insideV w:val="none" w:color="auto" w:sz="0" w:space="0"/>
           </w:tblBorders>
-          <w:shd w:val="clear"/>
+          <w:shd w:val="clear" w:color="auto" w:fill="auto"/>
           <w:tblCellMar>
             <w:top w:w="0" w:type="dxa"/>
             <w:left w:w="0" w:type="dxa"/>
@@ -5487,7 +5495,7 @@
               <w:bottom w:val="nil"/>
               <w:right w:val="single" w:color="auto" w:sz="2" w:space="0"/>
             </w:tcBorders>
-            <w:shd w:val="clear"/>
+            <w:shd w:val="clear" w:color="auto" w:fill="auto"/>
             <w:tcMar>
               <w:top w:w="120" w:type="dxa"/>
               <w:left w:w="180" w:type="dxa"/>
@@ -5524,7 +5532,7 @@
               <w:bottom w:val="nil"/>
               <w:right w:val="single" w:color="auto" w:sz="2" w:space="0"/>
             </w:tcBorders>
-            <w:shd w:val="clear"/>
+            <w:shd w:val="clear" w:color="auto" w:fill="auto"/>
             <w:tcMar>
               <w:top w:w="120" w:type="dxa"/>
               <w:left w:w="180" w:type="dxa"/>
@@ -5561,7 +5569,7 @@
               <w:bottom w:val="nil"/>
               <w:right w:val="nil"/>
             </w:tcBorders>
-            <w:shd w:val="clear"/>
+            <w:shd w:val="clear" w:color="auto" w:fill="auto"/>
             <w:tcMar>
               <w:top w:w="120" w:type="dxa"/>
               <w:left w:w="180" w:type="dxa"/>
@@ -5586,656 +5594,6 @@
                 <w:lang w:val="en-US" w:eastAsia="zh-CN"/>
               </w:rPr>
               <w:t>后端 1</w:t>
-            </w:r>
-          </w:p>
-        </w:tc>
-      </w:tr>
-      <w:tr>
-        <w:tblPrEx>
-          <w:tblBorders>
-            <w:top w:val="single" w:color="auto" w:sz="2" w:space="0"/>
-            <w:left w:val="single" w:color="auto" w:sz="2" w:space="0"/>
-            <w:bottom w:val="single" w:color="auto" w:sz="2" w:space="0"/>
-            <w:right w:val="single" w:color="auto" w:sz="2" w:space="0"/>
-            <w:insideH w:val="none" w:color="auto" w:sz="0" w:space="0"/>
-            <w:insideV w:val="none" w:color="auto" w:sz="0" w:space="0"/>
-          </w:tblBorders>
-          <w:shd w:val="clear"/>
-          <w:tblCellMar>
-            <w:top w:w="0" w:type="dxa"/>
-            <w:left w:w="0" w:type="dxa"/>
-            <w:bottom w:w="0" w:type="dxa"/>
-            <w:right w:w="0" w:type="dxa"/>
-          </w:tblCellMar>
-        </w:tblPrEx>
-        <w:tc>
-          <w:tcPr>
-            <w:tcW w:w="0" w:type="auto"/>
-            <w:tcBorders>
-              <w:top w:val="nil"/>
-              <w:left w:val="nil"/>
-              <w:bottom w:val="nil"/>
-              <w:right w:val="single" w:color="auto" w:sz="2" w:space="0"/>
-            </w:tcBorders>
-            <w:shd w:val="clear"/>
-            <w:tcMar>
-              <w:top w:w="120" w:type="dxa"/>
-              <w:left w:w="180" w:type="dxa"/>
-              <w:bottom w:w="120" w:type="dxa"/>
-              <w:right w:w="180" w:type="dxa"/>
-            </w:tcMar>
-            <w:vAlign w:val="center"/>
-          </w:tcPr>
-          <w:p>
-            <w:pPr>
-              <w:rPr>
-                <w:rFonts w:hint="eastAsia" w:ascii="楷体" w:hAnsi="楷体" w:eastAsia="楷体" w:cs="楷体"/>
-                <w:sz w:val="24"/>
-                <w:szCs w:val="24"/>
-              </w:rPr>
-            </w:pPr>
-            <w:r>
-              <w:rPr>
-                <w:rFonts w:hint="eastAsia" w:ascii="楷体" w:hAnsi="楷体" w:eastAsia="楷体" w:cs="楷体"/>
-                <w:sz w:val="24"/>
-                <w:szCs w:val="24"/>
-                <w:lang w:val="en-US" w:eastAsia="zh-CN"/>
-              </w:rPr>
-              <w:t>数据库搭建</w:t>
-            </w:r>
-          </w:p>
-        </w:tc>
-        <w:tc>
-          <w:tcPr>
-            <w:tcW w:w="0" w:type="auto"/>
-            <w:tcBorders>
-              <w:top w:val="nil"/>
-              <w:left w:val="nil"/>
-              <w:bottom w:val="nil"/>
-              <w:right w:val="single" w:color="auto" w:sz="2" w:space="0"/>
-            </w:tcBorders>
-            <w:shd w:val="clear"/>
-            <w:tcMar>
-              <w:top w:w="120" w:type="dxa"/>
-              <w:left w:w="180" w:type="dxa"/>
-              <w:bottom w:w="120" w:type="dxa"/>
-              <w:right w:w="180" w:type="dxa"/>
-            </w:tcMar>
-            <w:vAlign w:val="center"/>
-          </w:tcPr>
-          <w:p>
-            <w:pPr>
-              <w:rPr>
-                <w:rFonts w:hint="eastAsia" w:ascii="楷体" w:hAnsi="楷体" w:eastAsia="楷体" w:cs="楷体"/>
-                <w:sz w:val="24"/>
-                <w:szCs w:val="24"/>
-              </w:rPr>
-            </w:pPr>
-            <w:r>
-              <w:rPr>
-                <w:rFonts w:hint="eastAsia" w:ascii="楷体" w:hAnsi="楷体" w:eastAsia="楷体" w:cs="楷体"/>
-                <w:sz w:val="24"/>
-                <w:szCs w:val="24"/>
-                <w:lang w:val="en-US" w:eastAsia="zh-CN"/>
-              </w:rPr>
-              <w:t>数据库脚本（表结构设计）、环境搭建文档</w:t>
-            </w:r>
-          </w:p>
-        </w:tc>
-        <w:tc>
-          <w:tcPr>
-            <w:tcW w:w="0" w:type="auto"/>
-            <w:tcBorders>
-              <w:top w:val="nil"/>
-              <w:left w:val="nil"/>
-              <w:bottom w:val="nil"/>
-              <w:right w:val="nil"/>
-            </w:tcBorders>
-            <w:shd w:val="clear"/>
-            <w:tcMar>
-              <w:top w:w="120" w:type="dxa"/>
-              <w:left w:w="180" w:type="dxa"/>
-              <w:bottom w:w="120" w:type="dxa"/>
-              <w:right w:w="180" w:type="dxa"/>
-            </w:tcMar>
-            <w:vAlign w:val="center"/>
-          </w:tcPr>
-          <w:p>
-            <w:pPr>
-              <w:rPr>
-                <w:rFonts w:hint="eastAsia" w:ascii="楷体" w:hAnsi="楷体" w:eastAsia="楷体" w:cs="楷体"/>
-                <w:sz w:val="24"/>
-                <w:szCs w:val="24"/>
-              </w:rPr>
-            </w:pPr>
-            <w:r>
-              <w:rPr>
-                <w:rFonts w:hint="eastAsia" w:ascii="楷体" w:hAnsi="楷体" w:eastAsia="楷体" w:cs="楷体"/>
-                <w:sz w:val="24"/>
-                <w:szCs w:val="24"/>
-                <w:lang w:val="en-US" w:eastAsia="zh-CN"/>
-              </w:rPr>
-              <w:t>后端 2</w:t>
-            </w:r>
-          </w:p>
-        </w:tc>
-      </w:tr>
-      <w:tr>
-        <w:tblPrEx>
-          <w:tblBorders>
-            <w:top w:val="single" w:color="auto" w:sz="2" w:space="0"/>
-            <w:left w:val="single" w:color="auto" w:sz="2" w:space="0"/>
-            <w:bottom w:val="single" w:color="auto" w:sz="2" w:space="0"/>
-            <w:right w:val="single" w:color="auto" w:sz="2" w:space="0"/>
-            <w:insideH w:val="none" w:color="auto" w:sz="0" w:space="0"/>
-            <w:insideV w:val="none" w:color="auto" w:sz="0" w:space="0"/>
-          </w:tblBorders>
-          <w:shd w:val="clear"/>
-          <w:tblCellMar>
-            <w:top w:w="0" w:type="dxa"/>
-            <w:left w:w="0" w:type="dxa"/>
-            <w:bottom w:w="0" w:type="dxa"/>
-            <w:right w:w="0" w:type="dxa"/>
-          </w:tblCellMar>
-        </w:tblPrEx>
-        <w:tc>
-          <w:tcPr>
-            <w:tcW w:w="0" w:type="auto"/>
-            <w:tcBorders>
-              <w:top w:val="nil"/>
-              <w:left w:val="nil"/>
-              <w:bottom w:val="nil"/>
-              <w:right w:val="single" w:color="auto" w:sz="2" w:space="0"/>
-            </w:tcBorders>
-            <w:shd w:val="clear"/>
-            <w:tcMar>
-              <w:top w:w="120" w:type="dxa"/>
-              <w:left w:w="180" w:type="dxa"/>
-              <w:bottom w:w="120" w:type="dxa"/>
-              <w:right w:w="180" w:type="dxa"/>
-            </w:tcMar>
-            <w:vAlign w:val="center"/>
-          </w:tcPr>
-          <w:p>
-            <w:pPr>
-              <w:rPr>
-                <w:rFonts w:hint="eastAsia" w:ascii="楷体" w:hAnsi="楷体" w:eastAsia="楷体" w:cs="楷体"/>
-                <w:sz w:val="24"/>
-                <w:szCs w:val="24"/>
-              </w:rPr>
-            </w:pPr>
-            <w:r>
-              <w:rPr>
-                <w:rFonts w:hint="eastAsia" w:ascii="楷体" w:hAnsi="楷体" w:eastAsia="楷体" w:cs="楷体"/>
-                <w:sz w:val="24"/>
-                <w:szCs w:val="24"/>
-                <w:lang w:val="en-US" w:eastAsia="zh-CN"/>
-              </w:rPr>
-              <w:t>管理员 - 设备监控</w:t>
-            </w:r>
-          </w:p>
-        </w:tc>
-        <w:tc>
-          <w:tcPr>
-            <w:tcW w:w="0" w:type="auto"/>
-            <w:tcBorders>
-              <w:top w:val="nil"/>
-              <w:left w:val="nil"/>
-              <w:bottom w:val="nil"/>
-              <w:right w:val="single" w:color="auto" w:sz="2" w:space="0"/>
-            </w:tcBorders>
-            <w:shd w:val="clear"/>
-            <w:tcMar>
-              <w:top w:w="120" w:type="dxa"/>
-              <w:left w:w="180" w:type="dxa"/>
-              <w:bottom w:w="120" w:type="dxa"/>
-              <w:right w:w="180" w:type="dxa"/>
-            </w:tcMar>
-            <w:vAlign w:val="center"/>
-          </w:tcPr>
-          <w:p>
-            <w:pPr>
-              <w:rPr>
-                <w:rFonts w:hint="eastAsia" w:ascii="楷体" w:hAnsi="楷体" w:eastAsia="楷体" w:cs="楷体"/>
-                <w:sz w:val="24"/>
-                <w:szCs w:val="24"/>
-              </w:rPr>
-            </w:pPr>
-            <w:r>
-              <w:rPr>
-                <w:rFonts w:hint="eastAsia" w:ascii="楷体" w:hAnsi="楷体" w:eastAsia="楷体" w:cs="楷体"/>
-                <w:sz w:val="24"/>
-                <w:szCs w:val="24"/>
-                <w:lang w:val="en-US" w:eastAsia="zh-CN"/>
-              </w:rPr>
-              <w:t>Web 端设备监控页面代码、数据查询接口代码</w:t>
-            </w:r>
-          </w:p>
-        </w:tc>
-        <w:tc>
-          <w:tcPr>
-            <w:tcW w:w="0" w:type="auto"/>
-            <w:tcBorders>
-              <w:top w:val="nil"/>
-              <w:left w:val="nil"/>
-              <w:bottom w:val="nil"/>
-              <w:right w:val="nil"/>
-            </w:tcBorders>
-            <w:shd w:val="clear"/>
-            <w:tcMar>
-              <w:top w:w="120" w:type="dxa"/>
-              <w:left w:w="180" w:type="dxa"/>
-              <w:bottom w:w="120" w:type="dxa"/>
-              <w:right w:w="180" w:type="dxa"/>
-            </w:tcMar>
-            <w:vAlign w:val="center"/>
-          </w:tcPr>
-          <w:p>
-            <w:pPr>
-              <w:rPr>
-                <w:rFonts w:hint="eastAsia" w:ascii="楷体" w:hAnsi="楷体" w:eastAsia="楷体" w:cs="楷体"/>
-                <w:sz w:val="24"/>
-                <w:szCs w:val="24"/>
-              </w:rPr>
-            </w:pPr>
-            <w:r>
-              <w:rPr>
-                <w:rFonts w:hint="eastAsia" w:ascii="楷体" w:hAnsi="楷体" w:eastAsia="楷体" w:cs="楷体"/>
-                <w:sz w:val="24"/>
-                <w:szCs w:val="24"/>
-                <w:lang w:val="en-US" w:eastAsia="zh-CN"/>
-              </w:rPr>
-              <w:t>后端 2、前端 1</w:t>
-            </w:r>
-          </w:p>
-        </w:tc>
-      </w:tr>
-      <w:tr>
-        <w:tblPrEx>
-          <w:tblBorders>
-            <w:top w:val="single" w:color="auto" w:sz="2" w:space="0"/>
-            <w:left w:val="single" w:color="auto" w:sz="2" w:space="0"/>
-            <w:bottom w:val="single" w:color="auto" w:sz="2" w:space="0"/>
-            <w:right w:val="single" w:color="auto" w:sz="2" w:space="0"/>
-            <w:insideH w:val="none" w:color="auto" w:sz="0" w:space="0"/>
-            <w:insideV w:val="none" w:color="auto" w:sz="0" w:space="0"/>
-          </w:tblBorders>
-          <w:shd w:val="clear"/>
-          <w:tblCellMar>
-            <w:top w:w="0" w:type="dxa"/>
-            <w:left w:w="0" w:type="dxa"/>
-            <w:bottom w:w="0" w:type="dxa"/>
-            <w:right w:w="0" w:type="dxa"/>
-          </w:tblCellMar>
-        </w:tblPrEx>
-        <w:tc>
-          <w:tcPr>
-            <w:tcW w:w="0" w:type="auto"/>
-            <w:tcBorders>
-              <w:top w:val="nil"/>
-              <w:left w:val="nil"/>
-              <w:bottom w:val="nil"/>
-              <w:right w:val="single" w:color="auto" w:sz="2" w:space="0"/>
-            </w:tcBorders>
-            <w:shd w:val="clear"/>
-            <w:tcMar>
-              <w:top w:w="120" w:type="dxa"/>
-              <w:left w:w="180" w:type="dxa"/>
-              <w:bottom w:w="120" w:type="dxa"/>
-              <w:right w:w="180" w:type="dxa"/>
-            </w:tcMar>
-            <w:vAlign w:val="center"/>
-          </w:tcPr>
-          <w:p>
-            <w:pPr>
-              <w:rPr>
-                <w:rFonts w:hint="eastAsia" w:ascii="楷体" w:hAnsi="楷体" w:eastAsia="楷体" w:cs="楷体"/>
-                <w:sz w:val="24"/>
-                <w:szCs w:val="24"/>
-              </w:rPr>
-            </w:pPr>
-            <w:r>
-              <w:rPr>
-                <w:rFonts w:hint="eastAsia" w:ascii="楷体" w:hAnsi="楷体" w:eastAsia="楷体" w:cs="楷体"/>
-                <w:sz w:val="24"/>
-                <w:szCs w:val="24"/>
-                <w:lang w:val="en-US" w:eastAsia="zh-CN"/>
-              </w:rPr>
-              <w:t>管理员 - 人员 / 用户管理</w:t>
-            </w:r>
-          </w:p>
-        </w:tc>
-        <w:tc>
-          <w:tcPr>
-            <w:tcW w:w="0" w:type="auto"/>
-            <w:tcBorders>
-              <w:top w:val="nil"/>
-              <w:left w:val="nil"/>
-              <w:bottom w:val="nil"/>
-              <w:right w:val="single" w:color="auto" w:sz="2" w:space="0"/>
-            </w:tcBorders>
-            <w:shd w:val="clear"/>
-            <w:tcMar>
-              <w:top w:w="120" w:type="dxa"/>
-              <w:left w:w="180" w:type="dxa"/>
-              <w:bottom w:w="120" w:type="dxa"/>
-              <w:right w:w="180" w:type="dxa"/>
-            </w:tcMar>
-            <w:vAlign w:val="center"/>
-          </w:tcPr>
-          <w:p>
-            <w:pPr>
-              <w:rPr>
-                <w:rFonts w:hint="eastAsia" w:ascii="楷体" w:hAnsi="楷体" w:eastAsia="楷体" w:cs="楷体"/>
-                <w:sz w:val="24"/>
-                <w:szCs w:val="24"/>
-              </w:rPr>
-            </w:pPr>
-            <w:r>
-              <w:rPr>
-                <w:rFonts w:hint="eastAsia" w:ascii="楷体" w:hAnsi="楷体" w:eastAsia="楷体" w:cs="楷体"/>
-                <w:sz w:val="24"/>
-                <w:szCs w:val="24"/>
-                <w:lang w:val="en-US" w:eastAsia="zh-CN"/>
-              </w:rPr>
-              <w:t>Web 端人员管理页面代码、用户增删改查接口代码</w:t>
-            </w:r>
-          </w:p>
-        </w:tc>
-        <w:tc>
-          <w:tcPr>
-            <w:tcW w:w="0" w:type="auto"/>
-            <w:tcBorders>
-              <w:top w:val="nil"/>
-              <w:left w:val="nil"/>
-              <w:bottom w:val="nil"/>
-              <w:right w:val="nil"/>
-            </w:tcBorders>
-            <w:shd w:val="clear"/>
-            <w:tcMar>
-              <w:top w:w="120" w:type="dxa"/>
-              <w:left w:w="180" w:type="dxa"/>
-              <w:bottom w:w="120" w:type="dxa"/>
-              <w:right w:w="180" w:type="dxa"/>
-            </w:tcMar>
-            <w:vAlign w:val="center"/>
-          </w:tcPr>
-          <w:p>
-            <w:pPr>
-              <w:rPr>
-                <w:rFonts w:hint="eastAsia" w:ascii="楷体" w:hAnsi="楷体" w:eastAsia="楷体" w:cs="楷体"/>
-                <w:sz w:val="24"/>
-                <w:szCs w:val="24"/>
-              </w:rPr>
-            </w:pPr>
-            <w:r>
-              <w:rPr>
-                <w:rFonts w:hint="eastAsia" w:ascii="楷体" w:hAnsi="楷体" w:eastAsia="楷体" w:cs="楷体"/>
-                <w:sz w:val="24"/>
-                <w:szCs w:val="24"/>
-                <w:lang w:val="en-US" w:eastAsia="zh-CN"/>
-              </w:rPr>
-              <w:t>后端 2、前端 1</w:t>
-            </w:r>
-          </w:p>
-        </w:tc>
-      </w:tr>
-      <w:tr>
-        <w:tblPrEx>
-          <w:tblBorders>
-            <w:top w:val="single" w:color="auto" w:sz="2" w:space="0"/>
-            <w:left w:val="single" w:color="auto" w:sz="2" w:space="0"/>
-            <w:bottom w:val="single" w:color="auto" w:sz="2" w:space="0"/>
-            <w:right w:val="single" w:color="auto" w:sz="2" w:space="0"/>
-            <w:insideH w:val="none" w:color="auto" w:sz="0" w:space="0"/>
-            <w:insideV w:val="none" w:color="auto" w:sz="0" w:space="0"/>
-          </w:tblBorders>
-          <w:shd w:val="clear"/>
-          <w:tblCellMar>
-            <w:top w:w="0" w:type="dxa"/>
-            <w:left w:w="0" w:type="dxa"/>
-            <w:bottom w:w="0" w:type="dxa"/>
-            <w:right w:w="0" w:type="dxa"/>
-          </w:tblCellMar>
-        </w:tblPrEx>
-        <w:tc>
-          <w:tcPr>
-            <w:tcW w:w="0" w:type="auto"/>
-            <w:tcBorders>
-              <w:top w:val="nil"/>
-              <w:left w:val="nil"/>
-              <w:bottom w:val="nil"/>
-              <w:right w:val="single" w:color="auto" w:sz="2" w:space="0"/>
-            </w:tcBorders>
-            <w:shd w:val="clear"/>
-            <w:tcMar>
-              <w:top w:w="120" w:type="dxa"/>
-              <w:left w:w="180" w:type="dxa"/>
-              <w:bottom w:w="120" w:type="dxa"/>
-              <w:right w:w="180" w:type="dxa"/>
-            </w:tcMar>
-            <w:vAlign w:val="center"/>
-          </w:tcPr>
-          <w:p>
-            <w:pPr>
-              <w:rPr>
-                <w:rFonts w:hint="eastAsia" w:ascii="楷体" w:hAnsi="楷体" w:eastAsia="楷体" w:cs="楷体"/>
-                <w:sz w:val="24"/>
-                <w:szCs w:val="24"/>
-              </w:rPr>
-            </w:pPr>
-            <w:r>
-              <w:rPr>
-                <w:rFonts w:hint="eastAsia" w:ascii="楷体" w:hAnsi="楷体" w:eastAsia="楷体" w:cs="楷体"/>
-                <w:sz w:val="24"/>
-                <w:szCs w:val="24"/>
-                <w:lang w:val="en-US" w:eastAsia="zh-CN"/>
-              </w:rPr>
-              <w:t>管理员 - 告警查看</w:t>
-            </w:r>
-          </w:p>
-        </w:tc>
-        <w:tc>
-          <w:tcPr>
-            <w:tcW w:w="0" w:type="auto"/>
-            <w:tcBorders>
-              <w:top w:val="nil"/>
-              <w:left w:val="nil"/>
-              <w:bottom w:val="nil"/>
-              <w:right w:val="single" w:color="auto" w:sz="2" w:space="0"/>
-            </w:tcBorders>
-            <w:shd w:val="clear"/>
-            <w:tcMar>
-              <w:top w:w="120" w:type="dxa"/>
-              <w:left w:w="180" w:type="dxa"/>
-              <w:bottom w:w="120" w:type="dxa"/>
-              <w:right w:w="180" w:type="dxa"/>
-            </w:tcMar>
-            <w:vAlign w:val="center"/>
-          </w:tcPr>
-          <w:p>
-            <w:pPr>
-              <w:rPr>
-                <w:rFonts w:hint="eastAsia" w:ascii="楷体" w:hAnsi="楷体" w:eastAsia="楷体" w:cs="楷体"/>
-                <w:sz w:val="24"/>
-                <w:szCs w:val="24"/>
-              </w:rPr>
-            </w:pPr>
-            <w:r>
-              <w:rPr>
-                <w:rFonts w:hint="eastAsia" w:ascii="楷体" w:hAnsi="楷体" w:eastAsia="楷体" w:cs="楷体"/>
-                <w:sz w:val="24"/>
-                <w:szCs w:val="24"/>
-                <w:lang w:val="en-US" w:eastAsia="zh-CN"/>
-              </w:rPr>
-              <w:t>Web 端告警列表页面代码、告警接口代码</w:t>
-            </w:r>
-          </w:p>
-        </w:tc>
-        <w:tc>
-          <w:tcPr>
-            <w:tcW w:w="0" w:type="auto"/>
-            <w:tcBorders>
-              <w:top w:val="nil"/>
-              <w:left w:val="nil"/>
-              <w:bottom w:val="nil"/>
-              <w:right w:val="nil"/>
-            </w:tcBorders>
-            <w:shd w:val="clear"/>
-            <w:tcMar>
-              <w:top w:w="120" w:type="dxa"/>
-              <w:left w:w="180" w:type="dxa"/>
-              <w:bottom w:w="120" w:type="dxa"/>
-              <w:right w:w="180" w:type="dxa"/>
-            </w:tcMar>
-            <w:vAlign w:val="center"/>
-          </w:tcPr>
-          <w:p>
-            <w:pPr>
-              <w:rPr>
-                <w:rFonts w:hint="eastAsia" w:ascii="楷体" w:hAnsi="楷体" w:eastAsia="楷体" w:cs="楷体"/>
-                <w:sz w:val="24"/>
-                <w:szCs w:val="24"/>
-              </w:rPr>
-            </w:pPr>
-            <w:r>
-              <w:rPr>
-                <w:rFonts w:hint="eastAsia" w:ascii="楷体" w:hAnsi="楷体" w:eastAsia="楷体" w:cs="楷体"/>
-                <w:sz w:val="24"/>
-                <w:szCs w:val="24"/>
-                <w:lang w:val="en-US" w:eastAsia="zh-CN"/>
-              </w:rPr>
-              <w:t>后端 2、前端 1</w:t>
-            </w:r>
-          </w:p>
-        </w:tc>
-      </w:tr>
-      <w:tr>
-        <w:tblPrEx>
-          <w:tblBorders>
-            <w:top w:val="single" w:color="auto" w:sz="2" w:space="0"/>
-            <w:left w:val="single" w:color="auto" w:sz="2" w:space="0"/>
-            <w:bottom w:val="single" w:color="auto" w:sz="2" w:space="0"/>
-            <w:right w:val="single" w:color="auto" w:sz="2" w:space="0"/>
-            <w:insideH w:val="none" w:color="auto" w:sz="0" w:space="0"/>
-            <w:insideV w:val="none" w:color="auto" w:sz="0" w:space="0"/>
-          </w:tblBorders>
-          <w:shd w:val="clear"/>
-          <w:tblCellMar>
-            <w:top w:w="0" w:type="dxa"/>
-            <w:left w:w="0" w:type="dxa"/>
-            <w:bottom w:w="0" w:type="dxa"/>
-            <w:right w:w="0" w:type="dxa"/>
-          </w:tblCellMar>
-        </w:tblPrEx>
-        <w:tc>
-          <w:tcPr>
-            <w:tcW w:w="0" w:type="auto"/>
-            <w:tcBorders>
-              <w:top w:val="nil"/>
-              <w:left w:val="nil"/>
-              <w:bottom w:val="nil"/>
-              <w:right w:val="single" w:color="auto" w:sz="2" w:space="0"/>
-            </w:tcBorders>
-            <w:shd w:val="clear"/>
-            <w:tcMar>
-              <w:top w:w="120" w:type="dxa"/>
-              <w:left w:w="180" w:type="dxa"/>
-              <w:bottom w:w="120" w:type="dxa"/>
-              <w:right w:w="180" w:type="dxa"/>
-            </w:tcMar>
-            <w:vAlign w:val="center"/>
-          </w:tcPr>
-          <w:p>
-            <w:pPr>
-              <w:rPr>
-                <w:rFonts w:hint="eastAsia" w:ascii="楷体" w:hAnsi="楷体" w:eastAsia="楷体" w:cs="楷体"/>
-                <w:sz w:val="24"/>
-                <w:szCs w:val="24"/>
-              </w:rPr>
-            </w:pPr>
-            <w:r>
-              <w:rPr>
-                <w:rFonts w:hint="eastAsia" w:ascii="楷体" w:hAnsi="楷体" w:eastAsia="楷体" w:cs="楷体"/>
-                <w:sz w:val="24"/>
-                <w:szCs w:val="24"/>
-                <w:lang w:val="en-US" w:eastAsia="zh-CN"/>
-              </w:rPr>
-              <w:t>管理员 - 人工派单</w:t>
-            </w:r>
-          </w:p>
-        </w:tc>
-        <w:tc>
-          <w:tcPr>
-            <w:tcW w:w="0" w:type="auto"/>
-            <w:tcBorders>
-              <w:top w:val="nil"/>
-              <w:left w:val="nil"/>
-              <w:bottom w:val="nil"/>
-              <w:right w:val="single" w:color="auto" w:sz="2" w:space="0"/>
-            </w:tcBorders>
-            <w:shd w:val="clear"/>
-            <w:tcMar>
-              <w:top w:w="120" w:type="dxa"/>
-              <w:left w:w="180" w:type="dxa"/>
-              <w:bottom w:w="120" w:type="dxa"/>
-              <w:right w:w="180" w:type="dxa"/>
-            </w:tcMar>
-            <w:vAlign w:val="center"/>
-          </w:tcPr>
-          <w:p>
-            <w:pPr>
-              <w:rPr>
-                <w:rFonts w:hint="eastAsia" w:ascii="楷体" w:hAnsi="楷体" w:eastAsia="楷体" w:cs="楷体"/>
-                <w:sz w:val="24"/>
-                <w:szCs w:val="24"/>
-              </w:rPr>
-            </w:pPr>
-            <w:r>
-              <w:rPr>
-                <w:rFonts w:hint="eastAsia" w:ascii="楷体" w:hAnsi="楷体" w:eastAsia="楷体" w:cs="楷体"/>
-                <w:sz w:val="24"/>
-                <w:szCs w:val="24"/>
-                <w:lang w:val="en-US" w:eastAsia="zh-CN"/>
-              </w:rPr>
-              <w:t>Web 端派单页面代码、派单接口代码</w:t>
-            </w:r>
-          </w:p>
-        </w:tc>
-        <w:tc>
-          <w:tcPr>
-            <w:tcW w:w="0" w:type="auto"/>
-            <w:tcBorders>
-              <w:top w:val="nil"/>
-              <w:left w:val="nil"/>
-              <w:bottom w:val="nil"/>
-              <w:right w:val="nil"/>
-            </w:tcBorders>
-            <w:shd w:val="clear"/>
-            <w:tcMar>
-              <w:top w:w="120" w:type="dxa"/>
-              <w:left w:w="180" w:type="dxa"/>
-              <w:bottom w:w="120" w:type="dxa"/>
-              <w:right w:w="180" w:type="dxa"/>
-            </w:tcMar>
-            <w:vAlign w:val="center"/>
-          </w:tcPr>
-          <w:p>
-            <w:pPr>
-              <w:rPr>
-                <w:rFonts w:hint="eastAsia" w:ascii="楷体" w:hAnsi="楷体" w:eastAsia="楷体" w:cs="楷体"/>
-                <w:sz w:val="24"/>
-                <w:szCs w:val="24"/>
-              </w:rPr>
-            </w:pPr>
-            <w:r>
-              <w:rPr>
-                <w:rFonts w:hint="eastAsia" w:ascii="楷体" w:hAnsi="楷体" w:eastAsia="楷体" w:cs="楷体"/>
-                <w:sz w:val="24"/>
-                <w:szCs w:val="24"/>
-                <w:lang w:val="en-US" w:eastAsia="zh-CN"/>
-              </w:rPr>
-              <w:t>后端 2、前端 1</w:t>
             </w:r>
           </w:p>
         </w:tc>
@@ -6266,31 +5624,31 @@
               <w:bottom w:val="nil"/>
               <w:right w:val="single" w:color="auto" w:sz="2" w:space="0"/>
             </w:tcBorders>
-            <w:shd w:val="clear"/>
-            <w:tcMar>
-              <w:top w:w="120" w:type="dxa"/>
-              <w:left w:w="180" w:type="dxa"/>
-              <w:bottom w:w="120" w:type="dxa"/>
-              <w:right w:w="180" w:type="dxa"/>
-            </w:tcMar>
-            <w:vAlign w:val="center"/>
-          </w:tcPr>
-          <w:p>
-            <w:pPr>
-              <w:rPr>
-                <w:rFonts w:hint="eastAsia" w:ascii="楷体" w:hAnsi="楷体" w:eastAsia="楷体" w:cs="楷体"/>
-                <w:sz w:val="24"/>
-                <w:szCs w:val="24"/>
-              </w:rPr>
-            </w:pPr>
-            <w:r>
-              <w:rPr>
-                <w:rFonts w:hint="eastAsia" w:ascii="楷体" w:hAnsi="楷体" w:eastAsia="楷体" w:cs="楷体"/>
-                <w:sz w:val="24"/>
-                <w:szCs w:val="24"/>
-                <w:lang w:val="en-US" w:eastAsia="zh-CN"/>
-              </w:rPr>
-              <w:t>管理员 - 查看日志</w:t>
+            <w:shd w:val="clear" w:color="auto" w:fill="auto"/>
+            <w:tcMar>
+              <w:top w:w="120" w:type="dxa"/>
+              <w:left w:w="180" w:type="dxa"/>
+              <w:bottom w:w="120" w:type="dxa"/>
+              <w:right w:w="180" w:type="dxa"/>
+            </w:tcMar>
+            <w:vAlign w:val="center"/>
+          </w:tcPr>
+          <w:p>
+            <w:pPr>
+              <w:rPr>
+                <w:rFonts w:hint="eastAsia" w:ascii="楷体" w:hAnsi="楷体" w:eastAsia="楷体" w:cs="楷体"/>
+                <w:sz w:val="24"/>
+                <w:szCs w:val="24"/>
+              </w:rPr>
+            </w:pPr>
+            <w:r>
+              <w:rPr>
+                <w:rFonts w:hint="eastAsia" w:ascii="楷体" w:hAnsi="楷体" w:eastAsia="楷体" w:cs="楷体"/>
+                <w:sz w:val="24"/>
+                <w:szCs w:val="24"/>
+                <w:lang w:val="en-US" w:eastAsia="zh-CN"/>
+              </w:rPr>
+              <w:t>数据库搭建</w:t>
             </w:r>
           </w:p>
         </w:tc>
@@ -6303,31 +5661,31 @@
               <w:bottom w:val="nil"/>
               <w:right w:val="single" w:color="auto" w:sz="2" w:space="0"/>
             </w:tcBorders>
-            <w:shd w:val="clear"/>
-            <w:tcMar>
-              <w:top w:w="120" w:type="dxa"/>
-              <w:left w:w="180" w:type="dxa"/>
-              <w:bottom w:w="120" w:type="dxa"/>
-              <w:right w:w="180" w:type="dxa"/>
-            </w:tcMar>
-            <w:vAlign w:val="center"/>
-          </w:tcPr>
-          <w:p>
-            <w:pPr>
-              <w:rPr>
-                <w:rFonts w:hint="eastAsia" w:ascii="楷体" w:hAnsi="楷体" w:eastAsia="楷体" w:cs="楷体"/>
-                <w:sz w:val="24"/>
-                <w:szCs w:val="24"/>
-              </w:rPr>
-            </w:pPr>
-            <w:r>
-              <w:rPr>
-                <w:rFonts w:hint="eastAsia" w:ascii="楷体" w:hAnsi="楷体" w:eastAsia="楷体" w:cs="楷体"/>
-                <w:sz w:val="24"/>
-                <w:szCs w:val="24"/>
-                <w:lang w:val="en-US" w:eastAsia="zh-CN"/>
-              </w:rPr>
-              <w:t>Web 端日志页面代码、日志记录与导出接口代码</w:t>
+            <w:shd w:val="clear" w:color="auto" w:fill="auto"/>
+            <w:tcMar>
+              <w:top w:w="120" w:type="dxa"/>
+              <w:left w:w="180" w:type="dxa"/>
+              <w:bottom w:w="120" w:type="dxa"/>
+              <w:right w:w="180" w:type="dxa"/>
+            </w:tcMar>
+            <w:vAlign w:val="center"/>
+          </w:tcPr>
+          <w:p>
+            <w:pPr>
+              <w:rPr>
+                <w:rFonts w:hint="eastAsia" w:ascii="楷体" w:hAnsi="楷体" w:eastAsia="楷体" w:cs="楷体"/>
+                <w:sz w:val="24"/>
+                <w:szCs w:val="24"/>
+              </w:rPr>
+            </w:pPr>
+            <w:r>
+              <w:rPr>
+                <w:rFonts w:hint="eastAsia" w:ascii="楷体" w:hAnsi="楷体" w:eastAsia="楷体" w:cs="楷体"/>
+                <w:sz w:val="24"/>
+                <w:szCs w:val="24"/>
+                <w:lang w:val="en-US" w:eastAsia="zh-CN"/>
+              </w:rPr>
+              <w:t>数据库脚本（表结构设计）、环境搭建文档</w:t>
             </w:r>
           </w:p>
         </w:tc>
@@ -6340,31 +5698,31 @@
               <w:bottom w:val="nil"/>
               <w:right w:val="nil"/>
             </w:tcBorders>
-            <w:shd w:val="clear"/>
-            <w:tcMar>
-              <w:top w:w="120" w:type="dxa"/>
-              <w:left w:w="180" w:type="dxa"/>
-              <w:bottom w:w="120" w:type="dxa"/>
-              <w:right w:w="180" w:type="dxa"/>
-            </w:tcMar>
-            <w:vAlign w:val="center"/>
-          </w:tcPr>
-          <w:p>
-            <w:pPr>
-              <w:rPr>
-                <w:rFonts w:hint="eastAsia" w:ascii="楷体" w:hAnsi="楷体" w:eastAsia="楷体" w:cs="楷体"/>
-                <w:sz w:val="24"/>
-                <w:szCs w:val="24"/>
-              </w:rPr>
-            </w:pPr>
-            <w:r>
-              <w:rPr>
-                <w:rFonts w:hint="eastAsia" w:ascii="楷体" w:hAnsi="楷体" w:eastAsia="楷体" w:cs="楷体"/>
-                <w:sz w:val="24"/>
-                <w:szCs w:val="24"/>
-                <w:lang w:val="en-US" w:eastAsia="zh-CN"/>
-              </w:rPr>
-              <w:t>后端 2、前端 1</w:t>
+            <w:shd w:val="clear" w:color="auto" w:fill="auto"/>
+            <w:tcMar>
+              <w:top w:w="120" w:type="dxa"/>
+              <w:left w:w="180" w:type="dxa"/>
+              <w:bottom w:w="120" w:type="dxa"/>
+              <w:right w:w="180" w:type="dxa"/>
+            </w:tcMar>
+            <w:vAlign w:val="center"/>
+          </w:tcPr>
+          <w:p>
+            <w:pPr>
+              <w:rPr>
+                <w:rFonts w:hint="eastAsia" w:ascii="楷体" w:hAnsi="楷体" w:eastAsia="楷体" w:cs="楷体"/>
+                <w:sz w:val="24"/>
+                <w:szCs w:val="24"/>
+              </w:rPr>
+            </w:pPr>
+            <w:r>
+              <w:rPr>
+                <w:rFonts w:hint="eastAsia" w:ascii="楷体" w:hAnsi="楷体" w:eastAsia="楷体" w:cs="楷体"/>
+                <w:sz w:val="24"/>
+                <w:szCs w:val="24"/>
+                <w:lang w:val="en-US" w:eastAsia="zh-CN"/>
+              </w:rPr>
+              <w:t>后端 2</w:t>
             </w:r>
           </w:p>
         </w:tc>
@@ -6379,7 +5737,7 @@
             <w:insideH w:val="none" w:color="auto" w:sz="0" w:space="0"/>
             <w:insideV w:val="none" w:color="auto" w:sz="0" w:space="0"/>
           </w:tblBorders>
-          <w:shd w:val="clear"/>
+          <w:shd w:val="clear" w:color="auto" w:fill="auto"/>
           <w:tblCellMar>
             <w:top w:w="0" w:type="dxa"/>
             <w:left w:w="0" w:type="dxa"/>
@@ -6396,7 +5754,657 @@
               <w:bottom w:val="nil"/>
               <w:right w:val="single" w:color="auto" w:sz="2" w:space="0"/>
             </w:tcBorders>
-            <w:shd w:val="clear"/>
+            <w:shd w:val="clear" w:color="auto" w:fill="auto"/>
+            <w:tcMar>
+              <w:top w:w="120" w:type="dxa"/>
+              <w:left w:w="180" w:type="dxa"/>
+              <w:bottom w:w="120" w:type="dxa"/>
+              <w:right w:w="180" w:type="dxa"/>
+            </w:tcMar>
+            <w:vAlign w:val="center"/>
+          </w:tcPr>
+          <w:p>
+            <w:pPr>
+              <w:rPr>
+                <w:rFonts w:hint="eastAsia" w:ascii="楷体" w:hAnsi="楷体" w:eastAsia="楷体" w:cs="楷体"/>
+                <w:sz w:val="24"/>
+                <w:szCs w:val="24"/>
+              </w:rPr>
+            </w:pPr>
+            <w:r>
+              <w:rPr>
+                <w:rFonts w:hint="eastAsia" w:ascii="楷体" w:hAnsi="楷体" w:eastAsia="楷体" w:cs="楷体"/>
+                <w:sz w:val="24"/>
+                <w:szCs w:val="24"/>
+                <w:lang w:val="en-US" w:eastAsia="zh-CN"/>
+              </w:rPr>
+              <w:t>管理员 - 设备监控</w:t>
+            </w:r>
+          </w:p>
+        </w:tc>
+        <w:tc>
+          <w:tcPr>
+            <w:tcW w:w="0" w:type="auto"/>
+            <w:tcBorders>
+              <w:top w:val="nil"/>
+              <w:left w:val="nil"/>
+              <w:bottom w:val="nil"/>
+              <w:right w:val="single" w:color="auto" w:sz="2" w:space="0"/>
+            </w:tcBorders>
+            <w:shd w:val="clear" w:color="auto" w:fill="auto"/>
+            <w:tcMar>
+              <w:top w:w="120" w:type="dxa"/>
+              <w:left w:w="180" w:type="dxa"/>
+              <w:bottom w:w="120" w:type="dxa"/>
+              <w:right w:w="180" w:type="dxa"/>
+            </w:tcMar>
+            <w:vAlign w:val="center"/>
+          </w:tcPr>
+          <w:p>
+            <w:pPr>
+              <w:rPr>
+                <w:rFonts w:hint="eastAsia" w:ascii="楷体" w:hAnsi="楷体" w:eastAsia="楷体" w:cs="楷体"/>
+                <w:sz w:val="24"/>
+                <w:szCs w:val="24"/>
+              </w:rPr>
+            </w:pPr>
+            <w:r>
+              <w:rPr>
+                <w:rFonts w:hint="eastAsia" w:ascii="楷体" w:hAnsi="楷体" w:eastAsia="楷体" w:cs="楷体"/>
+                <w:sz w:val="24"/>
+                <w:szCs w:val="24"/>
+                <w:lang w:val="en-US" w:eastAsia="zh-CN"/>
+              </w:rPr>
+              <w:t>Web 端设备监控页面代码、数据查询接口代码</w:t>
+            </w:r>
+          </w:p>
+        </w:tc>
+        <w:tc>
+          <w:tcPr>
+            <w:tcW w:w="0" w:type="auto"/>
+            <w:tcBorders>
+              <w:top w:val="nil"/>
+              <w:left w:val="nil"/>
+              <w:bottom w:val="nil"/>
+              <w:right w:val="nil"/>
+            </w:tcBorders>
+            <w:shd w:val="clear" w:color="auto" w:fill="auto"/>
+            <w:tcMar>
+              <w:top w:w="120" w:type="dxa"/>
+              <w:left w:w="180" w:type="dxa"/>
+              <w:bottom w:w="120" w:type="dxa"/>
+              <w:right w:w="180" w:type="dxa"/>
+            </w:tcMar>
+            <w:vAlign w:val="center"/>
+          </w:tcPr>
+          <w:p>
+            <w:pPr>
+              <w:rPr>
+                <w:rFonts w:hint="eastAsia" w:ascii="楷体" w:hAnsi="楷体" w:eastAsia="楷体" w:cs="楷体"/>
+                <w:sz w:val="24"/>
+                <w:szCs w:val="24"/>
+              </w:rPr>
+            </w:pPr>
+            <w:r>
+              <w:rPr>
+                <w:rFonts w:hint="eastAsia" w:ascii="楷体" w:hAnsi="楷体" w:eastAsia="楷体" w:cs="楷体"/>
+                <w:sz w:val="24"/>
+                <w:szCs w:val="24"/>
+                <w:lang w:val="en-US" w:eastAsia="zh-CN"/>
+              </w:rPr>
+              <w:t>后端 2、前端 1</w:t>
+            </w:r>
+          </w:p>
+        </w:tc>
+      </w:tr>
+      <w:tr>
+        <w:tblPrEx>
+          <w:tblBorders>
+            <w:top w:val="single" w:color="auto" w:sz="2" w:space="0"/>
+            <w:left w:val="single" w:color="auto" w:sz="2" w:space="0"/>
+            <w:bottom w:val="single" w:color="auto" w:sz="2" w:space="0"/>
+            <w:right w:val="single" w:color="auto" w:sz="2" w:space="0"/>
+            <w:insideH w:val="none" w:color="auto" w:sz="0" w:space="0"/>
+            <w:insideV w:val="none" w:color="auto" w:sz="0" w:space="0"/>
+          </w:tblBorders>
+          <w:shd w:val="clear" w:color="auto" w:fill="auto"/>
+          <w:tblCellMar>
+            <w:top w:w="0" w:type="dxa"/>
+            <w:left w:w="0" w:type="dxa"/>
+            <w:bottom w:w="0" w:type="dxa"/>
+            <w:right w:w="0" w:type="dxa"/>
+          </w:tblCellMar>
+        </w:tblPrEx>
+        <w:tc>
+          <w:tcPr>
+            <w:tcW w:w="0" w:type="auto"/>
+            <w:tcBorders>
+              <w:top w:val="nil"/>
+              <w:left w:val="nil"/>
+              <w:bottom w:val="nil"/>
+              <w:right w:val="single" w:color="auto" w:sz="2" w:space="0"/>
+            </w:tcBorders>
+            <w:shd w:val="clear" w:color="auto" w:fill="auto"/>
+            <w:tcMar>
+              <w:top w:w="120" w:type="dxa"/>
+              <w:left w:w="180" w:type="dxa"/>
+              <w:bottom w:w="120" w:type="dxa"/>
+              <w:right w:w="180" w:type="dxa"/>
+            </w:tcMar>
+            <w:vAlign w:val="center"/>
+          </w:tcPr>
+          <w:p>
+            <w:pPr>
+              <w:rPr>
+                <w:rFonts w:hint="eastAsia" w:ascii="楷体" w:hAnsi="楷体" w:eastAsia="楷体" w:cs="楷体"/>
+                <w:sz w:val="24"/>
+                <w:szCs w:val="24"/>
+              </w:rPr>
+            </w:pPr>
+            <w:r>
+              <w:rPr>
+                <w:rFonts w:hint="eastAsia" w:ascii="楷体" w:hAnsi="楷体" w:eastAsia="楷体" w:cs="楷体"/>
+                <w:sz w:val="24"/>
+                <w:szCs w:val="24"/>
+                <w:lang w:val="en-US" w:eastAsia="zh-CN"/>
+              </w:rPr>
+              <w:t>管理员 - 人员 / 用户管理</w:t>
+            </w:r>
+          </w:p>
+        </w:tc>
+        <w:tc>
+          <w:tcPr>
+            <w:tcW w:w="0" w:type="auto"/>
+            <w:tcBorders>
+              <w:top w:val="nil"/>
+              <w:left w:val="nil"/>
+              <w:bottom w:val="nil"/>
+              <w:right w:val="single" w:color="auto" w:sz="2" w:space="0"/>
+            </w:tcBorders>
+            <w:shd w:val="clear" w:color="auto" w:fill="auto"/>
+            <w:tcMar>
+              <w:top w:w="120" w:type="dxa"/>
+              <w:left w:w="180" w:type="dxa"/>
+              <w:bottom w:w="120" w:type="dxa"/>
+              <w:right w:w="180" w:type="dxa"/>
+            </w:tcMar>
+            <w:vAlign w:val="center"/>
+          </w:tcPr>
+          <w:p>
+            <w:pPr>
+              <w:rPr>
+                <w:rFonts w:hint="eastAsia" w:ascii="楷体" w:hAnsi="楷体" w:eastAsia="楷体" w:cs="楷体"/>
+                <w:sz w:val="24"/>
+                <w:szCs w:val="24"/>
+              </w:rPr>
+            </w:pPr>
+            <w:r>
+              <w:rPr>
+                <w:rFonts w:hint="eastAsia" w:ascii="楷体" w:hAnsi="楷体" w:eastAsia="楷体" w:cs="楷体"/>
+                <w:sz w:val="24"/>
+                <w:szCs w:val="24"/>
+                <w:lang w:val="en-US" w:eastAsia="zh-CN"/>
+              </w:rPr>
+              <w:t>Web 端人员管理页面代码、用户增删改查接口代码</w:t>
+            </w:r>
+          </w:p>
+        </w:tc>
+        <w:tc>
+          <w:tcPr>
+            <w:tcW w:w="0" w:type="auto"/>
+            <w:tcBorders>
+              <w:top w:val="nil"/>
+              <w:left w:val="nil"/>
+              <w:bottom w:val="nil"/>
+              <w:right w:val="nil"/>
+            </w:tcBorders>
+            <w:shd w:val="clear" w:color="auto" w:fill="auto"/>
+            <w:tcMar>
+              <w:top w:w="120" w:type="dxa"/>
+              <w:left w:w="180" w:type="dxa"/>
+              <w:bottom w:w="120" w:type="dxa"/>
+              <w:right w:w="180" w:type="dxa"/>
+            </w:tcMar>
+            <w:vAlign w:val="center"/>
+          </w:tcPr>
+          <w:p>
+            <w:pPr>
+              <w:rPr>
+                <w:rFonts w:hint="eastAsia" w:ascii="楷体" w:hAnsi="楷体" w:eastAsia="楷体" w:cs="楷体"/>
+                <w:sz w:val="24"/>
+                <w:szCs w:val="24"/>
+              </w:rPr>
+            </w:pPr>
+            <w:r>
+              <w:rPr>
+                <w:rFonts w:hint="eastAsia" w:ascii="楷体" w:hAnsi="楷体" w:eastAsia="楷体" w:cs="楷体"/>
+                <w:sz w:val="24"/>
+                <w:szCs w:val="24"/>
+                <w:lang w:val="en-US" w:eastAsia="zh-CN"/>
+              </w:rPr>
+              <w:t>后端 2、前端 1</w:t>
+            </w:r>
+          </w:p>
+        </w:tc>
+      </w:tr>
+      <w:tr>
+        <w:tblPrEx>
+          <w:tblBorders>
+            <w:top w:val="single" w:color="auto" w:sz="2" w:space="0"/>
+            <w:left w:val="single" w:color="auto" w:sz="2" w:space="0"/>
+            <w:bottom w:val="single" w:color="auto" w:sz="2" w:space="0"/>
+            <w:right w:val="single" w:color="auto" w:sz="2" w:space="0"/>
+            <w:insideH w:val="none" w:color="auto" w:sz="0" w:space="0"/>
+            <w:insideV w:val="none" w:color="auto" w:sz="0" w:space="0"/>
+          </w:tblBorders>
+          <w:shd w:val="clear" w:color="auto" w:fill="auto"/>
+          <w:tblCellMar>
+            <w:top w:w="0" w:type="dxa"/>
+            <w:left w:w="0" w:type="dxa"/>
+            <w:bottom w:w="0" w:type="dxa"/>
+            <w:right w:w="0" w:type="dxa"/>
+          </w:tblCellMar>
+        </w:tblPrEx>
+        <w:tc>
+          <w:tcPr>
+            <w:tcW w:w="0" w:type="auto"/>
+            <w:tcBorders>
+              <w:top w:val="nil"/>
+              <w:left w:val="nil"/>
+              <w:bottom w:val="nil"/>
+              <w:right w:val="single" w:color="auto" w:sz="2" w:space="0"/>
+            </w:tcBorders>
+            <w:shd w:val="clear" w:color="auto" w:fill="auto"/>
+            <w:tcMar>
+              <w:top w:w="120" w:type="dxa"/>
+              <w:left w:w="180" w:type="dxa"/>
+              <w:bottom w:w="120" w:type="dxa"/>
+              <w:right w:w="180" w:type="dxa"/>
+            </w:tcMar>
+            <w:vAlign w:val="center"/>
+          </w:tcPr>
+          <w:p>
+            <w:pPr>
+              <w:rPr>
+                <w:rFonts w:hint="eastAsia" w:ascii="楷体" w:hAnsi="楷体" w:eastAsia="楷体" w:cs="楷体"/>
+                <w:sz w:val="24"/>
+                <w:szCs w:val="24"/>
+              </w:rPr>
+            </w:pPr>
+            <w:r>
+              <w:rPr>
+                <w:rFonts w:hint="eastAsia" w:ascii="楷体" w:hAnsi="楷体" w:eastAsia="楷体" w:cs="楷体"/>
+                <w:sz w:val="24"/>
+                <w:szCs w:val="24"/>
+                <w:lang w:val="en-US" w:eastAsia="zh-CN"/>
+              </w:rPr>
+              <w:t>管理员 - 告警查看</w:t>
+            </w:r>
+          </w:p>
+        </w:tc>
+        <w:tc>
+          <w:tcPr>
+            <w:tcW w:w="0" w:type="auto"/>
+            <w:tcBorders>
+              <w:top w:val="nil"/>
+              <w:left w:val="nil"/>
+              <w:bottom w:val="nil"/>
+              <w:right w:val="single" w:color="auto" w:sz="2" w:space="0"/>
+            </w:tcBorders>
+            <w:shd w:val="clear" w:color="auto" w:fill="auto"/>
+            <w:tcMar>
+              <w:top w:w="120" w:type="dxa"/>
+              <w:left w:w="180" w:type="dxa"/>
+              <w:bottom w:w="120" w:type="dxa"/>
+              <w:right w:w="180" w:type="dxa"/>
+            </w:tcMar>
+            <w:vAlign w:val="center"/>
+          </w:tcPr>
+          <w:p>
+            <w:pPr>
+              <w:rPr>
+                <w:rFonts w:hint="eastAsia" w:ascii="楷体" w:hAnsi="楷体" w:eastAsia="楷体" w:cs="楷体"/>
+                <w:sz w:val="24"/>
+                <w:szCs w:val="24"/>
+              </w:rPr>
+            </w:pPr>
+            <w:r>
+              <w:rPr>
+                <w:rFonts w:hint="eastAsia" w:ascii="楷体" w:hAnsi="楷体" w:eastAsia="楷体" w:cs="楷体"/>
+                <w:sz w:val="24"/>
+                <w:szCs w:val="24"/>
+                <w:lang w:val="en-US" w:eastAsia="zh-CN"/>
+              </w:rPr>
+              <w:t>Web 端告警列表页面代码、告警接口代码</w:t>
+            </w:r>
+          </w:p>
+        </w:tc>
+        <w:tc>
+          <w:tcPr>
+            <w:tcW w:w="0" w:type="auto"/>
+            <w:tcBorders>
+              <w:top w:val="nil"/>
+              <w:left w:val="nil"/>
+              <w:bottom w:val="nil"/>
+              <w:right w:val="nil"/>
+            </w:tcBorders>
+            <w:shd w:val="clear" w:color="auto" w:fill="auto"/>
+            <w:tcMar>
+              <w:top w:w="120" w:type="dxa"/>
+              <w:left w:w="180" w:type="dxa"/>
+              <w:bottom w:w="120" w:type="dxa"/>
+              <w:right w:w="180" w:type="dxa"/>
+            </w:tcMar>
+            <w:vAlign w:val="center"/>
+          </w:tcPr>
+          <w:p>
+            <w:pPr>
+              <w:rPr>
+                <w:rFonts w:hint="eastAsia" w:ascii="楷体" w:hAnsi="楷体" w:eastAsia="楷体" w:cs="楷体"/>
+                <w:sz w:val="24"/>
+                <w:szCs w:val="24"/>
+              </w:rPr>
+            </w:pPr>
+            <w:r>
+              <w:rPr>
+                <w:rFonts w:hint="eastAsia" w:ascii="楷体" w:hAnsi="楷体" w:eastAsia="楷体" w:cs="楷体"/>
+                <w:sz w:val="24"/>
+                <w:szCs w:val="24"/>
+                <w:lang w:val="en-US" w:eastAsia="zh-CN"/>
+              </w:rPr>
+              <w:t>后端 2、前端 1</w:t>
+            </w:r>
+          </w:p>
+        </w:tc>
+      </w:tr>
+      <w:tr>
+        <w:tblPrEx>
+          <w:tblBorders>
+            <w:top w:val="single" w:color="auto" w:sz="2" w:space="0"/>
+            <w:left w:val="single" w:color="auto" w:sz="2" w:space="0"/>
+            <w:bottom w:val="single" w:color="auto" w:sz="2" w:space="0"/>
+            <w:right w:val="single" w:color="auto" w:sz="2" w:space="0"/>
+            <w:insideH w:val="none" w:color="auto" w:sz="0" w:space="0"/>
+            <w:insideV w:val="none" w:color="auto" w:sz="0" w:space="0"/>
+          </w:tblBorders>
+          <w:shd w:val="clear" w:color="auto" w:fill="auto"/>
+          <w:tblCellMar>
+            <w:top w:w="0" w:type="dxa"/>
+            <w:left w:w="0" w:type="dxa"/>
+            <w:bottom w:w="0" w:type="dxa"/>
+            <w:right w:w="0" w:type="dxa"/>
+          </w:tblCellMar>
+        </w:tblPrEx>
+        <w:tc>
+          <w:tcPr>
+            <w:tcW w:w="0" w:type="auto"/>
+            <w:tcBorders>
+              <w:top w:val="nil"/>
+              <w:left w:val="nil"/>
+              <w:bottom w:val="nil"/>
+              <w:right w:val="single" w:color="auto" w:sz="2" w:space="0"/>
+            </w:tcBorders>
+            <w:shd w:val="clear" w:color="auto" w:fill="auto"/>
+            <w:tcMar>
+              <w:top w:w="120" w:type="dxa"/>
+              <w:left w:w="180" w:type="dxa"/>
+              <w:bottom w:w="120" w:type="dxa"/>
+              <w:right w:w="180" w:type="dxa"/>
+            </w:tcMar>
+            <w:vAlign w:val="center"/>
+          </w:tcPr>
+          <w:p>
+            <w:pPr>
+              <w:rPr>
+                <w:rFonts w:hint="eastAsia" w:ascii="楷体" w:hAnsi="楷体" w:eastAsia="楷体" w:cs="楷体"/>
+                <w:sz w:val="24"/>
+                <w:szCs w:val="24"/>
+              </w:rPr>
+            </w:pPr>
+            <w:r>
+              <w:rPr>
+                <w:rFonts w:hint="eastAsia" w:ascii="楷体" w:hAnsi="楷体" w:eastAsia="楷体" w:cs="楷体"/>
+                <w:sz w:val="24"/>
+                <w:szCs w:val="24"/>
+                <w:lang w:val="en-US" w:eastAsia="zh-CN"/>
+              </w:rPr>
+              <w:t>管理员 - 人工派单</w:t>
+            </w:r>
+          </w:p>
+        </w:tc>
+        <w:tc>
+          <w:tcPr>
+            <w:tcW w:w="0" w:type="auto"/>
+            <w:tcBorders>
+              <w:top w:val="nil"/>
+              <w:left w:val="nil"/>
+              <w:bottom w:val="nil"/>
+              <w:right w:val="single" w:color="auto" w:sz="2" w:space="0"/>
+            </w:tcBorders>
+            <w:shd w:val="clear" w:color="auto" w:fill="auto"/>
+            <w:tcMar>
+              <w:top w:w="120" w:type="dxa"/>
+              <w:left w:w="180" w:type="dxa"/>
+              <w:bottom w:w="120" w:type="dxa"/>
+              <w:right w:w="180" w:type="dxa"/>
+            </w:tcMar>
+            <w:vAlign w:val="center"/>
+          </w:tcPr>
+          <w:p>
+            <w:pPr>
+              <w:rPr>
+                <w:rFonts w:hint="eastAsia" w:ascii="楷体" w:hAnsi="楷体" w:eastAsia="楷体" w:cs="楷体"/>
+                <w:sz w:val="24"/>
+                <w:szCs w:val="24"/>
+              </w:rPr>
+            </w:pPr>
+            <w:r>
+              <w:rPr>
+                <w:rFonts w:hint="eastAsia" w:ascii="楷体" w:hAnsi="楷体" w:eastAsia="楷体" w:cs="楷体"/>
+                <w:sz w:val="24"/>
+                <w:szCs w:val="24"/>
+                <w:lang w:val="en-US" w:eastAsia="zh-CN"/>
+              </w:rPr>
+              <w:t>Web 端派单页面代码、派单接口代码</w:t>
+            </w:r>
+          </w:p>
+        </w:tc>
+        <w:tc>
+          <w:tcPr>
+            <w:tcW w:w="0" w:type="auto"/>
+            <w:tcBorders>
+              <w:top w:val="nil"/>
+              <w:left w:val="nil"/>
+              <w:bottom w:val="nil"/>
+              <w:right w:val="nil"/>
+            </w:tcBorders>
+            <w:shd w:val="clear" w:color="auto" w:fill="auto"/>
+            <w:tcMar>
+              <w:top w:w="120" w:type="dxa"/>
+              <w:left w:w="180" w:type="dxa"/>
+              <w:bottom w:w="120" w:type="dxa"/>
+              <w:right w:w="180" w:type="dxa"/>
+            </w:tcMar>
+            <w:vAlign w:val="center"/>
+          </w:tcPr>
+          <w:p>
+            <w:pPr>
+              <w:rPr>
+                <w:rFonts w:hint="eastAsia" w:ascii="楷体" w:hAnsi="楷体" w:eastAsia="楷体" w:cs="楷体"/>
+                <w:sz w:val="24"/>
+                <w:szCs w:val="24"/>
+              </w:rPr>
+            </w:pPr>
+            <w:r>
+              <w:rPr>
+                <w:rFonts w:hint="eastAsia" w:ascii="楷体" w:hAnsi="楷体" w:eastAsia="楷体" w:cs="楷体"/>
+                <w:sz w:val="24"/>
+                <w:szCs w:val="24"/>
+                <w:lang w:val="en-US" w:eastAsia="zh-CN"/>
+              </w:rPr>
+              <w:t>后端 2、前端 1</w:t>
+            </w:r>
+          </w:p>
+        </w:tc>
+      </w:tr>
+      <w:tr>
+        <w:tblPrEx>
+          <w:tblBorders>
+            <w:top w:val="single" w:color="auto" w:sz="2" w:space="0"/>
+            <w:left w:val="single" w:color="auto" w:sz="2" w:space="0"/>
+            <w:bottom w:val="single" w:color="auto" w:sz="2" w:space="0"/>
+            <w:right w:val="single" w:color="auto" w:sz="2" w:space="0"/>
+            <w:insideH w:val="none" w:color="auto" w:sz="0" w:space="0"/>
+            <w:insideV w:val="none" w:color="auto" w:sz="0" w:space="0"/>
+          </w:tblBorders>
+          <w:shd w:val="clear" w:color="auto" w:fill="auto"/>
+          <w:tblCellMar>
+            <w:top w:w="0" w:type="dxa"/>
+            <w:left w:w="0" w:type="dxa"/>
+            <w:bottom w:w="0" w:type="dxa"/>
+            <w:right w:w="0" w:type="dxa"/>
+          </w:tblCellMar>
+        </w:tblPrEx>
+        <w:tc>
+          <w:tcPr>
+            <w:tcW w:w="0" w:type="auto"/>
+            <w:tcBorders>
+              <w:top w:val="nil"/>
+              <w:left w:val="nil"/>
+              <w:bottom w:val="nil"/>
+              <w:right w:val="single" w:color="auto" w:sz="2" w:space="0"/>
+            </w:tcBorders>
+            <w:shd w:val="clear" w:color="auto" w:fill="auto"/>
+            <w:tcMar>
+              <w:top w:w="120" w:type="dxa"/>
+              <w:left w:w="180" w:type="dxa"/>
+              <w:bottom w:w="120" w:type="dxa"/>
+              <w:right w:w="180" w:type="dxa"/>
+            </w:tcMar>
+            <w:vAlign w:val="center"/>
+          </w:tcPr>
+          <w:p>
+            <w:pPr>
+              <w:rPr>
+                <w:rFonts w:hint="eastAsia" w:ascii="楷体" w:hAnsi="楷体" w:eastAsia="楷体" w:cs="楷体"/>
+                <w:sz w:val="24"/>
+                <w:szCs w:val="24"/>
+              </w:rPr>
+            </w:pPr>
+            <w:r>
+              <w:rPr>
+                <w:rFonts w:hint="eastAsia" w:ascii="楷体" w:hAnsi="楷体" w:eastAsia="楷体" w:cs="楷体"/>
+                <w:sz w:val="24"/>
+                <w:szCs w:val="24"/>
+                <w:lang w:val="en-US" w:eastAsia="zh-CN"/>
+              </w:rPr>
+              <w:t>管理员 - 查看日志</w:t>
+            </w:r>
+          </w:p>
+        </w:tc>
+        <w:tc>
+          <w:tcPr>
+            <w:tcW w:w="0" w:type="auto"/>
+            <w:tcBorders>
+              <w:top w:val="nil"/>
+              <w:left w:val="nil"/>
+              <w:bottom w:val="nil"/>
+              <w:right w:val="single" w:color="auto" w:sz="2" w:space="0"/>
+            </w:tcBorders>
+            <w:shd w:val="clear" w:color="auto" w:fill="auto"/>
+            <w:tcMar>
+              <w:top w:w="120" w:type="dxa"/>
+              <w:left w:w="180" w:type="dxa"/>
+              <w:bottom w:w="120" w:type="dxa"/>
+              <w:right w:w="180" w:type="dxa"/>
+            </w:tcMar>
+            <w:vAlign w:val="center"/>
+          </w:tcPr>
+          <w:p>
+            <w:pPr>
+              <w:rPr>
+                <w:rFonts w:hint="eastAsia" w:ascii="楷体" w:hAnsi="楷体" w:eastAsia="楷体" w:cs="楷体"/>
+                <w:sz w:val="24"/>
+                <w:szCs w:val="24"/>
+              </w:rPr>
+            </w:pPr>
+            <w:r>
+              <w:rPr>
+                <w:rFonts w:hint="eastAsia" w:ascii="楷体" w:hAnsi="楷体" w:eastAsia="楷体" w:cs="楷体"/>
+                <w:sz w:val="24"/>
+                <w:szCs w:val="24"/>
+                <w:lang w:val="en-US" w:eastAsia="zh-CN"/>
+              </w:rPr>
+              <w:t>Web 端日志页面代码、日志记录与导出接口代码</w:t>
+            </w:r>
+          </w:p>
+        </w:tc>
+        <w:tc>
+          <w:tcPr>
+            <w:tcW w:w="0" w:type="auto"/>
+            <w:tcBorders>
+              <w:top w:val="nil"/>
+              <w:left w:val="nil"/>
+              <w:bottom w:val="nil"/>
+              <w:right w:val="nil"/>
+            </w:tcBorders>
+            <w:shd w:val="clear" w:color="auto" w:fill="auto"/>
+            <w:tcMar>
+              <w:top w:w="120" w:type="dxa"/>
+              <w:left w:w="180" w:type="dxa"/>
+              <w:bottom w:w="120" w:type="dxa"/>
+              <w:right w:w="180" w:type="dxa"/>
+            </w:tcMar>
+            <w:vAlign w:val="center"/>
+          </w:tcPr>
+          <w:p>
+            <w:pPr>
+              <w:rPr>
+                <w:rFonts w:hint="eastAsia" w:ascii="楷体" w:hAnsi="楷体" w:eastAsia="楷体" w:cs="楷体"/>
+                <w:sz w:val="24"/>
+                <w:szCs w:val="24"/>
+              </w:rPr>
+            </w:pPr>
+            <w:r>
+              <w:rPr>
+                <w:rFonts w:hint="eastAsia" w:ascii="楷体" w:hAnsi="楷体" w:eastAsia="楷体" w:cs="楷体"/>
+                <w:sz w:val="24"/>
+                <w:szCs w:val="24"/>
+                <w:lang w:val="en-US" w:eastAsia="zh-CN"/>
+              </w:rPr>
+              <w:t>后端 2、前端 1</w:t>
+            </w:r>
+          </w:p>
+        </w:tc>
+      </w:tr>
+      <w:tr>
+        <w:tblPrEx>
+          <w:tblBorders>
+            <w:top w:val="single" w:color="auto" w:sz="2" w:space="0"/>
+            <w:left w:val="single" w:color="auto" w:sz="2" w:space="0"/>
+            <w:bottom w:val="single" w:color="auto" w:sz="2" w:space="0"/>
+            <w:right w:val="single" w:color="auto" w:sz="2" w:space="0"/>
+            <w:insideH w:val="none" w:color="auto" w:sz="0" w:space="0"/>
+            <w:insideV w:val="none" w:color="auto" w:sz="0" w:space="0"/>
+          </w:tblBorders>
+          <w:shd w:val="clear" w:color="auto" w:fill="auto"/>
+          <w:tblCellMar>
+            <w:top w:w="0" w:type="dxa"/>
+            <w:left w:w="0" w:type="dxa"/>
+            <w:bottom w:w="0" w:type="dxa"/>
+            <w:right w:w="0" w:type="dxa"/>
+          </w:tblCellMar>
+        </w:tblPrEx>
+        <w:tc>
+          <w:tcPr>
+            <w:tcW w:w="0" w:type="auto"/>
+            <w:tcBorders>
+              <w:top w:val="nil"/>
+              <w:left w:val="nil"/>
+              <w:bottom w:val="nil"/>
+              <w:right w:val="single" w:color="auto" w:sz="2" w:space="0"/>
+            </w:tcBorders>
+            <w:shd w:val="clear" w:color="auto" w:fill="auto"/>
             <w:tcMar>
               <w:top w:w="120" w:type="dxa"/>
               <w:left w:w="180" w:type="dxa"/>
@@ -6433,7 +6441,7 @@
               <w:bottom w:val="nil"/>
               <w:right w:val="single" w:color="auto" w:sz="2" w:space="0"/>
             </w:tcBorders>
-            <w:shd w:val="clear"/>
+            <w:shd w:val="clear" w:color="auto" w:fill="auto"/>
             <w:tcMar>
               <w:top w:w="120" w:type="dxa"/>
               <w:left w:w="180" w:type="dxa"/>
@@ -6470,7 +6478,137 @@
               <w:bottom w:val="nil"/>
               <w:right w:val="nil"/>
             </w:tcBorders>
-            <w:shd w:val="clear"/>
+            <w:shd w:val="clear" w:color="auto" w:fill="auto"/>
+            <w:tcMar>
+              <w:top w:w="120" w:type="dxa"/>
+              <w:left w:w="180" w:type="dxa"/>
+              <w:bottom w:w="120" w:type="dxa"/>
+              <w:right w:w="180" w:type="dxa"/>
+            </w:tcMar>
+            <w:vAlign w:val="center"/>
+          </w:tcPr>
+          <w:p>
+            <w:pPr>
+              <w:rPr>
+                <w:rFonts w:hint="eastAsia" w:ascii="楷体" w:hAnsi="楷体" w:eastAsia="楷体" w:cs="楷体"/>
+                <w:sz w:val="24"/>
+                <w:szCs w:val="24"/>
+              </w:rPr>
+            </w:pPr>
+            <w:r>
+              <w:rPr>
+                <w:rFonts w:hint="eastAsia" w:ascii="楷体" w:hAnsi="楷体" w:eastAsia="楷体" w:cs="楷体"/>
+                <w:sz w:val="24"/>
+                <w:szCs w:val="24"/>
+                <w:lang w:val="en-US" w:eastAsia="zh-CN"/>
+              </w:rPr>
+              <w:t>后端 3、前端 2</w:t>
+            </w:r>
+          </w:p>
+        </w:tc>
+      </w:tr>
+      <w:tr>
+        <w:tblPrEx>
+          <w:tblBorders>
+            <w:top w:val="single" w:color="auto" w:sz="2" w:space="0"/>
+            <w:left w:val="single" w:color="auto" w:sz="2" w:space="0"/>
+            <w:bottom w:val="single" w:color="auto" w:sz="2" w:space="0"/>
+            <w:right w:val="single" w:color="auto" w:sz="2" w:space="0"/>
+            <w:insideH w:val="none" w:color="auto" w:sz="0" w:space="0"/>
+            <w:insideV w:val="none" w:color="auto" w:sz="0" w:space="0"/>
+          </w:tblBorders>
+          <w:shd w:val="clear" w:color="auto" w:fill="auto"/>
+          <w:tblCellMar>
+            <w:top w:w="0" w:type="dxa"/>
+            <w:left w:w="0" w:type="dxa"/>
+            <w:bottom w:w="0" w:type="dxa"/>
+            <w:right w:w="0" w:type="dxa"/>
+          </w:tblCellMar>
+        </w:tblPrEx>
+        <w:tc>
+          <w:tcPr>
+            <w:tcW w:w="0" w:type="auto"/>
+            <w:tcBorders>
+              <w:top w:val="nil"/>
+              <w:left w:val="nil"/>
+              <w:bottom w:val="nil"/>
+              <w:right w:val="single" w:color="auto" w:sz="2" w:space="0"/>
+            </w:tcBorders>
+            <w:shd w:val="clear" w:color="auto" w:fill="auto"/>
+            <w:tcMar>
+              <w:top w:w="120" w:type="dxa"/>
+              <w:left w:w="180" w:type="dxa"/>
+              <w:bottom w:w="120" w:type="dxa"/>
+              <w:right w:w="180" w:type="dxa"/>
+            </w:tcMar>
+            <w:vAlign w:val="center"/>
+          </w:tcPr>
+          <w:p>
+            <w:pPr>
+              <w:rPr>
+                <w:rFonts w:hint="eastAsia" w:ascii="楷体" w:hAnsi="楷体" w:eastAsia="楷体" w:cs="楷体"/>
+                <w:sz w:val="24"/>
+                <w:szCs w:val="24"/>
+              </w:rPr>
+            </w:pPr>
+            <w:r>
+              <w:rPr>
+                <w:rFonts w:hint="eastAsia" w:ascii="楷体" w:hAnsi="楷体" w:eastAsia="楷体" w:cs="楷体"/>
+                <w:sz w:val="24"/>
+                <w:szCs w:val="24"/>
+                <w:lang w:val="en-US" w:eastAsia="zh-CN"/>
+              </w:rPr>
+              <w:t>维修人员 - 工单抢单 / 拒单 / 提交</w:t>
+            </w:r>
+          </w:p>
+        </w:tc>
+        <w:tc>
+          <w:tcPr>
+            <w:tcW w:w="0" w:type="auto"/>
+            <w:tcBorders>
+              <w:top w:val="nil"/>
+              <w:left w:val="nil"/>
+              <w:bottom w:val="nil"/>
+              <w:right w:val="single" w:color="auto" w:sz="2" w:space="0"/>
+            </w:tcBorders>
+            <w:shd w:val="clear" w:color="auto" w:fill="auto"/>
+            <w:tcMar>
+              <w:top w:w="120" w:type="dxa"/>
+              <w:left w:w="180" w:type="dxa"/>
+              <w:bottom w:w="120" w:type="dxa"/>
+              <w:right w:w="180" w:type="dxa"/>
+            </w:tcMar>
+            <w:vAlign w:val="center"/>
+          </w:tcPr>
+          <w:p>
+            <w:pPr>
+              <w:rPr>
+                <w:rFonts w:hint="eastAsia" w:ascii="楷体" w:hAnsi="楷体" w:eastAsia="楷体" w:cs="楷体"/>
+                <w:sz w:val="24"/>
+                <w:szCs w:val="24"/>
+              </w:rPr>
+            </w:pPr>
+            <w:r>
+              <w:rPr>
+                <w:rFonts w:hint="eastAsia" w:ascii="楷体" w:hAnsi="楷体" w:eastAsia="楷体" w:cs="楷体"/>
+                <w:sz w:val="24"/>
+                <w:szCs w:val="24"/>
+                <w:lang w:val="en-US" w:eastAsia="zh-CN"/>
+              </w:rPr>
+              <w:t>APP 端工单相关页面代码、工单状态更新接口代码</w:t>
+            </w:r>
+          </w:p>
+        </w:tc>
+        <w:tc>
+          <w:tcPr>
+            <w:tcW w:w="0" w:type="auto"/>
+            <w:tcBorders>
+              <w:top w:val="nil"/>
+              <w:left w:val="nil"/>
+              <w:bottom w:val="nil"/>
+              <w:right w:val="nil"/>
+            </w:tcBorders>
+            <w:shd w:val="clear" w:color="auto" w:fill="auto"/>
             <w:tcMar>
               <w:top w:w="120" w:type="dxa"/>
               <w:left w:w="180" w:type="dxa"/>
@@ -6525,31 +6663,31 @@
               <w:bottom w:val="nil"/>
               <w:right w:val="single" w:color="auto" w:sz="2" w:space="0"/>
             </w:tcBorders>
-            <w:shd w:val="clear"/>
-            <w:tcMar>
-              <w:top w:w="120" w:type="dxa"/>
-              <w:left w:w="180" w:type="dxa"/>
-              <w:bottom w:w="120" w:type="dxa"/>
-              <w:right w:w="180" w:type="dxa"/>
-            </w:tcMar>
-            <w:vAlign w:val="center"/>
-          </w:tcPr>
-          <w:p>
-            <w:pPr>
-              <w:rPr>
-                <w:rFonts w:hint="eastAsia" w:ascii="楷体" w:hAnsi="楷体" w:eastAsia="楷体" w:cs="楷体"/>
-                <w:sz w:val="24"/>
-                <w:szCs w:val="24"/>
-              </w:rPr>
-            </w:pPr>
-            <w:r>
-              <w:rPr>
-                <w:rFonts w:hint="eastAsia" w:ascii="楷体" w:hAnsi="楷体" w:eastAsia="楷体" w:cs="楷体"/>
-                <w:sz w:val="24"/>
-                <w:szCs w:val="24"/>
-                <w:lang w:val="en-US" w:eastAsia="zh-CN"/>
-              </w:rPr>
-              <w:t>维修人员 - 工单抢单 / 拒单 / 提交</w:t>
+            <w:shd w:val="clear" w:color="auto" w:fill="auto"/>
+            <w:tcMar>
+              <w:top w:w="120" w:type="dxa"/>
+              <w:left w:w="180" w:type="dxa"/>
+              <w:bottom w:w="120" w:type="dxa"/>
+              <w:right w:w="180" w:type="dxa"/>
+            </w:tcMar>
+            <w:vAlign w:val="center"/>
+          </w:tcPr>
+          <w:p>
+            <w:pPr>
+              <w:rPr>
+                <w:rFonts w:hint="eastAsia" w:ascii="楷体" w:hAnsi="楷体" w:eastAsia="楷体" w:cs="楷体"/>
+                <w:sz w:val="24"/>
+                <w:szCs w:val="24"/>
+              </w:rPr>
+            </w:pPr>
+            <w:r>
+              <w:rPr>
+                <w:rFonts w:hint="eastAsia" w:ascii="楷体" w:hAnsi="楷体" w:eastAsia="楷体" w:cs="楷体"/>
+                <w:sz w:val="24"/>
+                <w:szCs w:val="24"/>
+                <w:lang w:val="en-US" w:eastAsia="zh-CN"/>
+              </w:rPr>
+              <w:t>学生 - 饮水点地图查看</w:t>
             </w:r>
           </w:p>
         </w:tc>
@@ -6562,31 +6700,31 @@
               <w:bottom w:val="nil"/>
               <w:right w:val="single" w:color="auto" w:sz="2" w:space="0"/>
             </w:tcBorders>
-            <w:shd w:val="clear"/>
-            <w:tcMar>
-              <w:top w:w="120" w:type="dxa"/>
-              <w:left w:w="180" w:type="dxa"/>
-              <w:bottom w:w="120" w:type="dxa"/>
-              <w:right w:w="180" w:type="dxa"/>
-            </w:tcMar>
-            <w:vAlign w:val="center"/>
-          </w:tcPr>
-          <w:p>
-            <w:pPr>
-              <w:rPr>
-                <w:rFonts w:hint="eastAsia" w:ascii="楷体" w:hAnsi="楷体" w:eastAsia="楷体" w:cs="楷体"/>
-                <w:sz w:val="24"/>
-                <w:szCs w:val="24"/>
-              </w:rPr>
-            </w:pPr>
-            <w:r>
-              <w:rPr>
-                <w:rFonts w:hint="eastAsia" w:ascii="楷体" w:hAnsi="楷体" w:eastAsia="楷体" w:cs="楷体"/>
-                <w:sz w:val="24"/>
-                <w:szCs w:val="24"/>
-                <w:lang w:val="en-US" w:eastAsia="zh-CN"/>
-              </w:rPr>
-              <w:t>APP 端工单相关页面代码、工单状态更新接口代码</w:t>
+            <w:shd w:val="clear" w:color="auto" w:fill="auto"/>
+            <w:tcMar>
+              <w:top w:w="120" w:type="dxa"/>
+              <w:left w:w="180" w:type="dxa"/>
+              <w:bottom w:w="120" w:type="dxa"/>
+              <w:right w:w="180" w:type="dxa"/>
+            </w:tcMar>
+            <w:vAlign w:val="center"/>
+          </w:tcPr>
+          <w:p>
+            <w:pPr>
+              <w:rPr>
+                <w:rFonts w:hint="eastAsia" w:ascii="楷体" w:hAnsi="楷体" w:eastAsia="楷体" w:cs="楷体"/>
+                <w:sz w:val="24"/>
+                <w:szCs w:val="24"/>
+              </w:rPr>
+            </w:pPr>
+            <w:r>
+              <w:rPr>
+                <w:rFonts w:hint="eastAsia" w:ascii="楷体" w:hAnsi="楷体" w:eastAsia="楷体" w:cs="楷体"/>
+                <w:sz w:val="24"/>
+                <w:szCs w:val="24"/>
+                <w:lang w:val="en-US" w:eastAsia="zh-CN"/>
+              </w:rPr>
+              <w:t>APP 端地图页面代码、饮水点标注接口代码</w:t>
             </w:r>
           </w:p>
         </w:tc>
@@ -6599,267 +6737,7 @@
               <w:bottom w:val="nil"/>
               <w:right w:val="nil"/>
             </w:tcBorders>
-            <w:shd w:val="clear"/>
-            <w:tcMar>
-              <w:top w:w="120" w:type="dxa"/>
-              <w:left w:w="180" w:type="dxa"/>
-              <w:bottom w:w="120" w:type="dxa"/>
-              <w:right w:w="180" w:type="dxa"/>
-            </w:tcMar>
-            <w:vAlign w:val="center"/>
-          </w:tcPr>
-          <w:p>
-            <w:pPr>
-              <w:rPr>
-                <w:rFonts w:hint="eastAsia" w:ascii="楷体" w:hAnsi="楷体" w:eastAsia="楷体" w:cs="楷体"/>
-                <w:sz w:val="24"/>
-                <w:szCs w:val="24"/>
-              </w:rPr>
-            </w:pPr>
-            <w:r>
-              <w:rPr>
-                <w:rFonts w:hint="eastAsia" w:ascii="楷体" w:hAnsi="楷体" w:eastAsia="楷体" w:cs="楷体"/>
-                <w:sz w:val="24"/>
-                <w:szCs w:val="24"/>
-                <w:lang w:val="en-US" w:eastAsia="zh-CN"/>
-              </w:rPr>
-              <w:t>后端 3、前端 2</w:t>
-            </w:r>
-          </w:p>
-        </w:tc>
-      </w:tr>
-      <w:tr>
-        <w:tblPrEx>
-          <w:tblBorders>
-            <w:top w:val="single" w:color="auto" w:sz="2" w:space="0"/>
-            <w:left w:val="single" w:color="auto" w:sz="2" w:space="0"/>
-            <w:bottom w:val="single" w:color="auto" w:sz="2" w:space="0"/>
-            <w:right w:val="single" w:color="auto" w:sz="2" w:space="0"/>
-            <w:insideH w:val="none" w:color="auto" w:sz="0" w:space="0"/>
-            <w:insideV w:val="none" w:color="auto" w:sz="0" w:space="0"/>
-          </w:tblBorders>
-          <w:shd w:val="clear"/>
-          <w:tblCellMar>
-            <w:top w:w="0" w:type="dxa"/>
-            <w:left w:w="0" w:type="dxa"/>
-            <w:bottom w:w="0" w:type="dxa"/>
-            <w:right w:w="0" w:type="dxa"/>
-          </w:tblCellMar>
-        </w:tblPrEx>
-        <w:tc>
-          <w:tcPr>
-            <w:tcW w:w="0" w:type="auto"/>
-            <w:tcBorders>
-              <w:top w:val="nil"/>
-              <w:left w:val="nil"/>
-              <w:bottom w:val="nil"/>
-              <w:right w:val="single" w:color="auto" w:sz="2" w:space="0"/>
-            </w:tcBorders>
-            <w:shd w:val="clear"/>
-            <w:tcMar>
-              <w:top w:w="120" w:type="dxa"/>
-              <w:left w:w="180" w:type="dxa"/>
-              <w:bottom w:w="120" w:type="dxa"/>
-              <w:right w:w="180" w:type="dxa"/>
-            </w:tcMar>
-            <w:vAlign w:val="center"/>
-          </w:tcPr>
-          <w:p>
-            <w:pPr>
-              <w:rPr>
-                <w:rFonts w:hint="eastAsia" w:ascii="楷体" w:hAnsi="楷体" w:eastAsia="楷体" w:cs="楷体"/>
-                <w:sz w:val="24"/>
-                <w:szCs w:val="24"/>
-              </w:rPr>
-            </w:pPr>
-            <w:r>
-              <w:rPr>
-                <w:rFonts w:hint="eastAsia" w:ascii="楷体" w:hAnsi="楷体" w:eastAsia="楷体" w:cs="楷体"/>
-                <w:sz w:val="24"/>
-                <w:szCs w:val="24"/>
-                <w:lang w:val="en-US" w:eastAsia="zh-CN"/>
-              </w:rPr>
-              <w:t>学生 - 饮水点地图查看</w:t>
-            </w:r>
-          </w:p>
-        </w:tc>
-        <w:tc>
-          <w:tcPr>
-            <w:tcW w:w="0" w:type="auto"/>
-            <w:tcBorders>
-              <w:top w:val="nil"/>
-              <w:left w:val="nil"/>
-              <w:bottom w:val="nil"/>
-              <w:right w:val="single" w:color="auto" w:sz="2" w:space="0"/>
-            </w:tcBorders>
-            <w:shd w:val="clear"/>
-            <w:tcMar>
-              <w:top w:w="120" w:type="dxa"/>
-              <w:left w:w="180" w:type="dxa"/>
-              <w:bottom w:w="120" w:type="dxa"/>
-              <w:right w:w="180" w:type="dxa"/>
-            </w:tcMar>
-            <w:vAlign w:val="center"/>
-          </w:tcPr>
-          <w:p>
-            <w:pPr>
-              <w:rPr>
-                <w:rFonts w:hint="eastAsia" w:ascii="楷体" w:hAnsi="楷体" w:eastAsia="楷体" w:cs="楷体"/>
-                <w:sz w:val="24"/>
-                <w:szCs w:val="24"/>
-              </w:rPr>
-            </w:pPr>
-            <w:r>
-              <w:rPr>
-                <w:rFonts w:hint="eastAsia" w:ascii="楷体" w:hAnsi="楷体" w:eastAsia="楷体" w:cs="楷体"/>
-                <w:sz w:val="24"/>
-                <w:szCs w:val="24"/>
-                <w:lang w:val="en-US" w:eastAsia="zh-CN"/>
-              </w:rPr>
-              <w:t>APP 端地图页面代码、饮水点标注接口代码</w:t>
-            </w:r>
-          </w:p>
-        </w:tc>
-        <w:tc>
-          <w:tcPr>
-            <w:tcW w:w="0" w:type="auto"/>
-            <w:tcBorders>
-              <w:top w:val="nil"/>
-              <w:left w:val="nil"/>
-              <w:bottom w:val="nil"/>
-              <w:right w:val="nil"/>
-            </w:tcBorders>
-            <w:shd w:val="clear"/>
-            <w:tcMar>
-              <w:top w:w="120" w:type="dxa"/>
-              <w:left w:w="180" w:type="dxa"/>
-              <w:bottom w:w="120" w:type="dxa"/>
-              <w:right w:w="180" w:type="dxa"/>
-            </w:tcMar>
-            <w:vAlign w:val="center"/>
-          </w:tcPr>
-          <w:p>
-            <w:pPr>
-              <w:rPr>
-                <w:rFonts w:hint="eastAsia" w:ascii="楷体" w:hAnsi="楷体" w:eastAsia="楷体" w:cs="楷体"/>
-                <w:sz w:val="24"/>
-                <w:szCs w:val="24"/>
-              </w:rPr>
-            </w:pPr>
-            <w:r>
-              <w:rPr>
-                <w:rFonts w:hint="eastAsia" w:ascii="楷体" w:hAnsi="楷体" w:eastAsia="楷体" w:cs="楷体"/>
-                <w:sz w:val="24"/>
-                <w:szCs w:val="24"/>
-                <w:lang w:val="en-US" w:eastAsia="zh-CN"/>
-              </w:rPr>
-              <w:t>后端 3、前端 2</w:t>
-            </w:r>
-          </w:p>
-        </w:tc>
-      </w:tr>
-      <w:tr>
-        <w:tblPrEx>
-          <w:tblBorders>
-            <w:top w:val="single" w:color="auto" w:sz="2" w:space="0"/>
-            <w:left w:val="single" w:color="auto" w:sz="2" w:space="0"/>
-            <w:bottom w:val="single" w:color="auto" w:sz="2" w:space="0"/>
-            <w:right w:val="single" w:color="auto" w:sz="2" w:space="0"/>
-            <w:insideH w:val="none" w:color="auto" w:sz="0" w:space="0"/>
-            <w:insideV w:val="none" w:color="auto" w:sz="0" w:space="0"/>
-          </w:tblBorders>
-          <w:shd w:val="clear"/>
-          <w:tblCellMar>
-            <w:top w:w="0" w:type="dxa"/>
-            <w:left w:w="0" w:type="dxa"/>
-            <w:bottom w:w="0" w:type="dxa"/>
-            <w:right w:w="0" w:type="dxa"/>
-          </w:tblCellMar>
-        </w:tblPrEx>
-        <w:tc>
-          <w:tcPr>
-            <w:tcW w:w="0" w:type="auto"/>
-            <w:tcBorders>
-              <w:top w:val="nil"/>
-              <w:left w:val="nil"/>
-              <w:bottom w:val="nil"/>
-              <w:right w:val="single" w:color="auto" w:sz="2" w:space="0"/>
-            </w:tcBorders>
-            <w:shd w:val="clear"/>
-            <w:tcMar>
-              <w:top w:w="120" w:type="dxa"/>
-              <w:left w:w="180" w:type="dxa"/>
-              <w:bottom w:w="120" w:type="dxa"/>
-              <w:right w:w="180" w:type="dxa"/>
-            </w:tcMar>
-            <w:vAlign w:val="center"/>
-          </w:tcPr>
-          <w:p>
-            <w:pPr>
-              <w:rPr>
-                <w:rFonts w:hint="eastAsia" w:ascii="楷体" w:hAnsi="楷体" w:eastAsia="楷体" w:cs="楷体"/>
-                <w:sz w:val="24"/>
-                <w:szCs w:val="24"/>
-              </w:rPr>
-            </w:pPr>
-            <w:r>
-              <w:rPr>
-                <w:rFonts w:hint="eastAsia" w:ascii="楷体" w:hAnsi="楷体" w:eastAsia="楷体" w:cs="楷体"/>
-                <w:sz w:val="24"/>
-                <w:szCs w:val="24"/>
-                <w:lang w:val="en-US" w:eastAsia="zh-CN"/>
-              </w:rPr>
-              <w:t>学生 - 扫码用水</w:t>
-            </w:r>
-          </w:p>
-        </w:tc>
-        <w:tc>
-          <w:tcPr>
-            <w:tcW w:w="0" w:type="auto"/>
-            <w:tcBorders>
-              <w:top w:val="nil"/>
-              <w:left w:val="nil"/>
-              <w:bottom w:val="nil"/>
-              <w:right w:val="single" w:color="auto" w:sz="2" w:space="0"/>
-            </w:tcBorders>
-            <w:shd w:val="clear"/>
-            <w:tcMar>
-              <w:top w:w="120" w:type="dxa"/>
-              <w:left w:w="180" w:type="dxa"/>
-              <w:bottom w:w="120" w:type="dxa"/>
-              <w:right w:w="180" w:type="dxa"/>
-            </w:tcMar>
-            <w:vAlign w:val="center"/>
-          </w:tcPr>
-          <w:p>
-            <w:pPr>
-              <w:rPr>
-                <w:rFonts w:hint="eastAsia" w:ascii="楷体" w:hAnsi="楷体" w:eastAsia="楷体" w:cs="楷体"/>
-                <w:sz w:val="24"/>
-                <w:szCs w:val="24"/>
-              </w:rPr>
-            </w:pPr>
-            <w:r>
-              <w:rPr>
-                <w:rFonts w:hint="eastAsia" w:ascii="楷体" w:hAnsi="楷体" w:eastAsia="楷体" w:cs="楷体"/>
-                <w:sz w:val="24"/>
-                <w:szCs w:val="24"/>
-                <w:lang w:val="en-US" w:eastAsia="zh-CN"/>
-              </w:rPr>
-              <w:t>APP 端扫码模块代码、出水控制接口代码</w:t>
-            </w:r>
-          </w:p>
-        </w:tc>
-        <w:tc>
-          <w:tcPr>
-            <w:tcW w:w="0" w:type="auto"/>
-            <w:tcBorders>
-              <w:top w:val="nil"/>
-              <w:left w:val="nil"/>
-              <w:bottom w:val="nil"/>
-              <w:right w:val="nil"/>
-            </w:tcBorders>
-            <w:shd w:val="clear"/>
+            <w:shd w:val="clear" w:color="auto" w:fill="auto"/>
             <w:tcMar>
               <w:top w:w="120" w:type="dxa"/>
               <w:left w:w="180" w:type="dxa"/>
@@ -6914,31 +6792,31 @@
               <w:bottom w:val="nil"/>
               <w:right w:val="single" w:color="auto" w:sz="2" w:space="0"/>
             </w:tcBorders>
-            <w:shd w:val="clear"/>
-            <w:tcMar>
-              <w:top w:w="120" w:type="dxa"/>
-              <w:left w:w="180" w:type="dxa"/>
-              <w:bottom w:w="120" w:type="dxa"/>
-              <w:right w:w="180" w:type="dxa"/>
-            </w:tcMar>
-            <w:vAlign w:val="center"/>
-          </w:tcPr>
-          <w:p>
-            <w:pPr>
-              <w:rPr>
-                <w:rFonts w:hint="eastAsia" w:ascii="楷体" w:hAnsi="楷体" w:eastAsia="楷体" w:cs="楷体"/>
-                <w:sz w:val="24"/>
-                <w:szCs w:val="24"/>
-              </w:rPr>
-            </w:pPr>
-            <w:r>
-              <w:rPr>
-                <w:rFonts w:hint="eastAsia" w:ascii="楷体" w:hAnsi="楷体" w:eastAsia="楷体" w:cs="楷体"/>
-                <w:sz w:val="24"/>
-                <w:szCs w:val="24"/>
-                <w:lang w:val="en-US" w:eastAsia="zh-CN"/>
-              </w:rPr>
-              <w:t>学生 - 水质信息查看</w:t>
+            <w:shd w:val="clear" w:color="auto" w:fill="auto"/>
+            <w:tcMar>
+              <w:top w:w="120" w:type="dxa"/>
+              <w:left w:w="180" w:type="dxa"/>
+              <w:bottom w:w="120" w:type="dxa"/>
+              <w:right w:w="180" w:type="dxa"/>
+            </w:tcMar>
+            <w:vAlign w:val="center"/>
+          </w:tcPr>
+          <w:p>
+            <w:pPr>
+              <w:rPr>
+                <w:rFonts w:hint="eastAsia" w:ascii="楷体" w:hAnsi="楷体" w:eastAsia="楷体" w:cs="楷体"/>
+                <w:sz w:val="24"/>
+                <w:szCs w:val="24"/>
+              </w:rPr>
+            </w:pPr>
+            <w:r>
+              <w:rPr>
+                <w:rFonts w:hint="eastAsia" w:ascii="楷体" w:hAnsi="楷体" w:eastAsia="楷体" w:cs="楷体"/>
+                <w:sz w:val="24"/>
+                <w:szCs w:val="24"/>
+                <w:lang w:val="en-US" w:eastAsia="zh-CN"/>
+              </w:rPr>
+              <w:t>学生 - 扫码用水</w:t>
             </w:r>
           </w:p>
         </w:tc>
@@ -6951,31 +6829,31 @@
               <w:bottom w:val="nil"/>
               <w:right w:val="single" w:color="auto" w:sz="2" w:space="0"/>
             </w:tcBorders>
-            <w:shd w:val="clear"/>
-            <w:tcMar>
-              <w:top w:w="120" w:type="dxa"/>
-              <w:left w:w="180" w:type="dxa"/>
-              <w:bottom w:w="120" w:type="dxa"/>
-              <w:right w:w="180" w:type="dxa"/>
-            </w:tcMar>
-            <w:vAlign w:val="center"/>
-          </w:tcPr>
-          <w:p>
-            <w:pPr>
-              <w:rPr>
-                <w:rFonts w:hint="eastAsia" w:ascii="楷体" w:hAnsi="楷体" w:eastAsia="楷体" w:cs="楷体"/>
-                <w:sz w:val="24"/>
-                <w:szCs w:val="24"/>
-              </w:rPr>
-            </w:pPr>
-            <w:r>
-              <w:rPr>
-                <w:rFonts w:hint="eastAsia" w:ascii="楷体" w:hAnsi="楷体" w:eastAsia="楷体" w:cs="楷体"/>
-                <w:sz w:val="24"/>
-                <w:szCs w:val="24"/>
-                <w:lang w:val="en-US" w:eastAsia="zh-CN"/>
-              </w:rPr>
-              <w:t>APP 端水质页面代码、水质查询接口代码</w:t>
+            <w:shd w:val="clear" w:color="auto" w:fill="auto"/>
+            <w:tcMar>
+              <w:top w:w="120" w:type="dxa"/>
+              <w:left w:w="180" w:type="dxa"/>
+              <w:bottom w:w="120" w:type="dxa"/>
+              <w:right w:w="180" w:type="dxa"/>
+            </w:tcMar>
+            <w:vAlign w:val="center"/>
+          </w:tcPr>
+          <w:p>
+            <w:pPr>
+              <w:rPr>
+                <w:rFonts w:hint="eastAsia" w:ascii="楷体" w:hAnsi="楷体" w:eastAsia="楷体" w:cs="楷体"/>
+                <w:sz w:val="24"/>
+                <w:szCs w:val="24"/>
+              </w:rPr>
+            </w:pPr>
+            <w:r>
+              <w:rPr>
+                <w:rFonts w:hint="eastAsia" w:ascii="楷体" w:hAnsi="楷体" w:eastAsia="楷体" w:cs="楷体"/>
+                <w:sz w:val="24"/>
+                <w:szCs w:val="24"/>
+                <w:lang w:val="en-US" w:eastAsia="zh-CN"/>
+              </w:rPr>
+              <w:t>APP 端扫码模块代码、出水控制接口代码</w:t>
             </w:r>
           </w:p>
         </w:tc>
@@ -6988,7 +6866,7 @@
               <w:bottom w:val="nil"/>
               <w:right w:val="nil"/>
             </w:tcBorders>
-            <w:shd w:val="clear"/>
+            <w:shd w:val="clear" w:color="auto" w:fill="auto"/>
             <w:tcMar>
               <w:top w:w="120" w:type="dxa"/>
               <w:left w:w="180" w:type="dxa"/>
@@ -7027,7 +6905,7 @@
             <w:insideH w:val="none" w:color="auto" w:sz="0" w:space="0"/>
             <w:insideV w:val="none" w:color="auto" w:sz="0" w:space="0"/>
           </w:tblBorders>
-          <w:shd w:val="clear"/>
+          <w:shd w:val="clear" w:color="auto" w:fill="auto"/>
           <w:tblCellMar>
             <w:top w:w="0" w:type="dxa"/>
             <w:left w:w="0" w:type="dxa"/>
@@ -7044,7 +6922,136 @@
               <w:bottom w:val="nil"/>
               <w:right w:val="single" w:color="auto" w:sz="2" w:space="0"/>
             </w:tcBorders>
-            <w:shd w:val="clear"/>
+            <w:shd w:val="clear" w:color="auto" w:fill="auto"/>
+            <w:tcMar>
+              <w:top w:w="120" w:type="dxa"/>
+              <w:left w:w="180" w:type="dxa"/>
+              <w:bottom w:w="120" w:type="dxa"/>
+              <w:right w:w="180" w:type="dxa"/>
+            </w:tcMar>
+            <w:vAlign w:val="center"/>
+          </w:tcPr>
+          <w:p>
+            <w:pPr>
+              <w:rPr>
+                <w:rFonts w:hint="eastAsia" w:ascii="楷体" w:hAnsi="楷体" w:eastAsia="楷体" w:cs="楷体"/>
+                <w:sz w:val="24"/>
+                <w:szCs w:val="24"/>
+              </w:rPr>
+            </w:pPr>
+            <w:r>
+              <w:rPr>
+                <w:rFonts w:hint="eastAsia" w:ascii="楷体" w:hAnsi="楷体" w:eastAsia="楷体" w:cs="楷体"/>
+                <w:sz w:val="24"/>
+                <w:szCs w:val="24"/>
+                <w:lang w:val="en-US" w:eastAsia="zh-CN"/>
+              </w:rPr>
+              <w:t>学生 - 水质信息查看</w:t>
+            </w:r>
+          </w:p>
+        </w:tc>
+        <w:tc>
+          <w:tcPr>
+            <w:tcW w:w="0" w:type="auto"/>
+            <w:tcBorders>
+              <w:top w:val="nil"/>
+              <w:left w:val="nil"/>
+              <w:bottom w:val="nil"/>
+              <w:right w:val="single" w:color="auto" w:sz="2" w:space="0"/>
+            </w:tcBorders>
+            <w:shd w:val="clear" w:color="auto" w:fill="auto"/>
+            <w:tcMar>
+              <w:top w:w="120" w:type="dxa"/>
+              <w:left w:w="180" w:type="dxa"/>
+              <w:bottom w:w="120" w:type="dxa"/>
+              <w:right w:w="180" w:type="dxa"/>
+            </w:tcMar>
+            <w:vAlign w:val="center"/>
+          </w:tcPr>
+          <w:p>
+            <w:pPr>
+              <w:rPr>
+                <w:rFonts w:hint="eastAsia" w:ascii="楷体" w:hAnsi="楷体" w:eastAsia="楷体" w:cs="楷体"/>
+                <w:sz w:val="24"/>
+                <w:szCs w:val="24"/>
+              </w:rPr>
+            </w:pPr>
+            <w:r>
+              <w:rPr>
+                <w:rFonts w:hint="eastAsia" w:ascii="楷体" w:hAnsi="楷体" w:eastAsia="楷体" w:cs="楷体"/>
+                <w:sz w:val="24"/>
+                <w:szCs w:val="24"/>
+                <w:lang w:val="en-US" w:eastAsia="zh-CN"/>
+              </w:rPr>
+              <w:t>APP 端水质页面代码、水质查询接口代码</w:t>
+            </w:r>
+          </w:p>
+        </w:tc>
+        <w:tc>
+          <w:tcPr>
+            <w:tcW w:w="0" w:type="auto"/>
+            <w:tcBorders>
+              <w:top w:val="nil"/>
+              <w:left w:val="nil"/>
+              <w:bottom w:val="nil"/>
+              <w:right w:val="nil"/>
+            </w:tcBorders>
+            <w:shd w:val="clear" w:color="auto" w:fill="auto"/>
+            <w:tcMar>
+              <w:top w:w="120" w:type="dxa"/>
+              <w:left w:w="180" w:type="dxa"/>
+              <w:bottom w:w="120" w:type="dxa"/>
+              <w:right w:w="180" w:type="dxa"/>
+            </w:tcMar>
+            <w:vAlign w:val="center"/>
+          </w:tcPr>
+          <w:p>
+            <w:pPr>
+              <w:rPr>
+                <w:rFonts w:hint="eastAsia" w:ascii="楷体" w:hAnsi="楷体" w:eastAsia="楷体" w:cs="楷体"/>
+                <w:sz w:val="24"/>
+                <w:szCs w:val="24"/>
+              </w:rPr>
+            </w:pPr>
+            <w:r>
+              <w:rPr>
+                <w:rFonts w:hint="eastAsia" w:ascii="楷体" w:hAnsi="楷体" w:eastAsia="楷体" w:cs="楷体"/>
+                <w:sz w:val="24"/>
+                <w:szCs w:val="24"/>
+                <w:lang w:val="en-US" w:eastAsia="zh-CN"/>
+              </w:rPr>
+              <w:t>后端 3、前端 2</w:t>
+            </w:r>
+          </w:p>
+        </w:tc>
+      </w:tr>
+      <w:tr>
+        <w:tblPrEx>
+          <w:tblBorders>
+            <w:top w:val="single" w:color="auto" w:sz="2" w:space="0"/>
+            <w:left w:val="single" w:color="auto" w:sz="2" w:space="0"/>
+            <w:bottom w:val="single" w:color="auto" w:sz="2" w:space="0"/>
+            <w:right w:val="single" w:color="auto" w:sz="2" w:space="0"/>
+            <w:insideH w:val="none" w:color="auto" w:sz="0" w:space="0"/>
+            <w:insideV w:val="none" w:color="auto" w:sz="0" w:space="0"/>
+          </w:tblBorders>
+          <w:tblCellMar>
+            <w:top w:w="0" w:type="dxa"/>
+            <w:left w:w="0" w:type="dxa"/>
+            <w:bottom w:w="0" w:type="dxa"/>
+            <w:right w:w="0" w:type="dxa"/>
+          </w:tblCellMar>
+        </w:tblPrEx>
+        <w:tc>
+          <w:tcPr>
+            <w:tcW w:w="0" w:type="auto"/>
+            <w:tcBorders>
+              <w:top w:val="nil"/>
+              <w:left w:val="nil"/>
+              <w:bottom w:val="nil"/>
+              <w:right w:val="single" w:color="auto" w:sz="2" w:space="0"/>
+            </w:tcBorders>
+            <w:shd w:val="clear" w:color="auto" w:fill="auto"/>
             <w:tcMar>
               <w:top w:w="120" w:type="dxa"/>
               <w:left w:w="180" w:type="dxa"/>
@@ -7081,7 +7088,7 @@
               <w:bottom w:val="nil"/>
               <w:right w:val="single" w:color="auto" w:sz="2" w:space="0"/>
             </w:tcBorders>
-            <w:shd w:val="clear"/>
+            <w:shd w:val="clear" w:color="auto" w:fill="auto"/>
             <w:tcMar>
               <w:top w:w="120" w:type="dxa"/>
               <w:left w:w="180" w:type="dxa"/>
@@ -7118,7 +7125,7 @@
               <w:bottom w:val="nil"/>
               <w:right w:val="nil"/>
             </w:tcBorders>
-            <w:shd w:val="clear"/>
+            <w:shd w:val="clear" w:color="auto" w:fill="auto"/>
             <w:tcMar>
               <w:top w:w="120" w:type="dxa"/>
               <w:left w:w="180" w:type="dxa"/>
@@ -7182,8 +7189,6 @@
           <w:szCs w:val="24"/>
         </w:rPr>
       </w:pPr>
-      <w:bookmarkStart w:id="0" w:name="_GoBack"/>
-      <w:bookmarkEnd w:id="0"/>
       <w:r>
         <w:rPr>
           <w:rFonts w:hint="eastAsia" w:ascii="楷体" w:hAnsi="楷体" w:eastAsia="楷体" w:cs="楷体"/>
@@ -7195,6 +7200,7 @@
     </w:p>
     <w:tbl>
       <w:tblPr>
+        <w:tblStyle w:val="6"/>
         <w:tblW w:w="0" w:type="auto"/>
         <w:tblInd w:w="0" w:type="dxa"/>
         <w:tblBorders>
@@ -7205,7 +7211,7 @@
           <w:insideH w:val="none" w:color="auto" w:sz="0" w:space="0"/>
           <w:insideV w:val="none" w:color="auto" w:sz="0" w:space="0"/>
         </w:tblBorders>
-        <w:shd w:val="clear"/>
+        <w:shd w:val="clear" w:color="auto" w:fill="auto"/>
         <w:tblLayout w:type="autofit"/>
         <w:tblCellMar>
           <w:top w:w="0" w:type="dxa"/>
@@ -7229,6 +7235,7 @@
             <w:insideH w:val="none" w:color="auto" w:sz="0" w:space="0"/>
             <w:insideV w:val="none" w:color="auto" w:sz="0" w:space="0"/>
           </w:tblBorders>
+          <w:shd w:val="clear" w:color="auto" w:fill="auto"/>
           <w:tblCellMar>
             <w:top w:w="0" w:type="dxa"/>
             <w:left w:w="0" w:type="dxa"/>
@@ -7361,6 +7368,7 @@
             <w:insideH w:val="none" w:color="auto" w:sz="0" w:space="0"/>
             <w:insideV w:val="none" w:color="auto" w:sz="0" w:space="0"/>
           </w:tblBorders>
+          <w:shd w:val="clear" w:color="auto" w:fill="auto"/>
           <w:tblCellMar>
             <w:top w:w="0" w:type="dxa"/>
             <w:left w:w="0" w:type="dxa"/>
@@ -7377,7 +7385,7 @@
               <w:bottom w:val="nil"/>
               <w:right w:val="single" w:color="auto" w:sz="2" w:space="0"/>
             </w:tcBorders>
-            <w:shd w:val="clear"/>
+            <w:shd w:val="clear" w:color="auto" w:fill="auto"/>
             <w:tcMar>
               <w:top w:w="120" w:type="dxa"/>
               <w:left w:w="180" w:type="dxa"/>
@@ -7414,7 +7422,7 @@
               <w:bottom w:val="nil"/>
               <w:right w:val="single" w:color="auto" w:sz="2" w:space="0"/>
             </w:tcBorders>
-            <w:shd w:val="clear"/>
+            <w:shd w:val="clear" w:color="auto" w:fill="auto"/>
             <w:tcMar>
               <w:top w:w="120" w:type="dxa"/>
               <w:left w:w="180" w:type="dxa"/>
@@ -7451,7 +7459,7 @@
               <w:bottom w:val="nil"/>
               <w:right w:val="nil"/>
             </w:tcBorders>
-            <w:shd w:val="clear"/>
+            <w:shd w:val="clear" w:color="auto" w:fill="auto"/>
             <w:tcMar>
               <w:top w:w="120" w:type="dxa"/>
               <w:left w:w="180" w:type="dxa"/>
@@ -7490,7 +7498,7 @@
             <w:insideH w:val="none" w:color="auto" w:sz="0" w:space="0"/>
             <w:insideV w:val="none" w:color="auto" w:sz="0" w:space="0"/>
           </w:tblBorders>
-          <w:shd w:val="clear"/>
+          <w:shd w:val="clear" w:color="auto" w:fill="auto"/>
           <w:tblCellMar>
             <w:top w:w="0" w:type="dxa"/>
             <w:left w:w="0" w:type="dxa"/>
@@ -7507,7 +7515,7 @@
               <w:bottom w:val="nil"/>
               <w:right w:val="single" w:color="auto" w:sz="2" w:space="0"/>
             </w:tcBorders>
-            <w:shd w:val="clear"/>
+            <w:shd w:val="clear" w:color="auto" w:fill="auto"/>
             <w:tcMar>
               <w:top w:w="120" w:type="dxa"/>
               <w:left w:w="180" w:type="dxa"/>
@@ -7544,7 +7552,7 @@
               <w:bottom w:val="nil"/>
               <w:right w:val="single" w:color="auto" w:sz="2" w:space="0"/>
             </w:tcBorders>
-            <w:shd w:val="clear"/>
+            <w:shd w:val="clear" w:color="auto" w:fill="auto"/>
             <w:tcMar>
               <w:top w:w="120" w:type="dxa"/>
               <w:left w:w="180" w:type="dxa"/>
@@ -7581,7 +7589,7 @@
               <w:bottom w:val="nil"/>
               <w:right w:val="nil"/>
             </w:tcBorders>
-            <w:shd w:val="clear"/>
+            <w:shd w:val="clear" w:color="auto" w:fill="auto"/>
             <w:tcMar>
               <w:top w:w="120" w:type="dxa"/>
               <w:left w:w="180" w:type="dxa"/>
@@ -7620,7 +7628,7 @@
             <w:insideH w:val="none" w:color="auto" w:sz="0" w:space="0"/>
             <w:insideV w:val="none" w:color="auto" w:sz="0" w:space="0"/>
           </w:tblBorders>
-          <w:shd w:val="clear"/>
+          <w:shd w:val="clear" w:color="auto" w:fill="auto"/>
           <w:tblCellMar>
             <w:top w:w="0" w:type="dxa"/>
             <w:left w:w="0" w:type="dxa"/>
@@ -7637,7 +7645,7 @@
               <w:bottom w:val="nil"/>
               <w:right w:val="single" w:color="auto" w:sz="2" w:space="0"/>
             </w:tcBorders>
-            <w:shd w:val="clear"/>
+            <w:shd w:val="clear" w:color="auto" w:fill="auto"/>
             <w:tcMar>
               <w:top w:w="120" w:type="dxa"/>
               <w:left w:w="180" w:type="dxa"/>
@@ -7674,7 +7682,7 @@
               <w:bottom w:val="nil"/>
               <w:right w:val="single" w:color="auto" w:sz="2" w:space="0"/>
             </w:tcBorders>
-            <w:shd w:val="clear"/>
+            <w:shd w:val="clear" w:color="auto" w:fill="auto"/>
             <w:tcMar>
               <w:top w:w="120" w:type="dxa"/>
               <w:left w:w="180" w:type="dxa"/>
@@ -7711,7 +7719,7 @@
               <w:bottom w:val="nil"/>
               <w:right w:val="nil"/>
             </w:tcBorders>
-            <w:shd w:val="clear"/>
+            <w:shd w:val="clear" w:color="auto" w:fill="auto"/>
             <w:tcMar>
               <w:top w:w="120" w:type="dxa"/>
               <w:left w:w="180" w:type="dxa"/>
@@ -7750,7 +7758,7 @@
             <w:insideH w:val="none" w:color="auto" w:sz="0" w:space="0"/>
             <w:insideV w:val="none" w:color="auto" w:sz="0" w:space="0"/>
           </w:tblBorders>
-          <w:shd w:val="clear"/>
+          <w:shd w:val="clear" w:color="auto" w:fill="auto"/>
           <w:tblCellMar>
             <w:top w:w="0" w:type="dxa"/>
             <w:left w:w="0" w:type="dxa"/>
@@ -7767,7 +7775,7 @@
               <w:bottom w:val="nil"/>
               <w:right w:val="single" w:color="auto" w:sz="2" w:space="0"/>
             </w:tcBorders>
-            <w:shd w:val="clear"/>
+            <w:shd w:val="clear" w:color="auto" w:fill="auto"/>
             <w:tcMar>
               <w:top w:w="120" w:type="dxa"/>
               <w:left w:w="180" w:type="dxa"/>
@@ -7804,7 +7812,7 @@
               <w:bottom w:val="nil"/>
               <w:right w:val="single" w:color="auto" w:sz="2" w:space="0"/>
             </w:tcBorders>
-            <w:shd w:val="clear"/>
+            <w:shd w:val="clear" w:color="auto" w:fill="auto"/>
             <w:tcMar>
               <w:top w:w="120" w:type="dxa"/>
               <w:left w:w="180" w:type="dxa"/>
@@ -7841,7 +7849,7 @@
               <w:bottom w:val="nil"/>
               <w:right w:val="nil"/>
             </w:tcBorders>
-            <w:shd w:val="clear"/>
+            <w:shd w:val="clear" w:color="auto" w:fill="auto"/>
             <w:tcMar>
               <w:top w:w="120" w:type="dxa"/>
               <w:left w:w="180" w:type="dxa"/>
@@ -7880,7 +7888,7 @@
             <w:insideH w:val="none" w:color="auto" w:sz="0" w:space="0"/>
             <w:insideV w:val="none" w:color="auto" w:sz="0" w:space="0"/>
           </w:tblBorders>
-          <w:shd w:val="clear"/>
+          <w:shd w:val="clear" w:color="auto" w:fill="auto"/>
           <w:tblCellMar>
             <w:top w:w="0" w:type="dxa"/>
             <w:left w:w="0" w:type="dxa"/>
@@ -7897,7 +7905,7 @@
               <w:bottom w:val="nil"/>
               <w:right w:val="single" w:color="auto" w:sz="2" w:space="0"/>
             </w:tcBorders>
-            <w:shd w:val="clear"/>
+            <w:shd w:val="clear" w:color="auto" w:fill="auto"/>
             <w:tcMar>
               <w:top w:w="120" w:type="dxa"/>
               <w:left w:w="180" w:type="dxa"/>
@@ -7934,7 +7942,7 @@
               <w:bottom w:val="nil"/>
               <w:right w:val="single" w:color="auto" w:sz="2" w:space="0"/>
             </w:tcBorders>
-            <w:shd w:val="clear"/>
+            <w:shd w:val="clear" w:color="auto" w:fill="auto"/>
             <w:tcMar>
               <w:top w:w="120" w:type="dxa"/>
               <w:left w:w="180" w:type="dxa"/>
@@ -7971,7 +7979,7 @@
               <w:bottom w:val="nil"/>
               <w:right w:val="nil"/>
             </w:tcBorders>
-            <w:shd w:val="clear"/>
+            <w:shd w:val="clear" w:color="auto" w:fill="auto"/>
             <w:tcMar>
               <w:top w:w="120" w:type="dxa"/>
               <w:left w:w="180" w:type="dxa"/>
@@ -8010,7 +8018,7 @@
             <w:insideH w:val="none" w:color="auto" w:sz="0" w:space="0"/>
             <w:insideV w:val="none" w:color="auto" w:sz="0" w:space="0"/>
           </w:tblBorders>
-          <w:shd w:val="clear"/>
+          <w:shd w:val="clear" w:color="auto" w:fill="auto"/>
           <w:tblCellMar>
             <w:top w:w="0" w:type="dxa"/>
             <w:left w:w="0" w:type="dxa"/>
@@ -8027,7 +8035,7 @@
               <w:bottom w:val="nil"/>
               <w:right w:val="single" w:color="auto" w:sz="2" w:space="0"/>
             </w:tcBorders>
-            <w:shd w:val="clear"/>
+            <w:shd w:val="clear" w:color="auto" w:fill="auto"/>
             <w:tcMar>
               <w:top w:w="120" w:type="dxa"/>
               <w:left w:w="180" w:type="dxa"/>
@@ -8064,7 +8072,7 @@
               <w:bottom w:val="nil"/>
               <w:right w:val="single" w:color="auto" w:sz="2" w:space="0"/>
             </w:tcBorders>
-            <w:shd w:val="clear"/>
+            <w:shd w:val="clear" w:color="auto" w:fill="auto"/>
             <w:tcMar>
               <w:top w:w="120" w:type="dxa"/>
               <w:left w:w="180" w:type="dxa"/>
@@ -8101,7 +8109,7 @@
               <w:bottom w:val="nil"/>
               <w:right w:val="nil"/>
             </w:tcBorders>
-            <w:shd w:val="clear"/>
+            <w:shd w:val="clear" w:color="auto" w:fill="auto"/>
             <w:tcMar>
               <w:top w:w="120" w:type="dxa"/>
               <w:left w:w="180" w:type="dxa"/>
@@ -8140,7 +8148,7 @@
             <w:insideH w:val="none" w:color="auto" w:sz="0" w:space="0"/>
             <w:insideV w:val="none" w:color="auto" w:sz="0" w:space="0"/>
           </w:tblBorders>
-          <w:shd w:val="clear"/>
+          <w:shd w:val="clear" w:color="auto" w:fill="auto"/>
           <w:tblCellMar>
             <w:top w:w="0" w:type="dxa"/>
             <w:left w:w="0" w:type="dxa"/>
@@ -8157,7 +8165,7 @@
               <w:bottom w:val="nil"/>
               <w:right w:val="single" w:color="auto" w:sz="2" w:space="0"/>
             </w:tcBorders>
-            <w:shd w:val="clear"/>
+            <w:shd w:val="clear" w:color="auto" w:fill="auto"/>
             <w:tcMar>
               <w:top w:w="120" w:type="dxa"/>
               <w:left w:w="180" w:type="dxa"/>
@@ -8194,7 +8202,7 @@
               <w:bottom w:val="nil"/>
               <w:right w:val="single" w:color="auto" w:sz="2" w:space="0"/>
             </w:tcBorders>
-            <w:shd w:val="clear"/>
+            <w:shd w:val="clear" w:color="auto" w:fill="auto"/>
             <w:tcMar>
               <w:top w:w="120" w:type="dxa"/>
               <w:left w:w="180" w:type="dxa"/>
@@ -8231,7 +8239,7 @@
               <w:bottom w:val="nil"/>
               <w:right w:val="nil"/>
             </w:tcBorders>
-            <w:shd w:val="clear"/>
+            <w:shd w:val="clear" w:color="auto" w:fill="auto"/>
             <w:tcMar>
               <w:top w:w="120" w:type="dxa"/>
               <w:left w:w="180" w:type="dxa"/>
@@ -8434,6 +8442,7 @@
     </w:p>
     <w:tbl>
       <w:tblPr>
+        <w:tblStyle w:val="6"/>
         <w:tblW w:w="0" w:type="auto"/>
         <w:tblInd w:w="0" w:type="dxa"/>
         <w:tblBorders>
@@ -8444,7 +8453,7 @@
           <w:insideH w:val="none" w:color="auto" w:sz="0" w:space="0"/>
           <w:insideV w:val="none" w:color="auto" w:sz="0" w:space="0"/>
         </w:tblBorders>
-        <w:shd w:val="clear"/>
+        <w:shd w:val="clear" w:color="auto" w:fill="auto"/>
         <w:tblLayout w:type="autofit"/>
         <w:tblCellMar>
           <w:top w:w="0" w:type="dxa"/>
@@ -8469,7 +8478,7 @@
             <w:insideH w:val="none" w:color="auto" w:sz="0" w:space="0"/>
             <w:insideV w:val="none" w:color="auto" w:sz="0" w:space="0"/>
           </w:tblBorders>
-          <w:shd w:val="clear"/>
+          <w:shd w:val="clear" w:color="auto" w:fill="auto"/>
           <w:tblCellMar>
             <w:top w:w="0" w:type="dxa"/>
             <w:left w:w="0" w:type="dxa"/>
@@ -8639,7 +8648,6 @@
             <w:insideH w:val="none" w:color="auto" w:sz="0" w:space="0"/>
             <w:insideV w:val="none" w:color="auto" w:sz="0" w:space="0"/>
           </w:tblBorders>
-          <w:shd w:val="clear"/>
           <w:tblCellMar>
             <w:top w:w="0" w:type="dxa"/>
             <w:left w:w="0" w:type="dxa"/>
@@ -8656,7 +8664,7 @@
               <w:bottom w:val="nil"/>
               <w:right w:val="single" w:color="auto" w:sz="2" w:space="0"/>
             </w:tcBorders>
-            <w:shd w:val="clear"/>
+            <w:shd w:val="clear" w:color="auto" w:fill="auto"/>
             <w:tcMar>
               <w:top w:w="120" w:type="dxa"/>
               <w:left w:w="180" w:type="dxa"/>
@@ -8693,7 +8701,7 @@
               <w:bottom w:val="nil"/>
               <w:right w:val="single" w:color="auto" w:sz="2" w:space="0"/>
             </w:tcBorders>
-            <w:shd w:val="clear"/>
+            <w:shd w:val="clear" w:color="auto" w:fill="auto"/>
             <w:tcMar>
               <w:top w:w="120" w:type="dxa"/>
               <w:left w:w="180" w:type="dxa"/>
@@ -8731,7 +8739,7 @@
               <w:bottom w:val="nil"/>
               <w:right w:val="single" w:color="auto" w:sz="2" w:space="0"/>
             </w:tcBorders>
-            <w:shd w:val="clear"/>
+            <w:shd w:val="clear" w:color="auto" w:fill="auto"/>
             <w:tcMar>
               <w:top w:w="120" w:type="dxa"/>
               <w:left w:w="180" w:type="dxa"/>
@@ -8769,7 +8777,7 @@
               <w:bottom w:val="nil"/>
               <w:right w:val="nil"/>
             </w:tcBorders>
-            <w:shd w:val="clear"/>
+            <w:shd w:val="clear" w:color="auto" w:fill="auto"/>
             <w:tcMar>
               <w:top w:w="120" w:type="dxa"/>
               <w:left w:w="180" w:type="dxa"/>
@@ -8809,7 +8817,7 @@
             <w:insideH w:val="none" w:color="auto" w:sz="0" w:space="0"/>
             <w:insideV w:val="none" w:color="auto" w:sz="0" w:space="0"/>
           </w:tblBorders>
-          <w:shd w:val="clear"/>
+          <w:shd w:val="clear" w:color="auto" w:fill="auto"/>
           <w:tblCellMar>
             <w:top w:w="0" w:type="dxa"/>
             <w:left w:w="0" w:type="dxa"/>
@@ -8826,7 +8834,7 @@
               <w:bottom w:val="nil"/>
               <w:right w:val="single" w:color="auto" w:sz="2" w:space="0"/>
             </w:tcBorders>
-            <w:shd w:val="clear"/>
+            <w:shd w:val="clear" w:color="auto" w:fill="auto"/>
             <w:tcMar>
               <w:top w:w="120" w:type="dxa"/>
               <w:left w:w="180" w:type="dxa"/>
@@ -8863,7 +8871,7 @@
               <w:bottom w:val="nil"/>
               <w:right w:val="single" w:color="auto" w:sz="2" w:space="0"/>
             </w:tcBorders>
-            <w:shd w:val="clear"/>
+            <w:shd w:val="clear" w:color="auto" w:fill="auto"/>
             <w:tcMar>
               <w:top w:w="120" w:type="dxa"/>
               <w:left w:w="180" w:type="dxa"/>
@@ -8901,7 +8909,7 @@
               <w:bottom w:val="nil"/>
               <w:right w:val="single" w:color="auto" w:sz="2" w:space="0"/>
             </w:tcBorders>
-            <w:shd w:val="clear"/>
+            <w:shd w:val="clear" w:color="auto" w:fill="auto"/>
             <w:tcMar>
               <w:top w:w="120" w:type="dxa"/>
               <w:left w:w="180" w:type="dxa"/>
@@ -8939,7 +8947,7 @@
               <w:bottom w:val="nil"/>
               <w:right w:val="nil"/>
             </w:tcBorders>
-            <w:shd w:val="clear"/>
+            <w:shd w:val="clear" w:color="auto" w:fill="auto"/>
             <w:tcMar>
               <w:top w:w="120" w:type="dxa"/>
               <w:left w:w="180" w:type="dxa"/>
@@ -8978,7 +8986,7 @@
             <w:insideH w:val="none" w:color="auto" w:sz="0" w:space="0"/>
             <w:insideV w:val="none" w:color="auto" w:sz="0" w:space="0"/>
           </w:tblBorders>
-          <w:shd w:val="clear"/>
+          <w:shd w:val="clear" w:color="auto" w:fill="auto"/>
           <w:tblCellMar>
             <w:top w:w="0" w:type="dxa"/>
             <w:left w:w="0" w:type="dxa"/>
@@ -8995,7 +9003,7 @@
               <w:bottom w:val="nil"/>
               <w:right w:val="single" w:color="auto" w:sz="2" w:space="0"/>
             </w:tcBorders>
-            <w:shd w:val="clear"/>
+            <w:shd w:val="clear" w:color="auto" w:fill="auto"/>
             <w:tcMar>
               <w:top w:w="120" w:type="dxa"/>
               <w:left w:w="180" w:type="dxa"/>
@@ -9032,7 +9040,7 @@
               <w:bottom w:val="nil"/>
               <w:right w:val="single" w:color="auto" w:sz="2" w:space="0"/>
             </w:tcBorders>
-            <w:shd w:val="clear"/>
+            <w:shd w:val="clear" w:color="auto" w:fill="auto"/>
             <w:tcMar>
               <w:top w:w="120" w:type="dxa"/>
               <w:left w:w="180" w:type="dxa"/>
@@ -9070,7 +9078,7 @@
               <w:bottom w:val="nil"/>
               <w:right w:val="single" w:color="auto" w:sz="2" w:space="0"/>
             </w:tcBorders>
-            <w:shd w:val="clear"/>
+            <w:shd w:val="clear" w:color="auto" w:fill="auto"/>
             <w:tcMar>
               <w:top w:w="120" w:type="dxa"/>
               <w:left w:w="180" w:type="dxa"/>
@@ -9108,7 +9116,7 @@
               <w:bottom w:val="nil"/>
               <w:right w:val="nil"/>
             </w:tcBorders>
-            <w:shd w:val="clear"/>
+            <w:shd w:val="clear" w:color="auto" w:fill="auto"/>
             <w:tcMar>
               <w:top w:w="120" w:type="dxa"/>
               <w:left w:w="180" w:type="dxa"/>
@@ -9147,7 +9155,7 @@
             <w:insideH w:val="none" w:color="auto" w:sz="0" w:space="0"/>
             <w:insideV w:val="none" w:color="auto" w:sz="0" w:space="0"/>
           </w:tblBorders>
-          <w:shd w:val="clear"/>
+          <w:shd w:val="clear" w:color="auto" w:fill="auto"/>
           <w:tblCellMar>
             <w:top w:w="0" w:type="dxa"/>
             <w:left w:w="0" w:type="dxa"/>
@@ -9164,7 +9172,7 @@
               <w:bottom w:val="nil"/>
               <w:right w:val="single" w:color="auto" w:sz="2" w:space="0"/>
             </w:tcBorders>
-            <w:shd w:val="clear"/>
+            <w:shd w:val="clear" w:color="auto" w:fill="auto"/>
             <w:tcMar>
               <w:top w:w="120" w:type="dxa"/>
               <w:left w:w="180" w:type="dxa"/>
@@ -9201,7 +9209,7 @@
               <w:bottom w:val="nil"/>
               <w:right w:val="single" w:color="auto" w:sz="2" w:space="0"/>
             </w:tcBorders>
-            <w:shd w:val="clear"/>
+            <w:shd w:val="clear" w:color="auto" w:fill="auto"/>
             <w:tcMar>
               <w:top w:w="120" w:type="dxa"/>
               <w:left w:w="180" w:type="dxa"/>
@@ -9239,7 +9247,7 @@
               <w:bottom w:val="nil"/>
               <w:right w:val="single" w:color="auto" w:sz="2" w:space="0"/>
             </w:tcBorders>
-            <w:shd w:val="clear"/>
+            <w:shd w:val="clear" w:color="auto" w:fill="auto"/>
             <w:tcMar>
               <w:top w:w="120" w:type="dxa"/>
               <w:left w:w="180" w:type="dxa"/>
@@ -9277,7 +9285,7 @@
               <w:bottom w:val="nil"/>
               <w:right w:val="nil"/>
             </w:tcBorders>
-            <w:shd w:val="clear"/>
+            <w:shd w:val="clear" w:color="auto" w:fill="auto"/>
             <w:tcMar>
               <w:top w:w="120" w:type="dxa"/>
               <w:left w:w="180" w:type="dxa"/>
@@ -9316,7 +9324,7 @@
             <w:insideH w:val="none" w:color="auto" w:sz="0" w:space="0"/>
             <w:insideV w:val="none" w:color="auto" w:sz="0" w:space="0"/>
           </w:tblBorders>
-          <w:shd w:val="clear"/>
+          <w:shd w:val="clear" w:color="auto" w:fill="auto"/>
           <w:tblCellMar>
             <w:top w:w="0" w:type="dxa"/>
             <w:left w:w="0" w:type="dxa"/>
@@ -9333,7 +9341,7 @@
               <w:bottom w:val="nil"/>
               <w:right w:val="single" w:color="auto" w:sz="2" w:space="0"/>
             </w:tcBorders>
-            <w:shd w:val="clear"/>
+            <w:shd w:val="clear" w:color="auto" w:fill="auto"/>
             <w:tcMar>
               <w:top w:w="120" w:type="dxa"/>
               <w:left w:w="180" w:type="dxa"/>
@@ -9370,7 +9378,7 @@
               <w:bottom w:val="nil"/>
               <w:right w:val="single" w:color="auto" w:sz="2" w:space="0"/>
             </w:tcBorders>
-            <w:shd w:val="clear"/>
+            <w:shd w:val="clear" w:color="auto" w:fill="auto"/>
             <w:tcMar>
               <w:top w:w="120" w:type="dxa"/>
               <w:left w:w="180" w:type="dxa"/>
@@ -9408,7 +9416,7 @@
               <w:bottom w:val="nil"/>
               <w:right w:val="single" w:color="auto" w:sz="2" w:space="0"/>
             </w:tcBorders>
-            <w:shd w:val="clear"/>
+            <w:shd w:val="clear" w:color="auto" w:fill="auto"/>
             <w:tcMar>
               <w:top w:w="120" w:type="dxa"/>
               <w:left w:w="180" w:type="dxa"/>
@@ -9446,7 +9454,7 @@
               <w:bottom w:val="nil"/>
               <w:right w:val="nil"/>
             </w:tcBorders>
-            <w:shd w:val="clear"/>
+            <w:shd w:val="clear" w:color="auto" w:fill="auto"/>
             <w:tcMar>
               <w:top w:w="120" w:type="dxa"/>
               <w:left w:w="180" w:type="dxa"/>
